--- a/escita do tcc/TCC_MONOGRAFIA_SMARTPLANTIO_RAFAEL.docx
+++ b/escita do tcc/TCC_MONOGRAFIA_SMARTPLANTIO_RAFAEL.docx
@@ -308,12 +308,6 @@
       <w:r>
         <w:t xml:space="preserve">Figura 2 — Evolução do Net Promoter Score (NPS) ………………………………………………… XX</w:t>
       </w:r>
-      <w:r>
-        <w:br/>
-      </w:r>
-      <w:r>
-        <w:t xml:space="preserve">Figura 3 — Cronograma do estudo de campo (aplicabilidade) …………………………………… XX</w:t>
-      </w:r>
     </w:p>
     <w:p>
       <w:r>
@@ -2669,7 +2663,23 @@
         <w:pStyle w:val="BodyText"/>
       </w:pPr>
       <w:r>
-        <w:t xml:space="preserve">Este trabalho foca especificamente na avaliação de usabilidade através de duas rodadas de testes com 6 participantes de perfis variados. A avaliação de aplicabilidade, embora planejada conceitualmente no referencial teórico do artigo científico base, não foi conduzida e não faz parte do escopo deste TCC.</w:t>
+        <w:t xml:space="preserve">Este trabalho foca especificamente na avaliação de</w:t>
+      </w:r>
+      <w:r>
+        <w:t xml:space="preserve"> </w:t>
+      </w:r>
+      <w:r>
+        <w:rPr>
+          <w:b/>
+          <w:bCs/>
+        </w:rPr>
+        <w:t xml:space="preserve">usabilidade</w:t>
+      </w:r>
+      <w:r>
+        <w:t xml:space="preserve"> </w:t>
+      </w:r>
+      <w:r>
+        <w:t xml:space="preserve">através de duas rodadas de testes com 6 participantes de perfis variados, aplicando métodos consolidados da área de Interação Humano-Computador.</w:t>
       </w:r>
     </w:p>
     <w:p>
@@ -11275,7 +11285,7 @@
         <w:t xml:space="preserve">Contexto de teste controlado</w:t>
       </w:r>
       <w:r>
-        <w:t xml:space="preserve">: Sessões de 30-40 minutos em laboratório não capturam completamente o contexto de uso real prolongado no campo (essa limitação seria endereçada por estudos de aplicabilidade futuros).</w:t>
+        <w:t xml:space="preserve">: Sessões de 30-40 minutos em ambiente de laboratório não capturam completamente o contexto de uso real prolongado no campo, que exigiria estudos longitudinais complementares.</w:t>
       </w:r>
     </w:p>
     <w:p>
@@ -11505,23 +11515,7 @@
         </w:numPr>
       </w:pPr>
       <w:r>
-        <w:t xml:space="preserve">Condução de estudos longitudinais de</w:t>
-      </w:r>
-      <w:r>
-        <w:t xml:space="preserve"> </w:t>
-      </w:r>
-      <w:r>
-        <w:rPr>
-          <w:b/>
-          <w:bCs/>
-        </w:rPr>
-        <w:t xml:space="preserve">aplicabilidade</w:t>
-      </w:r>
-      <w:r>
-        <w:t xml:space="preserve"> </w:t>
-      </w:r>
-      <w:r>
-        <w:t xml:space="preserve">com agricultores em contexto real de uso por períodos prolongados (4-8 semanas).</w:t>
+        <w:t xml:space="preserve">Expansão da amostra de testes de usabilidade para incluir agricultores de diferentes regiões do Brasil e diferentes tipos de culturas.</w:t>
       </w:r>
     </w:p>
     <w:p>
@@ -11532,7 +11526,7 @@
         </w:numPr>
       </w:pPr>
       <w:r>
-        <w:t xml:space="preserve">Expansão da amostra de testes de usabilidade para incluir agricultores de diferentes regiões do Brasil e diferentes tipos de culturas.</w:t>
+        <w:t xml:space="preserve">Condução de estudos longitudinais em contexto real de uso com agricultores em atividade, por períodos prolongados (4-8 semanas), para avaliar a utilidade prática do sistema no cotidiano agrícola.</w:t>
       </w:r>
     </w:p>
     <w:p>

--- a/escita do tcc/TCC_MONOGRAFIA_SMARTPLANTIO_RAFAEL.docx
+++ b/escita do tcc/TCC_MONOGRAFIA_SMARTPLANTIO_RAFAEL.docx
@@ -2,6 +2,32 @@
 <file path=word/document.xml><?xml version="1.0" encoding="utf-8"?>
 <w:document xmlns:w="http://schemas.openxmlformats.org/wordprocessingml/2006/main" xmlns:m="http://schemas.openxmlformats.org/officeDocument/2006/math" xmlns:r="http://schemas.openxmlformats.org/officeDocument/2006/relationships" xmlns:o="urn:schemas-microsoft-com:office:office" xmlns:v="urn:schemas-microsoft-com:vml" xmlns:w10="urn:schemas-microsoft-com:office:word" xmlns:a="http://schemas.openxmlformats.org/drawingml/2006/main" xmlns:pic="http://schemas.openxmlformats.org/drawingml/2006/picture" xmlns:wp="http://schemas.openxmlformats.org/drawingml/2006/wordprocessingDrawing">
   <w:body>
+    <w:sdt>
+      <w:sdtPr>
+        <w:docPartObj>
+          <w:docPartGallery w:val="Table of Contents"/>
+          <w:docPartUnique/>
+        </w:docPartObj>
+      </w:sdtPr>
+      <w:sdtContent>
+        <w:p>
+          <w:pPr>
+            <w:pStyle w:val="TOCHeading"/>
+          </w:pPr>
+          <w:r>
+            <w:t xml:space="preserve">Table of Contents</w:t>
+          </w:r>
+        </w:p>
+        <w:p>
+          <w:r>
+            <w:fldChar w:fldCharType="begin" w:dirty="true"/>
+            <w:instrText xml:space="preserve">TOC \o "1-3" \h \z \u</w:instrText>
+            <w:fldChar w:fldCharType="separate"/>
+            <w:fldChar w:fldCharType="end"/>
+          </w:r>
+        </w:p>
+      </w:sdtContent>
+    </w:sdt>
     <w:p>
       <w:pPr>
         <w:pStyle w:val="FirstParagraph"/>
@@ -71,6 +97,15 @@
       <w:pPr>
         <w:pStyle w:val="Heading1"/>
       </w:pPr>
+      <w:r>
+        <w:rPr>
+          <w:rStyle w:val="SectionNumber"/>
+        </w:rPr>
+        <w:t xml:space="preserve">1</w:t>
+      </w:r>
+      <w:r>
+        <w:tab/>
+      </w:r>
       <w:r>
         <w:t xml:space="preserve">TESTES DE USABILIDADE DO SOFTWARE DE GESTÃO AGRÍCOLA SMARTPLANTIO</w:t>
       </w:r>
@@ -144,6 +179,15 @@
         <w:pStyle w:val="Heading2"/>
       </w:pPr>
       <w:r>
+        <w:rPr>
+          <w:rStyle w:val="SectionNumber"/>
+        </w:rPr>
+        <w:t xml:space="preserve">1.1</w:t>
+      </w:r>
+      <w:r>
+        <w:tab/>
+      </w:r>
+      <w:r>
         <w:t xml:space="preserve">RESUMO</w:t>
       </w:r>
     </w:p>
@@ -187,6 +231,15 @@
         <w:pStyle w:val="Heading2"/>
       </w:pPr>
       <w:r>
+        <w:rPr>
+          <w:rStyle w:val="SectionNumber"/>
+        </w:rPr>
+        <w:t xml:space="preserve">1.2</w:t>
+      </w:r>
+      <w:r>
+        <w:tab/>
+      </w:r>
+      <w:r>
         <w:t xml:space="preserve">ABSTRACT</w:t>
       </w:r>
     </w:p>
@@ -230,6 +283,15 @@
         <w:pStyle w:val="Heading2"/>
       </w:pPr>
       <w:r>
+        <w:rPr>
+          <w:rStyle w:val="SectionNumber"/>
+        </w:rPr>
+        <w:t xml:space="preserve">1.3</w:t>
+      </w:r>
+      <w:r>
+        <w:tab/>
+      </w:r>
+      <w:r>
         <w:t xml:space="preserve">LISTA DE FIGURAS</w:t>
       </w:r>
     </w:p>
@@ -261,6 +323,15 @@
         <w:pStyle w:val="Heading2"/>
       </w:pPr>
       <w:r>
+        <w:rPr>
+          <w:rStyle w:val="SectionNumber"/>
+        </w:rPr>
+        <w:t xml:space="preserve">1.4</w:t>
+      </w:r>
+      <w:r>
+        <w:tab/>
+      </w:r>
+      <w:r>
         <w:t xml:space="preserve">LISTA DE TABELAS</w:t>
       </w:r>
     </w:p>
@@ -333,6 +404,15 @@
       <w:pPr>
         <w:pStyle w:val="Heading2"/>
       </w:pPr>
+      <w:r>
+        <w:rPr>
+          <w:rStyle w:val="SectionNumber"/>
+        </w:rPr>
+        <w:t xml:space="preserve">1.5</w:t>
+      </w:r>
+      <w:r>
+        <w:tab/>
+      </w:r>
       <w:r>
         <w:t xml:space="preserve">SUMÁRIO</w:t>
       </w:r>
@@ -763,6 +843,15 @@
         <w:pStyle w:val="Heading1"/>
       </w:pPr>
       <w:r>
+        <w:rPr>
+          <w:rStyle w:val="SectionNumber"/>
+        </w:rPr>
+        <w:t xml:space="preserve">2</w:t>
+      </w:r>
+      <w:r>
+        <w:tab/>
+      </w:r>
+      <w:r>
         <w:t xml:space="preserve">1. INTRODUÇÃO</w:t>
       </w:r>
     </w:p>
@@ -924,6 +1013,15 @@
         <w:pStyle w:val="Heading1"/>
       </w:pPr>
       <w:r>
+        <w:rPr>
+          <w:rStyle w:val="SectionNumber"/>
+        </w:rPr>
+        <w:t xml:space="preserve">3</w:t>
+      </w:r>
+      <w:r>
+        <w:tab/>
+      </w:r>
+      <w:r>
         <w:t xml:space="preserve">2. OBJETIVOS</w:t>
       </w:r>
     </w:p>
@@ -932,6 +1030,15 @@
       <w:pPr>
         <w:pStyle w:val="Heading2"/>
       </w:pPr>
+      <w:r>
+        <w:rPr>
+          <w:rStyle w:val="SectionNumber"/>
+        </w:rPr>
+        <w:t xml:space="preserve">3.1</w:t>
+      </w:r>
+      <w:r>
+        <w:tab/>
+      </w:r>
       <w:r>
         <w:t xml:space="preserve">2.1. Objetivo Geral</w:t>
       </w:r>
@@ -950,6 +1057,15 @@
       <w:pPr>
         <w:pStyle w:val="Heading2"/>
       </w:pPr>
+      <w:r>
+        <w:rPr>
+          <w:rStyle w:val="SectionNumber"/>
+        </w:rPr>
+        <w:t xml:space="preserve">3.2</w:t>
+      </w:r>
+      <w:r>
+        <w:tab/>
+      </w:r>
       <w:r>
         <w:t xml:space="preserve">2.2. Objetivos Específicos</w:t>
       </w:r>
@@ -1035,6 +1151,15 @@
         <w:pStyle w:val="Heading1"/>
       </w:pPr>
       <w:r>
+        <w:rPr>
+          <w:rStyle w:val="SectionNumber"/>
+        </w:rPr>
+        <w:t xml:space="preserve">4</w:t>
+      </w:r>
+      <w:r>
+        <w:tab/>
+      </w:r>
+      <w:r>
         <w:t xml:space="preserve">3. JUSTIFICATIVA</w:t>
       </w:r>
     </w:p>
@@ -1051,6 +1176,15 @@
       <w:pPr>
         <w:pStyle w:val="Heading2"/>
       </w:pPr>
+      <w:r>
+        <w:rPr>
+          <w:rStyle w:val="SectionNumber"/>
+        </w:rPr>
+        <w:t xml:space="preserve">4.1</w:t>
+      </w:r>
+      <w:r>
+        <w:tab/>
+      </w:r>
       <w:r>
         <w:t xml:space="preserve">3.1. Pilar Socioeconômico: Empoderamento do Pequeno Produtor</w:t>
       </w:r>
@@ -1118,6 +1252,15 @@
         <w:pStyle w:val="Heading2"/>
       </w:pPr>
       <w:r>
+        <w:rPr>
+          <w:rStyle w:val="SectionNumber"/>
+        </w:rPr>
+        <w:t xml:space="preserve">4.2</w:t>
+      </w:r>
+      <w:r>
+        <w:tab/>
+      </w:r>
+      <w:r>
         <w:t xml:space="preserve">3.2. Pilar Operacional: Digitalização e Eficiência na Gestão</w:t>
       </w:r>
     </w:p>
@@ -1159,6 +1302,15 @@
       <w:pPr>
         <w:pStyle w:val="Heading2"/>
       </w:pPr>
+      <w:r>
+        <w:rPr>
+          <w:rStyle w:val="SectionNumber"/>
+        </w:rPr>
+        <w:t xml:space="preserve">4.3</w:t>
+      </w:r>
+      <w:r>
+        <w:tab/>
+      </w:r>
       <w:r>
         <w:t xml:space="preserve">3.3. Pilar Técnico-Científico: Contribuição para a Área de IHC</w:t>
       </w:r>
@@ -1218,6 +1370,15 @@
         <w:pStyle w:val="Heading1"/>
       </w:pPr>
       <w:r>
+        <w:rPr>
+          <w:rStyle w:val="SectionNumber"/>
+        </w:rPr>
+        <w:t xml:space="preserve">5</w:t>
+      </w:r>
+      <w:r>
+        <w:tab/>
+      </w:r>
+      <w:r>
         <w:t xml:space="preserve">4. REFERENCIAL TEÓRICO</w:t>
       </w:r>
     </w:p>
@@ -1234,6 +1395,15 @@
       <w:pPr>
         <w:pStyle w:val="Heading2"/>
       </w:pPr>
+      <w:r>
+        <w:rPr>
+          <w:rStyle w:val="SectionNumber"/>
+        </w:rPr>
+        <w:t xml:space="preserve">5.1</w:t>
+      </w:r>
+      <w:r>
+        <w:tab/>
+      </w:r>
       <w:r>
         <w:t xml:space="preserve">4.1. Gestão Agrícola e o Pequeno Produtor</w:t>
       </w:r>
@@ -1297,6 +1467,15 @@
         <w:pStyle w:val="Heading2"/>
       </w:pPr>
       <w:r>
+        <w:rPr>
+          <w:rStyle w:val="SectionNumber"/>
+        </w:rPr>
+        <w:t xml:space="preserve">5.2</w:t>
+      </w:r>
+      <w:r>
+        <w:tab/>
+      </w:r>
+      <w:r>
         <w:t xml:space="preserve">4.2. O Sistema Smart Plantio</w:t>
       </w:r>
     </w:p>
@@ -1313,6 +1492,15 @@
       <w:pPr>
         <w:pStyle w:val="Heading3"/>
       </w:pPr>
+      <w:r>
+        <w:rPr>
+          <w:rStyle w:val="SectionNumber"/>
+        </w:rPr>
+        <w:t xml:space="preserve">5.2.1</w:t>
+      </w:r>
+      <w:r>
+        <w:tab/>
+      </w:r>
       <w:r>
         <w:t xml:space="preserve">4.2.1. Histórico e Desenvolvimento Original</w:t>
       </w:r>
@@ -1368,6 +1556,15 @@
         <w:pStyle w:val="Heading3"/>
       </w:pPr>
       <w:r>
+        <w:rPr>
+          <w:rStyle w:val="SectionNumber"/>
+        </w:rPr>
+        <w:t xml:space="preserve">5.2.2</w:t>
+      </w:r>
+      <w:r>
+        <w:tab/>
+      </w:r>
+      <w:r>
         <w:t xml:space="preserve">4.2.2. Arquitetura de Sistemas com Node.js e Express</w:t>
       </w:r>
     </w:p>
@@ -1434,6 +1631,15 @@
         <w:pStyle w:val="Heading3"/>
       </w:pPr>
       <w:r>
+        <w:rPr>
+          <w:rStyle w:val="SectionNumber"/>
+        </w:rPr>
+        <w:t xml:space="preserve">5.2.3</w:t>
+      </w:r>
+      <w:r>
+        <w:tab/>
+      </w:r>
+      <w:r>
         <w:t xml:space="preserve">4.2.3. Desenvolvimento de Interfaces Reativas com React e Vite</w:t>
       </w:r>
     </w:p>
@@ -1523,6 +1729,15 @@
       <w:pPr>
         <w:pStyle w:val="Heading3"/>
       </w:pPr>
+      <w:r>
+        <w:rPr>
+          <w:rStyle w:val="SectionNumber"/>
+        </w:rPr>
+        <w:t xml:space="preserve">5.2.4</w:t>
+      </w:r>
+      <w:r>
+        <w:tab/>
+      </w:r>
       <w:r>
         <w:t xml:space="preserve">4.2.4. Persistência de Dados com MySQL e Sequelize</w:t>
       </w:r>
@@ -1610,6 +1825,15 @@
         <w:pStyle w:val="Heading2"/>
       </w:pPr>
       <w:r>
+        <w:rPr>
+          <w:rStyle w:val="SectionNumber"/>
+        </w:rPr>
+        <w:t xml:space="preserve">5.3</w:t>
+      </w:r>
+      <w:r>
+        <w:tab/>
+      </w:r>
+      <w:r>
         <w:t xml:space="preserve">4.3. Testes de Usabilidade e Interação Humano-Computador</w:t>
       </w:r>
     </w:p>
@@ -1634,6 +1858,15 @@
       <w:pPr>
         <w:pStyle w:val="Heading3"/>
       </w:pPr>
+      <w:r>
+        <w:rPr>
+          <w:rStyle w:val="SectionNumber"/>
+        </w:rPr>
+        <w:t xml:space="preserve">5.3.1</w:t>
+      </w:r>
+      <w:r>
+        <w:tab/>
+      </w:r>
       <w:r>
         <w:t xml:space="preserve">4.3.1. Definição de Usabilidade e Atributos de Avaliação</w:t>
       </w:r>
@@ -1829,6 +2062,15 @@
         <w:pStyle w:val="Heading3"/>
       </w:pPr>
       <w:r>
+        <w:rPr>
+          <w:rStyle w:val="SectionNumber"/>
+        </w:rPr>
+        <w:t xml:space="preserve">5.3.2</w:t>
+      </w:r>
+      <w:r>
+        <w:tab/>
+      </w:r>
+      <w:r>
         <w:t xml:space="preserve">4.3.2. Heurísticas de Nielsen para Avaliação de Interfaces</w:t>
       </w:r>
     </w:p>
@@ -2009,6 +2251,15 @@
         <w:pStyle w:val="Heading3"/>
       </w:pPr>
       <w:r>
+        <w:rPr>
+          <w:rStyle w:val="SectionNumber"/>
+        </w:rPr>
+        <w:t xml:space="preserve">5.3.3</w:t>
+      </w:r>
+      <w:r>
+        <w:tab/>
+      </w:r>
+      <w:r>
         <w:t xml:space="preserve">4.3.3. Classificação de Severidade de Problemas</w:t>
       </w:r>
     </w:p>
@@ -2110,6 +2361,15 @@
         <w:pStyle w:val="Heading3"/>
       </w:pPr>
       <w:r>
+        <w:rPr>
+          <w:rStyle w:val="SectionNumber"/>
+        </w:rPr>
+        <w:t xml:space="preserve">5.3.4</w:t>
+      </w:r>
+      <w:r>
+        <w:tab/>
+      </w:r>
+      <w:r>
         <w:t xml:space="preserve">4.3.4. Protocolo Think-Aloud</w:t>
       </w:r>
     </w:p>
@@ -2173,6 +2433,15 @@
         <w:pStyle w:val="Heading3"/>
       </w:pPr>
       <w:r>
+        <w:rPr>
+          <w:rStyle w:val="SectionNumber"/>
+        </w:rPr>
+        <w:t xml:space="preserve">5.3.5</w:t>
+      </w:r>
+      <w:r>
+        <w:tab/>
+      </w:r>
+      <w:r>
         <w:t xml:space="preserve">4.3.5. Escalas de Medição e Satisfação</w:t>
       </w:r>
     </w:p>
@@ -2236,6 +2505,15 @@
         <w:pStyle w:val="Heading3"/>
       </w:pPr>
       <w:r>
+        <w:rPr>
+          <w:rStyle w:val="SectionNumber"/>
+        </w:rPr>
+        <w:t xml:space="preserve">5.3.6</w:t>
+      </w:r>
+      <w:r>
+        <w:tab/>
+      </w:r>
+      <w:r>
         <w:t xml:space="preserve">4.3.6. Amostragem em Testes de Usabilidade</w:t>
       </w:r>
     </w:p>
@@ -2298,6 +2576,15 @@
       <w:pPr>
         <w:pStyle w:val="Heading3"/>
       </w:pPr>
+      <w:r>
+        <w:rPr>
+          <w:rStyle w:val="SectionNumber"/>
+        </w:rPr>
+        <w:t xml:space="preserve">5.3.7</w:t>
+      </w:r>
+      <w:r>
+        <w:tab/>
+      </w:r>
       <w:r>
         <w:t xml:space="preserve">4.3.7. Usabilidade versus Aplicabilidade</w:t>
       </w:r>
@@ -2411,6 +2698,15 @@
         <w:pStyle w:val="Heading1"/>
       </w:pPr>
       <w:r>
+        <w:rPr>
+          <w:rStyle w:val="SectionNumber"/>
+        </w:rPr>
+        <w:t xml:space="preserve">6</w:t>
+      </w:r>
+      <w:r>
+        <w:tab/>
+      </w:r>
+      <w:r>
         <w:t xml:space="preserve">5. METODOLOGIA</w:t>
       </w:r>
     </w:p>
@@ -2427,6 +2723,15 @@
       <w:pPr>
         <w:pStyle w:val="Heading2"/>
       </w:pPr>
+      <w:r>
+        <w:rPr>
+          <w:rStyle w:val="SectionNumber"/>
+        </w:rPr>
+        <w:t xml:space="preserve">6.1</w:t>
+      </w:r>
+      <w:r>
+        <w:tab/>
+      </w:r>
       <w:r>
         <w:t xml:space="preserve">5.1. Classificação da Pesquisa</w:t>
       </w:r>
@@ -2600,6 +2905,15 @@
         <w:pStyle w:val="Heading2"/>
       </w:pPr>
       <w:r>
+        <w:rPr>
+          <w:rStyle w:val="SectionNumber"/>
+        </w:rPr>
+        <w:t xml:space="preserve">6.2</w:t>
+      </w:r>
+      <w:r>
+        <w:tab/>
+      </w:r>
+      <w:r>
         <w:t xml:space="preserve">5.2. Design Experimental</w:t>
       </w:r>
     </w:p>
@@ -2758,6 +3072,15 @@
         <w:pStyle w:val="Heading2"/>
       </w:pPr>
       <w:r>
+        <w:rPr>
+          <w:rStyle w:val="SectionNumber"/>
+        </w:rPr>
+        <w:t xml:space="preserve">6.3</w:t>
+      </w:r>
+      <w:r>
+        <w:tab/>
+      </w:r>
+      <w:r>
         <w:t xml:space="preserve">5.3. População e Amostra</w:t>
       </w:r>
     </w:p>
@@ -2911,6 +3234,15 @@
         <w:pStyle w:val="Heading2"/>
       </w:pPr>
       <w:r>
+        <w:rPr>
+          <w:rStyle w:val="SectionNumber"/>
+        </w:rPr>
+        <w:t xml:space="preserve">6.4</w:t>
+      </w:r>
+      <w:r>
+        <w:tab/>
+      </w:r>
+      <w:r>
         <w:t xml:space="preserve">5.4. Instrumentos de Coleta de Dados</w:t>
       </w:r>
     </w:p>
@@ -3274,6 +3606,15 @@
         <w:pStyle w:val="Heading2"/>
       </w:pPr>
       <w:r>
+        <w:rPr>
+          <w:rStyle w:val="SectionNumber"/>
+        </w:rPr>
+        <w:t xml:space="preserve">6.5</w:t>
+      </w:r>
+      <w:r>
+        <w:tab/>
+      </w:r>
+      <w:r>
         <w:t xml:space="preserve">5.5. Procedimentos de Teste</w:t>
       </w:r>
     </w:p>
@@ -3578,6 +3919,15 @@
         <w:pStyle w:val="Heading2"/>
       </w:pPr>
       <w:r>
+        <w:rPr>
+          <w:rStyle w:val="SectionNumber"/>
+        </w:rPr>
+        <w:t xml:space="preserve">6.6</w:t>
+      </w:r>
+      <w:r>
+        <w:tab/>
+      </w:r>
+      <w:r>
         <w:t xml:space="preserve">5.6. Análise de Dados</w:t>
       </w:r>
     </w:p>
@@ -3594,6 +3944,15 @@
       <w:pPr>
         <w:pStyle w:val="Heading3"/>
       </w:pPr>
+      <w:r>
+        <w:rPr>
+          <w:rStyle w:val="SectionNumber"/>
+        </w:rPr>
+        <w:t xml:space="preserve">6.6.1</w:t>
+      </w:r>
+      <w:r>
+        <w:tab/>
+      </w:r>
       <w:r>
         <w:t xml:space="preserve">5.7.1. Análise Quantitativa</w:t>
       </w:r>
@@ -3746,6 +4105,15 @@
       <w:pPr>
         <w:pStyle w:val="Heading3"/>
       </w:pPr>
+      <w:r>
+        <w:rPr>
+          <w:rStyle w:val="SectionNumber"/>
+        </w:rPr>
+        <w:t xml:space="preserve">6.6.2</w:t>
+      </w:r>
+      <w:r>
+        <w:tab/>
+      </w:r>
       <w:r>
         <w:t xml:space="preserve">5.7.2. Análise Qualitativa</w:t>
       </w:r>
@@ -4012,6 +4380,15 @@
         <w:pStyle w:val="Heading1"/>
       </w:pPr>
       <w:r>
+        <w:rPr>
+          <w:rStyle w:val="SectionNumber"/>
+        </w:rPr>
+        <w:t xml:space="preserve">7</w:t>
+      </w:r>
+      <w:r>
+        <w:tab/>
+      </w:r>
+      <w:r>
         <w:t xml:space="preserve">6. RESULTADOS E DISCUSSÃO</w:t>
       </w:r>
     </w:p>
@@ -4028,6 +4405,15 @@
       <w:pPr>
         <w:pStyle w:val="Heading2"/>
       </w:pPr>
+      <w:r>
+        <w:rPr>
+          <w:rStyle w:val="SectionNumber"/>
+        </w:rPr>
+        <w:t xml:space="preserve">7.1</w:t>
+      </w:r>
+      <w:r>
+        <w:tab/>
+      </w:r>
       <w:r>
         <w:t xml:space="preserve">6.1. Avaliação Técnica Preliminar — Inspeção do Desenvolvedor</w:t>
       </w:r>
@@ -5094,6 +5480,15 @@
         <w:pStyle w:val="Heading2"/>
       </w:pPr>
       <w:r>
+        <w:rPr>
+          <w:rStyle w:val="SectionNumber"/>
+        </w:rPr>
+        <w:t xml:space="preserve">7.2</w:t>
+      </w:r>
+      <w:r>
+        <w:tab/>
+      </w:r>
+      <w:r>
         <w:t xml:space="preserve">6.2. Rodada 1 — Linha de Base (Pré-Teste)</w:t>
       </w:r>
     </w:p>
@@ -5647,6 +6042,15 @@
       <w:pPr>
         <w:pStyle w:val="Heading3"/>
       </w:pPr>
+      <w:r>
+        <w:rPr>
+          <w:rStyle w:val="SectionNumber"/>
+        </w:rPr>
+        <w:t xml:space="preserve">7.2.1</w:t>
+      </w:r>
+      <w:r>
+        <w:tab/>
+      </w:r>
       <w:r>
         <w:t xml:space="preserve">6.2.1. Métricas Quantitativas — Desempenho por Tarefa</w:t>
       </w:r>
@@ -6406,6 +6810,15 @@
         <w:pStyle w:val="Heading3"/>
       </w:pPr>
       <w:r>
+        <w:rPr>
+          <w:rStyle w:val="SectionNumber"/>
+        </w:rPr>
+        <w:t xml:space="preserve">7.2.2</w:t>
+      </w:r>
+      <w:r>
+        <w:tab/>
+      </w:r>
+      <w:r>
         <w:t xml:space="preserve">6.2.2. Análise Qualitativa — Problemas Identificados</w:t>
       </w:r>
     </w:p>
@@ -7375,6 +7788,15 @@
         <w:pStyle w:val="Heading3"/>
       </w:pPr>
       <w:r>
+        <w:rPr>
+          <w:rStyle w:val="SectionNumber"/>
+        </w:rPr>
+        <w:t xml:space="preserve">7.2.3</w:t>
+      </w:r>
+      <w:r>
+        <w:tab/>
+      </w:r>
+      <w:r>
         <w:t xml:space="preserve">6.2.3. Avaliação de Satisfação — Net Promoter Score (NPS)</w:t>
       </w:r>
     </w:p>
@@ -7905,6 +8327,15 @@
       <w:pPr>
         <w:pStyle w:val="Heading2"/>
       </w:pPr>
+      <w:r>
+        <w:rPr>
+          <w:rStyle w:val="SectionNumber"/>
+        </w:rPr>
+        <w:t xml:space="preserve">7.3</w:t>
+      </w:r>
+      <w:r>
+        <w:tab/>
+      </w:r>
       <w:r>
         <w:t xml:space="preserve">6.3. Intervenções Técnicas Realizadas</w:t>
       </w:r>
@@ -8843,6 +9274,15 @@
       <w:pPr>
         <w:pStyle w:val="Heading2"/>
       </w:pPr>
+      <w:r>
+        <w:rPr>
+          <w:rStyle w:val="SectionNumber"/>
+        </w:rPr>
+        <w:t xml:space="preserve">7.4</w:t>
+      </w:r>
+      <w:r>
+        <w:tab/>
+      </w:r>
       <w:r>
         <w:t xml:space="preserve">6.4. Rodada 2 — Pós-Teste</w:t>
       </w:r>
@@ -9759,29 +10199,29 @@
               <w:pStyle w:val="Compact"/>
             </w:pPr>
             <w:r>
-              <w:t xml:space="preserve">5</w:t>
-            </w:r>
-          </w:p>
-        </w:tc>
-        <w:tc>
-          <w:tcPr/>
-          <w:p>
-            <w:pPr>
-              <w:pStyle w:val="Compact"/>
-            </w:pPr>
-            <w:r>
-              <w:t xml:space="preserve">0</w:t>
-            </w:r>
-          </w:p>
-        </w:tc>
-        <w:tc>
-          <w:tcPr/>
-          <w:p>
-            <w:pPr>
-              <w:pStyle w:val="Compact"/>
-            </w:pPr>
-            <w:r>
-              <w:t xml:space="preserve">Detrator</w:t>
+              <w:t xml:space="preserve">8</w:t>
+            </w:r>
+          </w:p>
+        </w:tc>
+        <w:tc>
+          <w:tcPr/>
+          <w:p>
+            <w:pPr>
+              <w:pStyle w:val="Compact"/>
+            </w:pPr>
+            <w:r>
+              <w:t xml:space="preserve">+3</w:t>
+            </w:r>
+          </w:p>
+        </w:tc>
+        <w:tc>
+          <w:tcPr/>
+          <w:p>
+            <w:pPr>
+              <w:pStyle w:val="Compact"/>
+            </w:pPr>
+            <w:r>
+              <w:t xml:space="preserve">Neutro</w:t>
             </w:r>
           </w:p>
         </w:tc>
@@ -10043,18 +10483,18 @@
               <w:pStyle w:val="Compact"/>
             </w:pPr>
             <w:r>
-              <w:t xml:space="preserve">8</w:t>
-            </w:r>
-          </w:p>
-        </w:tc>
-        <w:tc>
-          <w:tcPr/>
-          <w:p>
-            <w:pPr>
-              <w:pStyle w:val="Compact"/>
-            </w:pPr>
-            <w:r>
-              <w:t xml:space="preserve">+6</w:t>
+              <w:t xml:space="preserve">7</w:t>
+            </w:r>
+          </w:p>
+        </w:tc>
+        <w:tc>
+          <w:tcPr/>
+          <w:p>
+            <w:pPr>
+              <w:pStyle w:val="Compact"/>
+            </w:pPr>
+            <w:r>
+              <w:t xml:space="preserve">+5</w:t>
             </w:r>
           </w:p>
         </w:tc>
@@ -10191,7 +10631,7 @@
                 <w:b/>
                 <w:bCs/>
               </w:rPr>
-              <w:t xml:space="preserve">8,3</w:t>
+              <w:t xml:space="preserve">8,7</w:t>
             </w:r>
           </w:p>
         </w:tc>
@@ -10206,7 +10646,7 @@
                 <w:b/>
                 <w:bCs/>
               </w:rPr>
-              <w:t xml:space="preserve">+3,0</w:t>
+              <w:t xml:space="preserve">+3,4</w:t>
             </w:r>
           </w:p>
         </w:tc>
@@ -10249,17 +10689,17 @@
         <w:t xml:space="preserve"> </w:t>
       </w:r>
       <w:r>
-        <w:t xml:space="preserve">= 50,0% − 16,7% =</w:t>
-      </w:r>
-      <w:r>
-        <w:t xml:space="preserve"> </w:t>
-      </w:r>
-      <w:r>
-        <w:rPr>
-          <w:b/>
-          <w:bCs/>
-        </w:rPr>
-        <w:t xml:space="preserve">+33,3</w:t>
+        <w:t xml:space="preserve">= 50,0% − 0,0% =</w:t>
+      </w:r>
+      <w:r>
+        <w:t xml:space="preserve"> </w:t>
+      </w:r>
+      <w:r>
+        <w:rPr>
+          <w:b/>
+          <w:bCs/>
+        </w:rPr>
+        <w:t xml:space="preserve">+50,0</w:t>
       </w:r>
       <w:r>
         <w:br/>
@@ -10285,13 +10725,13 @@
           <w:b/>
           <w:bCs/>
         </w:rPr>
-        <w:t xml:space="preserve">+116,6 pontos percentuais</w:t>
-      </w:r>
-      <w:r>
-        <w:t xml:space="preserve"> </w:t>
-      </w:r>
-      <w:r>
-        <w:t xml:space="preserve">(de −83,3 para +33,3)</w:t>
+        <w:t xml:space="preserve">+133,3 pontos percentuais</w:t>
+      </w:r>
+      <w:r>
+        <w:t xml:space="preserve"> </w:t>
+      </w:r>
+      <w:r>
+        <w:t xml:space="preserve">(de −83,3 para +50,0)</w:t>
       </w:r>
     </w:p>
     <w:p>
@@ -10377,6 +10817,15 @@
       <w:pPr>
         <w:pStyle w:val="Heading2"/>
       </w:pPr>
+      <w:r>
+        <w:rPr>
+          <w:rStyle w:val="SectionNumber"/>
+        </w:rPr>
+        <w:t xml:space="preserve">7.5</w:t>
+      </w:r>
+      <w:r>
+        <w:tab/>
+      </w:r>
       <w:r>
         <w:t xml:space="preserve">6.5. Análise Comparativa entre Rodadas</w:t>
       </w:r>
@@ -10917,6 +11366,15 @@
         <w:pStyle w:val="Heading3"/>
       </w:pPr>
       <w:r>
+        <w:rPr>
+          <w:rStyle w:val="SectionNumber"/>
+        </w:rPr>
+        <w:t xml:space="preserve">7.5.1</w:t>
+      </w:r>
+      <w:r>
+        <w:tab/>
+      </w:r>
+      <w:r>
         <w:t xml:space="preserve">6.5.1. Análise Quantitativa das Melhorias</w:t>
       </w:r>
     </w:p>
@@ -11250,6 +11708,15 @@
         <w:pStyle w:val="Heading3"/>
       </w:pPr>
       <w:r>
+        <w:rPr>
+          <w:rStyle w:val="SectionNumber"/>
+        </w:rPr>
+        <w:t xml:space="preserve">7.5.2</w:t>
+      </w:r>
+      <w:r>
+        <w:tab/>
+      </w:r>
+      <w:r>
         <w:t xml:space="preserve">6.5.2. Análise Qualitativa das Verbalizações</w:t>
       </w:r>
     </w:p>
@@ -11517,6 +11984,15 @@
       <w:pPr>
         <w:pStyle w:val="Heading3"/>
       </w:pPr>
+      <w:r>
+        <w:rPr>
+          <w:rStyle w:val="SectionNumber"/>
+        </w:rPr>
+        <w:t xml:space="preserve">7.5.3</w:t>
+      </w:r>
+      <w:r>
+        <w:tab/>
+      </w:r>
       <w:r>
         <w:t xml:space="preserve">6.5.3. Validação das Hipóteses de Correção</w:t>
       </w:r>
@@ -11859,6 +12335,15 @@
       <w:pPr>
         <w:pStyle w:val="Heading2"/>
       </w:pPr>
+      <w:r>
+        <w:rPr>
+          <w:rStyle w:val="SectionNumber"/>
+        </w:rPr>
+        <w:t xml:space="preserve">7.6</w:t>
+      </w:r>
+      <w:r>
+        <w:tab/>
+      </w:r>
       <w:r>
         <w:t xml:space="preserve">6.6. Discussão dos Resultados</w:t>
       </w:r>
@@ -12044,6 +12529,15 @@
       <w:pPr>
         <w:pStyle w:val="Heading3"/>
       </w:pPr>
+      <w:r>
+        <w:rPr>
+          <w:rStyle w:val="SectionNumber"/>
+        </w:rPr>
+        <w:t xml:space="preserve">7.6.1</w:t>
+      </w:r>
+      <w:r>
+        <w:tab/>
+      </w:r>
       <w:r>
         <w:t xml:space="preserve">6.6.1. Validação Empírica das Melhorias (Rodada 2)</w:t>
       </w:r>
@@ -12427,6 +12921,15 @@
         <w:pStyle w:val="Heading3"/>
       </w:pPr>
       <w:r>
+        <w:rPr>
+          <w:rStyle w:val="SectionNumber"/>
+        </w:rPr>
+        <w:t xml:space="preserve">7.6.2</w:t>
+      </w:r>
+      <w:r>
+        <w:tab/>
+      </w:r>
+      <w:r>
         <w:t xml:space="preserve">6.6.2. Implicações para Design de Sistemas Agrícolas</w:t>
       </w:r>
     </w:p>
@@ -12558,6 +13061,15 @@
       <w:pPr>
         <w:pStyle w:val="Heading1"/>
       </w:pPr>
+      <w:r>
+        <w:rPr>
+          <w:rStyle w:val="SectionNumber"/>
+        </w:rPr>
+        <w:t xml:space="preserve">8</w:t>
+      </w:r>
+      <w:r>
+        <w:tab/>
+      </w:r>
       <w:r>
         <w:t xml:space="preserve">7. CONCLUSÃO</w:t>
       </w:r>
@@ -13302,6 +13814,15 @@
         <w:pStyle w:val="Heading1"/>
       </w:pPr>
       <w:r>
+        <w:rPr>
+          <w:rStyle w:val="SectionNumber"/>
+        </w:rPr>
+        <w:t xml:space="preserve">9</w:t>
+      </w:r>
+      <w:r>
+        <w:tab/>
+      </w:r>
+      <w:r>
         <w:t xml:space="preserve">REFERÊNCIAS</w:t>
       </w:r>
     </w:p>
@@ -13877,6 +14398,15 @@
         <w:pStyle w:val="Heading1"/>
       </w:pPr>
       <w:r>
+        <w:rPr>
+          <w:rStyle w:val="SectionNumber"/>
+        </w:rPr>
+        <w:t xml:space="preserve">10</w:t>
+      </w:r>
+      <w:r>
+        <w:tab/>
+      </w:r>
+      <w:r>
         <w:t xml:space="preserve">APÊNDICES</w:t>
       </w:r>
     </w:p>
@@ -13885,6 +14415,15 @@
       <w:pPr>
         <w:pStyle w:val="Heading2"/>
       </w:pPr>
+      <w:r>
+        <w:rPr>
+          <w:rStyle w:val="SectionNumber"/>
+        </w:rPr>
+        <w:t xml:space="preserve">10.1</w:t>
+      </w:r>
+      <w:r>
+        <w:tab/>
+      </w:r>
       <w:r>
         <w:t xml:space="preserve">APÊNDICE A — Guião de Tarefas para Testes de Usabilidade</w:t>
       </w:r>
@@ -15043,6 +15582,15 @@
         <w:pStyle w:val="Heading2"/>
       </w:pPr>
       <w:r>
+        <w:rPr>
+          <w:rStyle w:val="SectionNumber"/>
+        </w:rPr>
+        <w:t xml:space="preserve">10.2</w:t>
+      </w:r>
+      <w:r>
+        <w:tab/>
+      </w:r>
+      <w:r>
         <w:t xml:space="preserve">APÊNDICE B — Questionário de Satisfação Pós-Teste</w:t>
       </w:r>
     </w:p>
@@ -15104,6 +15652,15 @@
       <w:pPr>
         <w:pStyle w:val="Heading3"/>
       </w:pPr>
+      <w:r>
+        <w:rPr>
+          <w:rStyle w:val="SectionNumber"/>
+        </w:rPr>
+        <w:t xml:space="preserve">10.2.1</w:t>
+      </w:r>
+      <w:r>
+        <w:tab/>
+      </w:r>
       <w:r>
         <w:rPr>
           <w:b/>
@@ -15145,6 +15702,15 @@
       </w:pPr>
       <w:r>
         <w:rPr>
+          <w:rStyle w:val="SectionNumber"/>
+        </w:rPr>
+        <w:t xml:space="preserve">10.2.2</w:t>
+      </w:r>
+      <w:r>
+        <w:tab/>
+      </w:r>
+      <w:r>
+        <w:rPr>
           <w:b/>
           <w:bCs/>
         </w:rPr>
@@ -15300,6 +15866,15 @@
       </w:pPr>
       <w:r>
         <w:rPr>
+          <w:rStyle w:val="SectionNumber"/>
+        </w:rPr>
+        <w:t xml:space="preserve">10.2.3</w:t>
+      </w:r>
+      <w:r>
+        <w:tab/>
+      </w:r>
+      <w:r>
+        <w:rPr>
           <w:b/>
           <w:bCs/>
         </w:rPr>
@@ -15361,6 +15936,15 @@
       <w:pPr>
         <w:pStyle w:val="Heading3"/>
       </w:pPr>
+      <w:r>
+        <w:rPr>
+          <w:rStyle w:val="SectionNumber"/>
+        </w:rPr>
+        <w:t xml:space="preserve">10.2.4</w:t>
+      </w:r>
+      <w:r>
+        <w:tab/>
+      </w:r>
       <w:r>
         <w:rPr>
           <w:b/>
@@ -16878,7 +17462,7 @@
       <w:color w:themeColor="accent1" w:themeShade="BF" w:val="365F91"/>
     </w:rPr>
   </w:style>
-  <w:style w:customStyle="1" w:styleId="SourceCode" w:type="paragraph">
+  <w:style w:type="paragraph" w:customStyle="1" w:styleId="SourceCode">
     <w:name w:val="Source Code"/>
     <w:basedOn w:val="Normal"/>
     <w:link w:val="VerbatimChar"/>
@@ -16886,7 +17470,7 @@
       <w:wordWrap w:val="off"/>
     </w:pPr>
   </w:style>
-  <w:style w:customStyle="1" w:styleId="KeywordTok" w:type="character">
+  <w:style w:type="character" w:customStyle="1" w:styleId="KeywordTok">
     <w:name w:val="KeywordTok"/>
     <w:basedOn w:val="VerbatimChar"/>
     <w:rPr>
@@ -16894,77 +17478,77 @@
       <w:color w:val="007020"/>
     </w:rPr>
   </w:style>
-  <w:style w:customStyle="1" w:styleId="DataTypeTok" w:type="character">
+  <w:style w:type="character" w:customStyle="1" w:styleId="DataTypeTok">
     <w:name w:val="DataTypeTok"/>
     <w:basedOn w:val="VerbatimChar"/>
     <w:rPr>
       <w:color w:val="902000"/>
     </w:rPr>
   </w:style>
-  <w:style w:customStyle="1" w:styleId="DecValTok" w:type="character">
+  <w:style w:type="character" w:customStyle="1" w:styleId="DecValTok">
     <w:name w:val="DecValTok"/>
     <w:basedOn w:val="VerbatimChar"/>
     <w:rPr>
       <w:color w:val="40a070"/>
     </w:rPr>
   </w:style>
-  <w:style w:customStyle="1" w:styleId="BaseNTok" w:type="character">
+  <w:style w:type="character" w:customStyle="1" w:styleId="BaseNTok">
     <w:name w:val="BaseNTok"/>
     <w:basedOn w:val="VerbatimChar"/>
     <w:rPr>
       <w:color w:val="40a070"/>
     </w:rPr>
   </w:style>
-  <w:style w:customStyle="1" w:styleId="FloatTok" w:type="character">
+  <w:style w:type="character" w:customStyle="1" w:styleId="FloatTok">
     <w:name w:val="FloatTok"/>
     <w:basedOn w:val="VerbatimChar"/>
     <w:rPr>
       <w:color w:val="40a070"/>
     </w:rPr>
   </w:style>
-  <w:style w:customStyle="1" w:styleId="ConstantTok" w:type="character">
+  <w:style w:type="character" w:customStyle="1" w:styleId="ConstantTok">
     <w:name w:val="ConstantTok"/>
     <w:basedOn w:val="VerbatimChar"/>
     <w:rPr>
       <w:color w:val="880000"/>
     </w:rPr>
   </w:style>
-  <w:style w:customStyle="1" w:styleId="CharTok" w:type="character">
+  <w:style w:type="character" w:customStyle="1" w:styleId="CharTok">
     <w:name w:val="CharTok"/>
     <w:basedOn w:val="VerbatimChar"/>
     <w:rPr>
       <w:color w:val="4070a0"/>
     </w:rPr>
   </w:style>
-  <w:style w:customStyle="1" w:styleId="SpecialCharTok" w:type="character">
+  <w:style w:type="character" w:customStyle="1" w:styleId="SpecialCharTok">
     <w:name w:val="SpecialCharTok"/>
     <w:basedOn w:val="VerbatimChar"/>
     <w:rPr>
       <w:color w:val="4070a0"/>
     </w:rPr>
   </w:style>
-  <w:style w:customStyle="1" w:styleId="StringTok" w:type="character">
+  <w:style w:type="character" w:customStyle="1" w:styleId="StringTok">
     <w:name w:val="StringTok"/>
     <w:basedOn w:val="VerbatimChar"/>
     <w:rPr>
       <w:color w:val="4070a0"/>
     </w:rPr>
   </w:style>
-  <w:style w:customStyle="1" w:styleId="VerbatimStringTok" w:type="character">
+  <w:style w:type="character" w:customStyle="1" w:styleId="VerbatimStringTok">
     <w:name w:val="VerbatimStringTok"/>
     <w:basedOn w:val="VerbatimChar"/>
     <w:rPr>
       <w:color w:val="4070a0"/>
     </w:rPr>
   </w:style>
-  <w:style w:customStyle="1" w:styleId="SpecialStringTok" w:type="character">
+  <w:style w:type="character" w:customStyle="1" w:styleId="SpecialStringTok">
     <w:name w:val="SpecialStringTok"/>
     <w:basedOn w:val="VerbatimChar"/>
     <w:rPr>
       <w:color w:val="bb6688"/>
     </w:rPr>
   </w:style>
-  <w:style w:customStyle="1" w:styleId="ImportTok" w:type="character">
+  <w:style w:type="character" w:customStyle="1" w:styleId="ImportTok">
     <w:name w:val="ImportTok"/>
     <w:basedOn w:val="VerbatimChar"/>
     <w:rPr>
@@ -16972,7 +17556,7 @@
       <w:color w:val="008000"/>
     </w:rPr>
   </w:style>
-  <w:style w:customStyle="1" w:styleId="CommentTok" w:type="character">
+  <w:style w:type="character" w:customStyle="1" w:styleId="CommentTok">
     <w:name w:val="CommentTok"/>
     <w:basedOn w:val="VerbatimChar"/>
     <w:rPr>
@@ -16980,7 +17564,7 @@
       <w:color w:val="60a0b0"/>
     </w:rPr>
   </w:style>
-  <w:style w:customStyle="1" w:styleId="DocumentationTok" w:type="character">
+  <w:style w:type="character" w:customStyle="1" w:styleId="DocumentationTok">
     <w:name w:val="DocumentationTok"/>
     <w:basedOn w:val="VerbatimChar"/>
     <w:rPr>
@@ -16988,7 +17572,7 @@
       <w:color w:val="ba2121"/>
     </w:rPr>
   </w:style>
-  <w:style w:customStyle="1" w:styleId="AnnotationTok" w:type="character">
+  <w:style w:type="character" w:customStyle="1" w:styleId="AnnotationTok">
     <w:name w:val="AnnotationTok"/>
     <w:basedOn w:val="VerbatimChar"/>
     <w:rPr>
@@ -16997,7 +17581,7 @@
       <w:color w:val="60a0b0"/>
     </w:rPr>
   </w:style>
-  <w:style w:customStyle="1" w:styleId="CommentVarTok" w:type="character">
+  <w:style w:type="character" w:customStyle="1" w:styleId="CommentVarTok">
     <w:name w:val="CommentVarTok"/>
     <w:basedOn w:val="VerbatimChar"/>
     <w:rPr>
@@ -17006,28 +17590,28 @@
       <w:color w:val="60a0b0"/>
     </w:rPr>
   </w:style>
-  <w:style w:customStyle="1" w:styleId="OtherTok" w:type="character">
+  <w:style w:type="character" w:customStyle="1" w:styleId="OtherTok">
     <w:name w:val="OtherTok"/>
     <w:basedOn w:val="VerbatimChar"/>
     <w:rPr>
       <w:color w:val="007020"/>
     </w:rPr>
   </w:style>
-  <w:style w:customStyle="1" w:styleId="FunctionTok" w:type="character">
+  <w:style w:type="character" w:customStyle="1" w:styleId="FunctionTok">
     <w:name w:val="FunctionTok"/>
     <w:basedOn w:val="VerbatimChar"/>
     <w:rPr>
       <w:color w:val="06287e"/>
     </w:rPr>
   </w:style>
-  <w:style w:customStyle="1" w:styleId="VariableTok" w:type="character">
+  <w:style w:type="character" w:customStyle="1" w:styleId="VariableTok">
     <w:name w:val="VariableTok"/>
     <w:basedOn w:val="VerbatimChar"/>
     <w:rPr>
       <w:color w:val="19177c"/>
     </w:rPr>
   </w:style>
-  <w:style w:customStyle="1" w:styleId="ControlFlowTok" w:type="character">
+  <w:style w:type="character" w:customStyle="1" w:styleId="ControlFlowTok">
     <w:name w:val="ControlFlowTok"/>
     <w:basedOn w:val="VerbatimChar"/>
     <w:rPr>
@@ -17035,45 +17619,45 @@
       <w:color w:val="007020"/>
     </w:rPr>
   </w:style>
-  <w:style w:customStyle="1" w:styleId="OperatorTok" w:type="character">
+  <w:style w:type="character" w:customStyle="1" w:styleId="OperatorTok">
     <w:name w:val="OperatorTok"/>
     <w:basedOn w:val="VerbatimChar"/>
     <w:rPr>
       <w:color w:val="666666"/>
     </w:rPr>
   </w:style>
-  <w:style w:customStyle="1" w:styleId="BuiltInTok" w:type="character">
+  <w:style w:type="character" w:customStyle="1" w:styleId="BuiltInTok">
     <w:name w:val="BuiltInTok"/>
     <w:basedOn w:val="VerbatimChar"/>
     <w:rPr>
       <w:color w:val="008000"/>
     </w:rPr>
   </w:style>
-  <w:style w:customStyle="1" w:styleId="ExtensionTok" w:type="character">
+  <w:style w:type="character" w:customStyle="1" w:styleId="ExtensionTok">
     <w:name w:val="ExtensionTok"/>
     <w:basedOn w:val="VerbatimChar"/>
     <w:rPr/>
   </w:style>
-  <w:style w:customStyle="1" w:styleId="PreprocessorTok" w:type="character">
+  <w:style w:type="character" w:customStyle="1" w:styleId="PreprocessorTok">
     <w:name w:val="PreprocessorTok"/>
     <w:basedOn w:val="VerbatimChar"/>
     <w:rPr>
       <w:color w:val="bc7a00"/>
     </w:rPr>
   </w:style>
-  <w:style w:customStyle="1" w:styleId="AttributeTok" w:type="character">
+  <w:style w:type="character" w:customStyle="1" w:styleId="AttributeTok">
     <w:name w:val="AttributeTok"/>
     <w:basedOn w:val="VerbatimChar"/>
     <w:rPr>
       <w:color w:val="7d9029"/>
     </w:rPr>
   </w:style>
-  <w:style w:customStyle="1" w:styleId="RegionMarkerTok" w:type="character">
+  <w:style w:type="character" w:customStyle="1" w:styleId="RegionMarkerTok">
     <w:name w:val="RegionMarkerTok"/>
     <w:basedOn w:val="VerbatimChar"/>
     <w:rPr/>
   </w:style>
-  <w:style w:customStyle="1" w:styleId="InformationTok" w:type="character">
+  <w:style w:type="character" w:customStyle="1" w:styleId="InformationTok">
     <w:name w:val="InformationTok"/>
     <w:basedOn w:val="VerbatimChar"/>
     <w:rPr>
@@ -17082,7 +17666,7 @@
       <w:color w:val="60a0b0"/>
     </w:rPr>
   </w:style>
-  <w:style w:customStyle="1" w:styleId="WarningTok" w:type="character">
+  <w:style w:type="character" w:customStyle="1" w:styleId="WarningTok">
     <w:name w:val="WarningTok"/>
     <w:basedOn w:val="VerbatimChar"/>
     <w:rPr>
@@ -17091,7 +17675,7 @@
       <w:color w:val="60a0b0"/>
     </w:rPr>
   </w:style>
-  <w:style w:customStyle="1" w:styleId="AlertTok" w:type="character">
+  <w:style w:type="character" w:customStyle="1" w:styleId="AlertTok">
     <w:name w:val="AlertTok"/>
     <w:basedOn w:val="VerbatimChar"/>
     <w:rPr>
@@ -17099,7 +17683,7 @@
       <w:color w:val="ff0000"/>
     </w:rPr>
   </w:style>
-  <w:style w:customStyle="1" w:styleId="ErrorTok" w:type="character">
+  <w:style w:type="character" w:customStyle="1" w:styleId="ErrorTok">
     <w:name w:val="ErrorTok"/>
     <w:basedOn w:val="VerbatimChar"/>
     <w:rPr>
@@ -17107,7 +17691,7 @@
       <w:color w:val="ff0000"/>
     </w:rPr>
   </w:style>
-  <w:style w:customStyle="1" w:styleId="NormalTok" w:type="character">
+  <w:style w:type="character" w:customStyle="1" w:styleId="NormalTok">
     <w:name w:val="NormalTok"/>
     <w:basedOn w:val="VerbatimChar"/>
     <w:rPr/>

--- a/escita do tcc/TCC_MONOGRAFIA_SMARTPLANTIO_RAFAEL.docx
+++ b/escita do tcc/TCC_MONOGRAFIA_SMARTPLANTIO_RAFAEL.docx
@@ -1179,7 +1179,23 @@
           <w:rFonts w:ascii="Arial" w:hAnsi="Arial" w:cs="Arial"/>
           <w:color w:val="000000" w:themeColor="text1"/>
         </w:rPr>
-        <w:t xml:space="preserve"> rural establishments are </w:t>
+        <w:t xml:space="preserve"> </w:t>
+      </w:r>
+      <w:proofErr w:type="gramStart"/>
+      <w:r>
+        <w:rPr>
+          <w:rFonts w:ascii="Arial" w:hAnsi="Arial" w:cs="Arial"/>
+          <w:color w:val="000000" w:themeColor="text1"/>
+        </w:rPr>
+        <w:t>rural establishments</w:t>
+      </w:r>
+      <w:proofErr w:type="gramEnd"/>
+      <w:r>
+        <w:rPr>
+          <w:rFonts w:ascii="Arial" w:hAnsi="Arial" w:cs="Arial"/>
+          <w:color w:val="000000" w:themeColor="text1"/>
+        </w:rPr>
+        <w:t xml:space="preserve"> are </w:t>
       </w:r>
       <w:proofErr w:type="spellStart"/>
       <w:r>
@@ -4768,6 +4784,7 @@
     <w:p>
       <w:pPr>
         <w:pStyle w:val="Ttulo2"/>
+        <w:spacing w:line="360" w:lineRule="auto"/>
         <w:jc w:val="center"/>
         <w:rPr>
           <w:rFonts w:cs="Arial"/>
@@ -4795,261 +4812,443 @@
     </w:p>
     <w:p>
       <w:pPr>
-        <w:pStyle w:val="FirstParagraph"/>
+        <w:pStyle w:val="Corpodetexto"/>
+        <w:tabs>
+          <w:tab w:val="right" w:leader="dot" w:pos="9072"/>
+        </w:tabs>
+        <w:spacing w:before="0" w:after="0" w:line="360" w:lineRule="auto"/>
+        <w:rPr>
+          <w:rFonts w:ascii="Arial" w:hAnsi="Arial" w:cs="Arial"/>
+          <w:color w:val="000000" w:themeColor="text1"/>
+        </w:rPr>
+      </w:pPr>
+      <w:r>
+        <w:rPr>
+          <w:rFonts w:ascii="Arial" w:hAnsi="Arial" w:cs="Arial"/>
+          <w:b/>
+          <w:bCs/>
+          <w:color w:val="000000" w:themeColor="text1"/>
+        </w:rPr>
+        <w:t xml:space="preserve">Figura </w:t>
+      </w:r>
+      <w:r>
+        <w:rPr>
+          <w:rFonts w:ascii="Arial" w:hAnsi="Arial" w:cs="Arial"/>
+          <w:b/>
+          <w:bCs/>
+          <w:color w:val="000000" w:themeColor="text1"/>
+        </w:rPr>
+        <w:t>1</w:t>
+      </w:r>
+      <w:r>
+        <w:rPr>
+          <w:rFonts w:ascii="Arial" w:hAnsi="Arial" w:cs="Arial"/>
+          <w:color w:val="000000" w:themeColor="text1"/>
+        </w:rPr>
+        <w:t xml:space="preserve"> – Interface do sistema no fluxo de edição de talhõe</w:t>
+      </w:r>
+      <w:r>
+        <w:rPr>
+          <w:rFonts w:ascii="Arial" w:hAnsi="Arial" w:cs="Arial"/>
+          <w:color w:val="000000" w:themeColor="text1"/>
+        </w:rPr>
+        <w:t>s</w:t>
+      </w:r>
+      <w:r>
+        <w:rPr>
+          <w:rFonts w:ascii="Arial" w:hAnsi="Arial" w:cs="Arial"/>
+          <w:color w:val="000000" w:themeColor="text1"/>
+        </w:rPr>
+        <w:tab/>
+        <w:t>66</w:t>
+      </w:r>
+      <w:r>
+        <w:rPr>
+          <w:rFonts w:ascii="Arial" w:hAnsi="Arial" w:cs="Arial"/>
+          <w:color w:val="000000" w:themeColor="text1"/>
+        </w:rPr>
+        <w:br/>
+      </w:r>
+      <w:r>
+        <w:rPr>
+          <w:rFonts w:ascii="Arial" w:hAnsi="Arial" w:cs="Arial"/>
+          <w:b/>
+          <w:bCs/>
+        </w:rPr>
+        <w:t xml:space="preserve">Figura </w:t>
+      </w:r>
+      <w:r>
+        <w:rPr>
+          <w:rFonts w:ascii="Arial" w:hAnsi="Arial" w:cs="Arial"/>
+          <w:b/>
+          <w:bCs/>
+        </w:rPr>
+        <w:t>2</w:t>
+      </w:r>
+      <w:r>
+        <w:rPr>
+          <w:rFonts w:ascii="Arial" w:hAnsi="Arial" w:cs="Arial"/>
+        </w:rPr>
+        <w:t xml:space="preserve"> – Comportamento do sistema no módulo de gráficos financeiros</w:t>
+      </w:r>
+      <w:r>
+        <w:rPr>
+          <w:rFonts w:ascii="Arial" w:hAnsi="Arial" w:cs="Arial"/>
+        </w:rPr>
+        <w:tab/>
+        <w:t>69</w:t>
+      </w:r>
+    </w:p>
+    <w:p>
+      <w:pPr>
+        <w:pStyle w:val="Corpodetexto"/>
+        <w:tabs>
+          <w:tab w:val="right" w:leader="dot" w:pos="9072"/>
+        </w:tabs>
+        <w:spacing w:before="0" w:after="0" w:line="360" w:lineRule="auto"/>
+        <w:rPr>
+          <w:rFonts w:ascii="Arial" w:hAnsi="Arial" w:cs="Arial"/>
+          <w:color w:val="000000" w:themeColor="text1"/>
+        </w:rPr>
+      </w:pPr>
+      <w:r>
+        <w:rPr>
+          <w:rFonts w:ascii="Arial" w:hAnsi="Arial" w:cs="Arial"/>
+          <w:b/>
+          <w:bCs/>
+          <w:color w:val="000000" w:themeColor="text1"/>
+        </w:rPr>
+        <w:t xml:space="preserve">Figura </w:t>
+      </w:r>
+      <w:r>
+        <w:rPr>
+          <w:rFonts w:ascii="Arial" w:hAnsi="Arial" w:cs="Arial"/>
+          <w:b/>
+          <w:bCs/>
+          <w:color w:val="000000" w:themeColor="text1"/>
+        </w:rPr>
+        <w:t>3</w:t>
+      </w:r>
+      <w:r>
+        <w:rPr>
+          <w:rFonts w:ascii="Arial" w:hAnsi="Arial" w:cs="Arial"/>
+          <w:color w:val="000000" w:themeColor="text1"/>
+        </w:rPr>
+        <w:t xml:space="preserve"> – Evolução dos comandos de edição na interface do usuário</w:t>
+      </w:r>
+      <w:r>
+        <w:rPr>
+          <w:rFonts w:ascii="Arial" w:hAnsi="Arial" w:cs="Arial"/>
+          <w:color w:val="000000" w:themeColor="text1"/>
+        </w:rPr>
+        <w:tab/>
+      </w:r>
+      <w:r>
+        <w:rPr>
+          <w:rFonts w:ascii="Arial" w:hAnsi="Arial" w:cs="Arial"/>
+          <w:color w:val="000000" w:themeColor="text1"/>
+        </w:rPr>
+        <w:t>70</w:t>
+      </w:r>
+      <w:r>
+        <w:rPr>
+          <w:rFonts w:ascii="Arial" w:hAnsi="Arial" w:cs="Arial"/>
+          <w:color w:val="000000" w:themeColor="text1"/>
+        </w:rPr>
+        <w:br/>
+      </w:r>
+      <w:r>
+        <w:rPr>
+          <w:rFonts w:ascii="Arial" w:hAnsi="Arial" w:cs="Arial"/>
+          <w:b/>
+          <w:bCs/>
+          <w:color w:val="000000" w:themeColor="text1"/>
+        </w:rPr>
+        <w:t xml:space="preserve">Figura </w:t>
+      </w:r>
+      <w:r>
+        <w:rPr>
+          <w:rFonts w:ascii="Arial" w:hAnsi="Arial" w:cs="Arial"/>
+          <w:b/>
+          <w:bCs/>
+          <w:color w:val="000000" w:themeColor="text1"/>
+        </w:rPr>
+        <w:t>4</w:t>
+      </w:r>
+      <w:r>
+        <w:rPr>
+          <w:rFonts w:ascii="Arial" w:hAnsi="Arial" w:cs="Arial"/>
+          <w:color w:val="000000" w:themeColor="text1"/>
+        </w:rPr>
+        <w:t xml:space="preserve"> – Implementação do mecanismo de retorno em formulários</w:t>
+      </w:r>
+      <w:r>
+        <w:rPr>
+          <w:rFonts w:ascii="Arial" w:hAnsi="Arial" w:cs="Arial"/>
+          <w:color w:val="000000" w:themeColor="text1"/>
+        </w:rPr>
+        <w:tab/>
+      </w:r>
+      <w:r>
+        <w:rPr>
+          <w:rFonts w:ascii="Arial" w:hAnsi="Arial" w:cs="Arial"/>
+          <w:color w:val="000000" w:themeColor="text1"/>
+        </w:rPr>
+        <w:t>72</w:t>
+      </w:r>
+      <w:r>
+        <w:rPr>
+          <w:rFonts w:ascii="Arial" w:hAnsi="Arial" w:cs="Arial"/>
+          <w:color w:val="000000" w:themeColor="text1"/>
+        </w:rPr>
+        <w:br/>
+      </w:r>
+      <w:r>
+        <w:rPr>
+          <w:rFonts w:ascii="Arial" w:hAnsi="Arial" w:cs="Arial"/>
+          <w:b/>
+          <w:bCs/>
+          <w:color w:val="000000" w:themeColor="text1"/>
+        </w:rPr>
+        <w:t xml:space="preserve">Figura </w:t>
+      </w:r>
+      <w:r>
+        <w:rPr>
+          <w:rFonts w:ascii="Arial" w:hAnsi="Arial" w:cs="Arial"/>
+          <w:b/>
+          <w:bCs/>
+          <w:color w:val="000000" w:themeColor="text1"/>
+        </w:rPr>
+        <w:t>5</w:t>
+      </w:r>
+      <w:r>
+        <w:rPr>
+          <w:rFonts w:ascii="Arial" w:hAnsi="Arial" w:cs="Arial"/>
+          <w:color w:val="000000" w:themeColor="text1"/>
+        </w:rPr>
+        <w:t xml:space="preserve"> – Evolução da interface no processamento de cadastros</w:t>
+      </w:r>
+      <w:r>
+        <w:rPr>
+          <w:rFonts w:ascii="Arial" w:hAnsi="Arial" w:cs="Arial"/>
+          <w:color w:val="000000" w:themeColor="text1"/>
+        </w:rPr>
+        <w:tab/>
+      </w:r>
+      <w:r>
+        <w:rPr>
+          <w:rFonts w:ascii="Arial" w:hAnsi="Arial" w:cs="Arial"/>
+          <w:color w:val="000000" w:themeColor="text1"/>
+        </w:rPr>
+        <w:t>75</w:t>
+      </w:r>
+    </w:p>
+    <w:p>
+      <w:pPr>
+        <w:pStyle w:val="Corpodetexto"/>
+        <w:tabs>
+          <w:tab w:val="right" w:leader="dot" w:pos="9072"/>
+        </w:tabs>
+        <w:spacing w:before="0"/>
+        <w:rPr>
+          <w:rFonts w:ascii="Arial" w:hAnsi="Arial" w:cs="Arial"/>
+          <w:color w:val="000000" w:themeColor="text1"/>
+        </w:rPr>
+      </w:pPr>
+      <w:r>
+        <w:rPr>
+          <w:rFonts w:ascii="Arial" w:hAnsi="Arial" w:cs="Arial"/>
+          <w:b/>
+          <w:bCs/>
+          <w:color w:val="000000" w:themeColor="text1"/>
+        </w:rPr>
+        <w:t>Figura 6</w:t>
+      </w:r>
+      <w:r>
+        <w:rPr>
+          <w:rFonts w:ascii="Arial" w:hAnsi="Arial" w:cs="Arial"/>
+          <w:color w:val="000000" w:themeColor="text1"/>
+        </w:rPr>
+        <w:t xml:space="preserve"> — Comparação de tempo médio por tarefa (Rodada 1 vs. Rodada 2)</w:t>
+      </w:r>
+      <w:r>
+        <w:rPr>
+          <w:rFonts w:ascii="Arial" w:hAnsi="Arial" w:cs="Arial"/>
+          <w:color w:val="000000" w:themeColor="text1"/>
+        </w:rPr>
+        <w:tab/>
+        <w:t>81</w:t>
+      </w:r>
+    </w:p>
+    <w:p>
+      <w:pPr>
+        <w:pStyle w:val="Corpodetexto"/>
+        <w:tabs>
+          <w:tab w:val="right" w:leader="dot" w:pos="9072"/>
+        </w:tabs>
+        <w:spacing w:before="0"/>
+        <w:rPr>
+          <w:rFonts w:ascii="Arial" w:hAnsi="Arial" w:cs="Arial"/>
+          <w:color w:val="000000" w:themeColor="text1"/>
+        </w:rPr>
+      </w:pPr>
+      <w:r>
+        <w:rPr>
+          <w:rFonts w:ascii="Arial" w:hAnsi="Arial" w:cs="Arial"/>
+          <w:b/>
+          <w:bCs/>
+          <w:color w:val="000000" w:themeColor="text1"/>
+        </w:rPr>
+        <w:t xml:space="preserve">Figura 7 </w:t>
+      </w:r>
+      <w:r>
+        <w:rPr>
+          <w:rFonts w:ascii="Arial" w:hAnsi="Arial" w:cs="Arial"/>
+          <w:color w:val="000000" w:themeColor="text1"/>
+        </w:rPr>
+        <w:t>— Evolução do Net Promoter Score (NPS)</w:t>
+      </w:r>
+      <w:r>
+        <w:rPr>
+          <w:rFonts w:ascii="Arial" w:hAnsi="Arial" w:cs="Arial"/>
+          <w:color w:val="000000" w:themeColor="text1"/>
+        </w:rPr>
+        <w:tab/>
+        <w:t>83</w:t>
+      </w:r>
+    </w:p>
+    <w:p>
+      <w:pPr>
+        <w:pStyle w:val="Corpodetexto"/>
+        <w:tabs>
+          <w:tab w:val="right" w:leader="dot" w:pos="9072"/>
+        </w:tabs>
+        <w:spacing w:before="0"/>
+        <w:rPr>
+          <w:rFonts w:ascii="Arial" w:hAnsi="Arial" w:cs="Arial"/>
+          <w:color w:val="000000" w:themeColor="text1"/>
+        </w:rPr>
+      </w:pPr>
+    </w:p>
+    <w:p>
+      <w:pPr>
+        <w:pStyle w:val="Corpodetexto"/>
+        <w:tabs>
+          <w:tab w:val="right" w:leader="dot" w:pos="9072"/>
+        </w:tabs>
+        <w:spacing w:before="0" w:line="360" w:lineRule="auto"/>
+        <w:rPr>
+          <w:rFonts w:ascii="Arial" w:hAnsi="Arial" w:cs="Arial"/>
+          <w:color w:val="000000" w:themeColor="text1"/>
+        </w:rPr>
+      </w:pPr>
+      <w:r>
+        <w:rPr>
+          <w:rFonts w:ascii="Arial" w:hAnsi="Arial" w:cs="Arial"/>
+          <w:color w:val="000000" w:themeColor="text1"/>
+        </w:rPr>
+        <w:br/>
+      </w:r>
+      <w:r>
+        <w:rPr>
+          <w:rFonts w:ascii="Arial" w:hAnsi="Arial" w:cs="Arial"/>
+          <w:color w:val="000000" w:themeColor="text1"/>
+        </w:rPr>
+        <w:br/>
+      </w:r>
+    </w:p>
+    <w:p>
+      <w:pPr>
+        <w:pStyle w:val="Corpodetexto"/>
+      </w:pPr>
+    </w:p>
+    <w:p>
+      <w:pPr>
+        <w:pStyle w:val="Corpodetexto"/>
+      </w:pPr>
+    </w:p>
+    <w:p>
+      <w:pPr>
+        <w:pStyle w:val="Corpodetexto"/>
+      </w:pPr>
+    </w:p>
+    <w:p>
+      <w:pPr>
+        <w:pStyle w:val="Corpodetexto"/>
+      </w:pPr>
+    </w:p>
+    <w:p>
+      <w:pPr>
+        <w:pStyle w:val="Corpodetexto"/>
+      </w:pPr>
+    </w:p>
+    <w:p>
+      <w:pPr>
+        <w:pStyle w:val="Corpodetexto"/>
+      </w:pPr>
+    </w:p>
+    <w:p>
+      <w:pPr>
+        <w:pStyle w:val="Corpodetexto"/>
+      </w:pPr>
+    </w:p>
+    <w:p>
+      <w:pPr>
+        <w:pStyle w:val="Corpodetexto"/>
+      </w:pPr>
+    </w:p>
+    <w:p>
+      <w:pPr>
+        <w:pStyle w:val="Corpodetexto"/>
+      </w:pPr>
+    </w:p>
+    <w:p>
+      <w:pPr>
+        <w:pStyle w:val="Corpodetexto"/>
+      </w:pPr>
+    </w:p>
+    <w:p>
+      <w:pPr>
+        <w:pStyle w:val="Corpodetexto"/>
+      </w:pPr>
+    </w:p>
+    <w:p>
+      <w:pPr>
+        <w:pStyle w:val="Corpodetexto"/>
+      </w:pPr>
+    </w:p>
+    <w:p>
+      <w:pPr>
+        <w:pStyle w:val="Corpodetexto"/>
+      </w:pPr>
+    </w:p>
+    <w:p>
+      <w:pPr>
+        <w:pStyle w:val="Corpodetexto"/>
+      </w:pPr>
+    </w:p>
+    <w:p>
+      <w:pPr>
+        <w:pStyle w:val="Corpodetexto"/>
+      </w:pPr>
+    </w:p>
+    <w:p>
+      <w:pPr>
+        <w:pStyle w:val="Corpodetexto"/>
+      </w:pPr>
+    </w:p>
+    <w:p>
+      <w:pPr>
+        <w:rPr>
+          <w:rFonts w:ascii="Arial" w:hAnsi="Arial" w:cs="Arial"/>
+          <w:color w:val="000000" w:themeColor="text1"/>
+        </w:rPr>
+      </w:pPr>
+    </w:p>
+    <w:p>
+      <w:pPr>
+        <w:pStyle w:val="Ttulo2"/>
         <w:spacing w:line="360" w:lineRule="auto"/>
-        <w:jc w:val="both"/>
-        <w:rPr>
-          <w:rFonts w:ascii="Arial" w:hAnsi="Arial" w:cs="Arial"/>
-          <w:color w:val="000000" w:themeColor="text1"/>
-        </w:rPr>
-      </w:pPr>
-      <w:r>
-        <w:rPr>
-          <w:rFonts w:ascii="Arial" w:hAnsi="Arial" w:cs="Arial"/>
-          <w:color w:val="000000" w:themeColor="text1"/>
-        </w:rPr>
-        <w:t>Figura 1 — Comparação de tempo médio por tarefa (Rodada 1 vs. Rodada 2)</w:t>
-      </w:r>
-      <w:r>
-        <w:rPr>
-          <w:rFonts w:ascii="Arial" w:hAnsi="Arial" w:cs="Arial"/>
-          <w:color w:val="000000" w:themeColor="text1"/>
-        </w:rPr>
-        <w:t xml:space="preserve"> ..…...</w:t>
-      </w:r>
-      <w:r>
-        <w:rPr>
-          <w:rFonts w:ascii="Arial" w:hAnsi="Arial" w:cs="Arial"/>
-          <w:color w:val="000000" w:themeColor="text1"/>
-        </w:rPr>
-        <w:t>. XX</w:t>
-      </w:r>
-      <w:r>
-        <w:rPr>
-          <w:rFonts w:ascii="Arial" w:hAnsi="Arial" w:cs="Arial"/>
-          <w:color w:val="000000" w:themeColor="text1"/>
-        </w:rPr>
-        <w:br/>
-        <w:t>Figura 2 — Evolução do Net Promoter Score (NPS) …</w:t>
-      </w:r>
-      <w:r>
-        <w:rPr>
-          <w:rFonts w:ascii="Arial" w:hAnsi="Arial" w:cs="Arial"/>
-          <w:color w:val="000000" w:themeColor="text1"/>
-        </w:rPr>
-        <w:t>.</w:t>
-      </w:r>
-      <w:r>
-        <w:rPr>
-          <w:rFonts w:ascii="Arial" w:hAnsi="Arial" w:cs="Arial"/>
-          <w:color w:val="000000" w:themeColor="text1"/>
-        </w:rPr>
-        <w:t>………………………………… XX</w:t>
-      </w:r>
-      <w:r>
-        <w:rPr>
-          <w:rFonts w:ascii="Arial" w:hAnsi="Arial" w:cs="Arial"/>
-          <w:color w:val="000000" w:themeColor="text1"/>
-        </w:rPr>
-        <w:br/>
-        <w:t>Figura 3 — Problema P-01: Bug catastrófico na edição de talhões …</w:t>
-      </w:r>
-      <w:r>
-        <w:rPr>
-          <w:rFonts w:ascii="Arial" w:hAnsi="Arial" w:cs="Arial"/>
-          <w:color w:val="000000" w:themeColor="text1"/>
-        </w:rPr>
-        <w:t>...</w:t>
-      </w:r>
-      <w:r>
-        <w:rPr>
-          <w:rFonts w:ascii="Arial" w:hAnsi="Arial" w:cs="Arial"/>
-          <w:color w:val="000000" w:themeColor="text1"/>
-        </w:rPr>
-        <w:t>………………. XX</w:t>
-      </w:r>
-      <w:r>
-        <w:rPr>
-          <w:rFonts w:ascii="Arial" w:hAnsi="Arial" w:cs="Arial"/>
-          <w:color w:val="000000" w:themeColor="text1"/>
-        </w:rPr>
-        <w:br/>
-        <w:t xml:space="preserve">Figura 4 — Problema P-02: Erro HTTP 500 na renderização de gráficos </w:t>
-      </w:r>
-      <w:r>
-        <w:rPr>
-          <w:rFonts w:ascii="Arial" w:hAnsi="Arial" w:cs="Arial"/>
-          <w:color w:val="000000" w:themeColor="text1"/>
-        </w:rPr>
-        <w:t>...</w:t>
-      </w:r>
-      <w:r>
-        <w:rPr>
-          <w:rFonts w:ascii="Arial" w:hAnsi="Arial" w:cs="Arial"/>
-          <w:color w:val="000000" w:themeColor="text1"/>
-        </w:rPr>
-        <w:t>………….. XX</w:t>
-      </w:r>
-      <w:r>
-        <w:rPr>
-          <w:rFonts w:ascii="Arial" w:hAnsi="Arial" w:cs="Arial"/>
-          <w:color w:val="000000" w:themeColor="text1"/>
-        </w:rPr>
-        <w:br/>
-        <w:t>Figura 5 — Problema P-03: Botão de edição difícil de localizar …</w:t>
-      </w:r>
-      <w:r>
-        <w:rPr>
-          <w:rFonts w:ascii="Arial" w:hAnsi="Arial" w:cs="Arial"/>
-          <w:color w:val="000000" w:themeColor="text1"/>
-        </w:rPr>
-        <w:t>..</w:t>
-      </w:r>
-      <w:r>
-        <w:rPr>
-          <w:rFonts w:ascii="Arial" w:hAnsi="Arial" w:cs="Arial"/>
-          <w:color w:val="000000" w:themeColor="text1"/>
-        </w:rPr>
-        <w:t>…………………… XX</w:t>
-      </w:r>
-      <w:r>
-        <w:rPr>
-          <w:rFonts w:ascii="Arial" w:hAnsi="Arial" w:cs="Arial"/>
-          <w:color w:val="000000" w:themeColor="text1"/>
-        </w:rPr>
-        <w:br/>
-        <w:t xml:space="preserve">Figura 6 — Problema P-04: Ausência de botão “Voltar” em formulários </w:t>
-      </w:r>
-      <w:r>
-        <w:rPr>
-          <w:rFonts w:ascii="Arial" w:hAnsi="Arial" w:cs="Arial"/>
-          <w:color w:val="000000" w:themeColor="text1"/>
-        </w:rPr>
-        <w:t>..</w:t>
-      </w:r>
-      <w:r>
-        <w:rPr>
-          <w:rFonts w:ascii="Arial" w:hAnsi="Arial" w:cs="Arial"/>
-          <w:color w:val="000000" w:themeColor="text1"/>
-        </w:rPr>
-        <w:t>…………….. XX</w:t>
-      </w:r>
-      <w:r>
-        <w:rPr>
-          <w:rFonts w:ascii="Arial" w:hAnsi="Arial" w:cs="Arial"/>
-          <w:color w:val="000000" w:themeColor="text1"/>
-        </w:rPr>
-        <w:br/>
-        <w:t xml:space="preserve">Figura 7 — Problema P-07: Ausência de indicador de carregamento </w:t>
-      </w:r>
-      <w:r>
-        <w:rPr>
-          <w:rFonts w:ascii="Arial" w:hAnsi="Arial" w:cs="Arial"/>
-          <w:color w:val="000000" w:themeColor="text1"/>
-        </w:rPr>
-        <w:t>...</w:t>
-      </w:r>
-      <w:r>
-        <w:rPr>
-          <w:rFonts w:ascii="Arial" w:hAnsi="Arial" w:cs="Arial"/>
-          <w:color w:val="000000" w:themeColor="text1"/>
-        </w:rPr>
-        <w:t>………………. XX</w:t>
-      </w:r>
-      <w:r>
-        <w:rPr>
-          <w:rFonts w:ascii="Arial" w:hAnsi="Arial" w:cs="Arial"/>
-          <w:color w:val="000000" w:themeColor="text1"/>
-        </w:rPr>
-        <w:br/>
-      </w:r>
-    </w:p>
-    <w:p>
-      <w:pPr>
-        <w:pStyle w:val="Corpodetexto"/>
-      </w:pPr>
-    </w:p>
-    <w:p>
-      <w:pPr>
-        <w:pStyle w:val="Corpodetexto"/>
-      </w:pPr>
-    </w:p>
-    <w:p>
-      <w:pPr>
-        <w:pStyle w:val="Corpodetexto"/>
-      </w:pPr>
-    </w:p>
-    <w:p>
-      <w:pPr>
-        <w:pStyle w:val="Corpodetexto"/>
-      </w:pPr>
-    </w:p>
-    <w:p>
-      <w:pPr>
-        <w:pStyle w:val="Corpodetexto"/>
-      </w:pPr>
-    </w:p>
-    <w:p>
-      <w:pPr>
-        <w:pStyle w:val="Corpodetexto"/>
-      </w:pPr>
-    </w:p>
-    <w:p>
-      <w:pPr>
-        <w:pStyle w:val="Corpodetexto"/>
-      </w:pPr>
-    </w:p>
-    <w:p>
-      <w:pPr>
-        <w:pStyle w:val="Corpodetexto"/>
-      </w:pPr>
-    </w:p>
-    <w:p>
-      <w:pPr>
-        <w:pStyle w:val="Corpodetexto"/>
-      </w:pPr>
-    </w:p>
-    <w:p>
-      <w:pPr>
-        <w:pStyle w:val="Corpodetexto"/>
-      </w:pPr>
-    </w:p>
-    <w:p>
-      <w:pPr>
-        <w:pStyle w:val="Corpodetexto"/>
-      </w:pPr>
-    </w:p>
-    <w:p>
-      <w:pPr>
-        <w:pStyle w:val="Corpodetexto"/>
-      </w:pPr>
-    </w:p>
-    <w:p>
-      <w:pPr>
-        <w:pStyle w:val="Corpodetexto"/>
-      </w:pPr>
-    </w:p>
-    <w:p>
-      <w:pPr>
-        <w:pStyle w:val="Corpodetexto"/>
-      </w:pPr>
-    </w:p>
-    <w:p>
-      <w:pPr>
-        <w:pStyle w:val="Corpodetexto"/>
-      </w:pPr>
-    </w:p>
-    <w:p>
-      <w:pPr>
-        <w:rPr>
-          <w:rFonts w:ascii="Arial" w:hAnsi="Arial" w:cs="Arial"/>
-          <w:color w:val="000000" w:themeColor="text1"/>
-        </w:rPr>
-      </w:pPr>
-    </w:p>
-    <w:p>
-      <w:pPr>
-        <w:pStyle w:val="Ttulo2"/>
         <w:jc w:val="center"/>
         <w:rPr>
           <w:rFonts w:cs="Arial"/>
@@ -5066,7 +5265,6 @@
           <w:bCs/>
           <w:szCs w:val="24"/>
         </w:rPr>
-        <w:lastRenderedPageBreak/>
         <w:t xml:space="preserve">LISTA DE </w:t>
       </w:r>
       <w:r>
@@ -5083,12 +5281,14 @@
     <w:p>
       <w:pPr>
         <w:pStyle w:val="Corpodetexto"/>
+        <w:tabs>
+          <w:tab w:val="right" w:leader="dot" w:pos="9072"/>
+        </w:tabs>
         <w:spacing w:after="0" w:line="360" w:lineRule="auto"/>
         <w:jc w:val="both"/>
         <w:rPr>
           <w:rFonts w:ascii="Arial" w:hAnsi="Arial" w:cs="Arial"/>
-          <w:i/>
-          <w:iCs/>
+          <w:bCs/>
           <w:color w:val="000000" w:themeColor="text1"/>
         </w:rPr>
       </w:pPr>
@@ -5128,14 +5328,7 @@
           <w:iCs/>
           <w:color w:val="000000" w:themeColor="text1"/>
         </w:rPr>
-        <w:t xml:space="preserve"> ........................................................................</w:t>
-      </w:r>
-      <w:r>
-        <w:rPr>
-          <w:rFonts w:ascii="Arial" w:hAnsi="Arial" w:cs="Arial"/>
-          <w:color w:val="000000" w:themeColor="text1"/>
-        </w:rPr>
-        <w:t xml:space="preserve">.………………… </w:t>
+        <w:tab/>
       </w:r>
       <w:r>
         <w:rPr>
@@ -5178,31 +5371,12 @@
         <w:t>formPage.jsx</w:t>
       </w:r>
       <w:proofErr w:type="spellEnd"/>
-    </w:p>
-    <w:p>
-      <w:pPr>
-        <w:pStyle w:val="SourceCode"/>
-        <w:rPr>
-          <w:rFonts w:ascii="Arial" w:eastAsiaTheme="majorEastAsia" w:hAnsi="Arial" w:cstheme="majorBidi"/>
-          <w:bCs/>
-          <w:color w:val="000000" w:themeColor="text1"/>
-          <w:spacing w:val="15"/>
-          <w:szCs w:val="28"/>
-        </w:rPr>
-      </w:pPr>
-      <w:r>
-        <w:rPr>
-          <w:rFonts w:ascii="Arial" w:hAnsi="Arial" w:cs="Arial"/>
-          <w:color w:val="000000" w:themeColor="text1"/>
-        </w:rPr>
-        <w:t>..............................................................................................</w:t>
-      </w:r>
-      <w:r>
-        <w:rPr>
-          <w:rFonts w:ascii="Arial" w:hAnsi="Arial" w:cs="Arial"/>
-          <w:color w:val="000000" w:themeColor="text1"/>
-        </w:rPr>
-        <w:t xml:space="preserve">………………… </w:t>
+      <w:r>
+        <w:rPr>
+          <w:rFonts w:ascii="Arial" w:hAnsi="Arial" w:cs="Arial"/>
+          <w:color w:val="000000" w:themeColor="text1"/>
+        </w:rPr>
+        <w:tab/>
       </w:r>
       <w:r>
         <w:rPr>
@@ -5247,7 +5421,27 @@
           <w:spacing w:val="15"/>
           <w:szCs w:val="28"/>
         </w:rPr>
-        <w:t xml:space="preserve">– Configuração dinâmica de CORS e portas no arquivo </w:t>
+        <w:t xml:space="preserve">– Configuração dinâmica de CORS e portas </w:t>
+      </w:r>
+      <w:r>
+        <w:rPr>
+          <w:rFonts w:ascii="Arial" w:eastAsiaTheme="majorEastAsia" w:hAnsi="Arial" w:cstheme="majorBidi"/>
+          <w:bCs/>
+          <w:color w:val="000000" w:themeColor="text1"/>
+          <w:spacing w:val="15"/>
+          <w:szCs w:val="28"/>
+        </w:rPr>
+        <w:t>em</w:t>
+      </w:r>
+      <w:r>
+        <w:rPr>
+          <w:rFonts w:ascii="Arial" w:eastAsiaTheme="majorEastAsia" w:hAnsi="Arial" w:cstheme="majorBidi"/>
+          <w:bCs/>
+          <w:color w:val="000000" w:themeColor="text1"/>
+          <w:spacing w:val="15"/>
+          <w:szCs w:val="28"/>
+        </w:rPr>
+        <w:t xml:space="preserve"> </w:t>
       </w:r>
       <w:r>
         <w:rPr>
@@ -5261,24 +5455,12 @@
         </w:rPr>
         <w:t>index.js</w:t>
       </w:r>
-    </w:p>
-    <w:p>
-      <w:pPr>
-        <w:pStyle w:val="SourceCode"/>
-        <w:spacing w:line="360" w:lineRule="auto"/>
-        <w:jc w:val="both"/>
-        <w:rPr>
-          <w:rFonts w:ascii="Arial" w:hAnsi="Arial" w:cs="Arial"/>
-          <w:bCs/>
-          <w:color w:val="000000" w:themeColor="text1"/>
-        </w:rPr>
-      </w:pPr>
-      <w:r>
-        <w:rPr>
-          <w:rFonts w:ascii="Arial" w:hAnsi="Arial" w:cs="Arial"/>
-          <w:color w:val="000000" w:themeColor="text1"/>
-        </w:rPr>
-        <w:t xml:space="preserve">…………………… </w:t>
+      <w:r>
+        <w:rPr>
+          <w:rFonts w:ascii="Arial" w:hAnsi="Arial" w:cs="Arial"/>
+          <w:color w:val="000000" w:themeColor="text1"/>
+        </w:rPr>
+        <w:tab/>
       </w:r>
       <w:r>
         <w:rPr>
@@ -5458,6 +5640,8 @@
     <w:p>
       <w:pPr>
         <w:pStyle w:val="Ttulo2"/>
+        <w:spacing w:before="0" w:after="0" w:line="360" w:lineRule="auto"/>
+        <w:jc w:val="center"/>
         <w:rPr>
           <w:rFonts w:cs="Arial"/>
           <w:szCs w:val="24"/>
@@ -5471,6 +5655,7 @@
           <w:rFonts w:cs="Arial"/>
           <w:szCs w:val="24"/>
         </w:rPr>
+        <w:lastRenderedPageBreak/>
         <w:t>LISTA DE TABELAS</w:t>
       </w:r>
       <w:bookmarkEnd w:id="15"/>
@@ -5480,6 +5665,10 @@
     <w:p>
       <w:pPr>
         <w:pStyle w:val="Subttulo"/>
+        <w:tabs>
+          <w:tab w:val="right" w:leader="dot" w:pos="9072"/>
+        </w:tabs>
+        <w:spacing w:before="0" w:after="0" w:line="360" w:lineRule="auto"/>
         <w:rPr>
           <w:rFonts w:cs="Arial"/>
           <w:b w:val="0"/>
@@ -5487,11 +5676,14 @@
         </w:rPr>
       </w:pPr>
       <w:r>
+        <w:t>Tabela 1</w:t>
+      </w:r>
+      <w:r>
         <w:rPr>
           <w:b w:val="0"/>
           <w:bCs/>
         </w:rPr>
-        <w:t>Tabela 1 — Comparação de funcionalidades dos principais softwares de gestão agrícola</w:t>
+        <w:t xml:space="preserve"> — Comparação de funcionalidades dos principais softwares de gestão agrícola</w:t>
       </w:r>
       <w:r>
         <w:rPr>
@@ -5499,7 +5691,7 @@
           <w:b w:val="0"/>
           <w:bCs/>
         </w:rPr>
-        <w:t xml:space="preserve">………… </w:t>
+        <w:tab/>
       </w:r>
       <w:r>
         <w:rPr>
@@ -5553,7 +5745,7 @@
           <w:b w:val="0"/>
           <w:bCs/>
         </w:rPr>
-        <w:t xml:space="preserve">………………………………………. </w:t>
+        <w:tab/>
       </w:r>
       <w:r>
         <w:rPr>
@@ -5587,7 +5779,7 @@
           <w:b w:val="0"/>
           <w:bCs/>
         </w:rPr>
-        <w:t xml:space="preserve"> ………………………… </w:t>
+        <w:tab/>
       </w:r>
       <w:r>
         <w:rPr>
@@ -5595,7 +5787,7 @@
           <w:b w:val="0"/>
           <w:bCs/>
         </w:rPr>
-        <w:t>56</w:t>
+        <w:t xml:space="preserve"> </w:t>
       </w:r>
       <w:r>
         <w:rPr>
@@ -5603,17 +5795,7 @@
           <w:b w:val="0"/>
           <w:bCs/>
         </w:rPr>
-        <w:br/>
-      </w:r>
-      <w:r>
-        <w:t xml:space="preserve">Tabela 4 </w:t>
-      </w:r>
-      <w:r>
-        <w:rPr>
-          <w:b w:val="0"/>
-          <w:bCs/>
-        </w:rPr>
-        <w:t>— Métricas de desempenho por tarefa (Rodada 1)</w:t>
+        <w:t>56</w:t>
       </w:r>
       <w:r>
         <w:rPr>
@@ -5621,7 +5803,17 @@
           <w:b w:val="0"/>
           <w:bCs/>
         </w:rPr>
-        <w:t xml:space="preserve">……………. </w:t>
+        <w:br/>
+      </w:r>
+      <w:r>
+        <w:t xml:space="preserve">Tabela 4 </w:t>
+      </w:r>
+      <w:r>
+        <w:rPr>
+          <w:b w:val="0"/>
+          <w:bCs/>
+        </w:rPr>
+        <w:t>— Métricas de desempenho por tarefa (Rodada 1)</w:t>
       </w:r>
       <w:r>
         <w:rPr>
@@ -5629,7 +5821,7 @@
           <w:b w:val="0"/>
           <w:bCs/>
         </w:rPr>
-        <w:t>57</w:t>
+        <w:tab/>
       </w:r>
       <w:r>
         <w:rPr>
@@ -5637,20 +5829,7 @@
           <w:b w:val="0"/>
           <w:bCs/>
         </w:rPr>
-        <w:br/>
-      </w:r>
-      <w:r>
-        <w:t xml:space="preserve">Tabela 5 </w:t>
-      </w:r>
-      <w:r>
-        <w:rPr>
-          <w:b w:val="0"/>
-          <w:bCs/>
-        </w:rPr>
-        <w:t>— Problemas de usabilidade identificados na Rodada 1</w:t>
-      </w:r>
-      <w:r>
-        <w:t xml:space="preserve"> </w:t>
+        <w:t>57</w:t>
       </w:r>
       <w:r>
         <w:rPr>
@@ -5658,7 +5837,24 @@
           <w:b w:val="0"/>
           <w:bCs/>
         </w:rPr>
-        <w:t xml:space="preserve">…………………………………….. </w:t>
+        <w:br/>
+      </w:r>
+      <w:r>
+        <w:t xml:space="preserve">Tabela 5 </w:t>
+      </w:r>
+      <w:r>
+        <w:rPr>
+          <w:b w:val="0"/>
+          <w:bCs/>
+        </w:rPr>
+        <w:t>— Problemas de usabilidade identificados na Rodada 1</w:t>
+      </w:r>
+      <w:r>
+        <w:rPr>
+          <w:b w:val="0"/>
+          <w:bCs/>
+        </w:rPr>
+        <w:tab/>
       </w:r>
       <w:r>
         <w:rPr>
@@ -5666,7 +5862,7 @@
           <w:b w:val="0"/>
           <w:bCs/>
         </w:rPr>
-        <w:t>59</w:t>
+        <w:t xml:space="preserve"> </w:t>
       </w:r>
       <w:r>
         <w:rPr>
@@ -5674,24 +5870,7 @@
           <w:b w:val="0"/>
           <w:bCs/>
         </w:rPr>
-        <w:br/>
-      </w:r>
-      <w:r>
-        <w:t xml:space="preserve">Tabela 6 </w:t>
-      </w:r>
-      <w:r>
-        <w:rPr>
-          <w:b w:val="0"/>
-          <w:bCs/>
-        </w:rPr>
-        <w:t>— Avaliação NPS individual (Rodada 1)</w:t>
-      </w:r>
-      <w:r>
-        <w:rPr>
-          <w:b w:val="0"/>
-          <w:bCs/>
-        </w:rPr>
-        <w:t xml:space="preserve"> </w:t>
+        <w:t>59</w:t>
       </w:r>
       <w:r>
         <w:rPr>
@@ -5699,7 +5878,24 @@
           <w:b w:val="0"/>
           <w:bCs/>
         </w:rPr>
-        <w:t xml:space="preserve">…………………… </w:t>
+        <w:br/>
+      </w:r>
+      <w:r>
+        <w:t xml:space="preserve">Tabela 6 </w:t>
+      </w:r>
+      <w:r>
+        <w:rPr>
+          <w:b w:val="0"/>
+          <w:bCs/>
+        </w:rPr>
+        <w:t>— Avaliação NPS individual (Rodada 1)</w:t>
+      </w:r>
+      <w:r>
+        <w:rPr>
+          <w:b w:val="0"/>
+          <w:bCs/>
+        </w:rPr>
+        <w:tab/>
       </w:r>
       <w:r>
         <w:rPr>
@@ -5707,7 +5903,7 @@
           <w:b w:val="0"/>
           <w:bCs/>
         </w:rPr>
-        <w:t>61</w:t>
+        <w:t xml:space="preserve"> </w:t>
       </w:r>
       <w:r>
         <w:rPr>
@@ -5715,24 +5911,7 @@
           <w:b w:val="0"/>
           <w:bCs/>
         </w:rPr>
-        <w:br/>
-      </w:r>
-      <w:r>
-        <w:t xml:space="preserve">Tabela 7 </w:t>
-      </w:r>
-      <w:r>
-        <w:rPr>
-          <w:b w:val="0"/>
-          <w:bCs/>
-        </w:rPr>
-        <w:t>— Mapeamento de problemas e intervenções técnicas</w:t>
-      </w:r>
-      <w:r>
-        <w:rPr>
-          <w:b w:val="0"/>
-          <w:bCs/>
-        </w:rPr>
-        <w:t xml:space="preserve"> </w:t>
+        <w:t>61</w:t>
       </w:r>
       <w:r>
         <w:rPr>
@@ -5740,7 +5919,24 @@
           <w:b w:val="0"/>
           <w:bCs/>
         </w:rPr>
-        <w:t xml:space="preserve">………………………… </w:t>
+        <w:br/>
+      </w:r>
+      <w:r>
+        <w:t xml:space="preserve">Tabela 7 </w:t>
+      </w:r>
+      <w:r>
+        <w:rPr>
+          <w:b w:val="0"/>
+          <w:bCs/>
+        </w:rPr>
+        <w:t>— Mapeamento de problemas e intervenções técnicas</w:t>
+      </w:r>
+      <w:r>
+        <w:rPr>
+          <w:b w:val="0"/>
+          <w:bCs/>
+        </w:rPr>
+        <w:tab/>
       </w:r>
       <w:r>
         <w:rPr>
@@ -5748,7 +5944,7 @@
           <w:b w:val="0"/>
           <w:bCs/>
         </w:rPr>
-        <w:t>63</w:t>
+        <w:t xml:space="preserve"> </w:t>
       </w:r>
       <w:r>
         <w:rPr>
@@ -5756,24 +5952,7 @@
           <w:b w:val="0"/>
           <w:bCs/>
         </w:rPr>
-        <w:br/>
-      </w:r>
-      <w:r>
-        <w:t xml:space="preserve">Tabela 8 </w:t>
-      </w:r>
-      <w:r>
-        <w:rPr>
-          <w:b w:val="0"/>
-          <w:bCs/>
-        </w:rPr>
-        <w:t>— Métricas de desempenho por tarefa (Rodada 2)</w:t>
-      </w:r>
-      <w:r>
-        <w:rPr>
-          <w:b w:val="0"/>
-          <w:bCs/>
-        </w:rPr>
-        <w:t xml:space="preserve"> </w:t>
+        <w:t>63</w:t>
       </w:r>
       <w:r>
         <w:rPr>
@@ -5781,7 +5960,24 @@
           <w:b w:val="0"/>
           <w:bCs/>
         </w:rPr>
-        <w:t xml:space="preserve">…………………………………….. </w:t>
+        <w:br/>
+      </w:r>
+      <w:r>
+        <w:t xml:space="preserve">Tabela 8 </w:t>
+      </w:r>
+      <w:r>
+        <w:rPr>
+          <w:b w:val="0"/>
+          <w:bCs/>
+        </w:rPr>
+        <w:t>— Métricas de desempenho por tarefa (Rodada 2)</w:t>
+      </w:r>
+      <w:r>
+        <w:rPr>
+          <w:b w:val="0"/>
+          <w:bCs/>
+        </w:rPr>
+        <w:tab/>
       </w:r>
       <w:r>
         <w:rPr>
@@ -5789,7 +5985,7 @@
           <w:b w:val="0"/>
           <w:bCs/>
         </w:rPr>
-        <w:t>78</w:t>
+        <w:t xml:space="preserve"> </w:t>
       </w:r>
       <w:r>
         <w:rPr>
@@ -5797,17 +5993,7 @@
           <w:b w:val="0"/>
           <w:bCs/>
         </w:rPr>
-        <w:br/>
-      </w:r>
-      <w:r>
-        <w:t xml:space="preserve">Tabela 9 </w:t>
-      </w:r>
-      <w:r>
-        <w:rPr>
-          <w:b w:val="0"/>
-          <w:bCs/>
-        </w:rPr>
-        <w:t>— Avaliação NPS individual (Rodada 2)</w:t>
+        <w:t>78</w:t>
       </w:r>
       <w:r>
         <w:rPr>
@@ -5815,15 +6001,27 @@
           <w:b w:val="0"/>
           <w:bCs/>
         </w:rPr>
-        <w:t>………</w:t>
-      </w:r>
+        <w:br/>
+      </w:r>
+      <w:r>
+        <w:t xml:space="preserve">Tabela 9 </w:t>
+      </w:r>
+      <w:r>
+        <w:rPr>
+          <w:b w:val="0"/>
+          <w:bCs/>
+        </w:rPr>
+        <w:t>— Avaliação NPS individual (Rodada 2)</w:t>
+      </w:r>
+      <w:bookmarkStart w:id="18" w:name="sumário"/>
+      <w:bookmarkEnd w:id="14"/>
       <w:r>
         <w:rPr>
           <w:rFonts w:cs="Arial"/>
           <w:b w:val="0"/>
           <w:bCs/>
         </w:rPr>
-        <w:t>..</w:t>
+        <w:tab/>
       </w:r>
       <w:r>
         <w:rPr>
@@ -5831,36 +6029,38 @@
           <w:b w:val="0"/>
           <w:bCs/>
         </w:rPr>
-        <w:t xml:space="preserve">……………… </w:t>
-      </w:r>
-      <w:bookmarkStart w:id="18" w:name="sumário"/>
-      <w:bookmarkEnd w:id="14"/>
+        <w:t>79</w:t>
+      </w:r>
+    </w:p>
+    <w:p>
+      <w:pPr>
+        <w:pStyle w:val="Subttulo"/>
+        <w:tabs>
+          <w:tab w:val="right" w:leader="dot" w:pos="9072"/>
+        </w:tabs>
+        <w:spacing w:before="0" w:after="0" w:line="360" w:lineRule="auto"/>
+        <w:rPr>
+          <w:b w:val="0"/>
+          <w:bCs/>
+        </w:rPr>
+      </w:pPr>
+      <w:r>
+        <w:t xml:space="preserve">Tabela 10 </w:t>
+      </w:r>
+      <w:r>
+        <w:rPr>
+          <w:b w:val="0"/>
+          <w:bCs/>
+        </w:rPr>
+        <w:t>— Comparação consolidada Rodada 1 vs. Rodada 2)</w:t>
+      </w:r>
       <w:r>
         <w:rPr>
           <w:rFonts w:cs="Arial"/>
           <w:b w:val="0"/>
           <w:bCs/>
         </w:rPr>
-        <w:t>79</w:t>
-      </w:r>
-    </w:p>
-    <w:p>
-      <w:pPr>
-        <w:pStyle w:val="Subttulo"/>
-        <w:rPr>
-          <w:b w:val="0"/>
-          <w:bCs/>
-        </w:rPr>
-      </w:pPr>
-      <w:r>
-        <w:t xml:space="preserve">Tabela 10 </w:t>
-      </w:r>
-      <w:r>
-        <w:rPr>
-          <w:b w:val="0"/>
-          <w:bCs/>
-        </w:rPr>
-        <w:t>— Comparação consolidada Rodada 1 vs. Rodada 2)</w:t>
+        <w:tab/>
       </w:r>
       <w:r>
         <w:rPr>
@@ -5868,14 +6068,6 @@
           <w:b w:val="0"/>
           <w:bCs/>
         </w:rPr>
-        <w:t xml:space="preserve">………..……………… </w:t>
-      </w:r>
-      <w:r>
-        <w:rPr>
-          <w:rFonts w:cs="Arial"/>
-          <w:b w:val="0"/>
-          <w:bCs/>
-        </w:rPr>
         <w:t>80</w:t>
       </w:r>
     </w:p>
@@ -5962,19 +6154,6 @@
         <w:rPr>
           <w:color w:val="000000" w:themeColor="text1"/>
         </w:rPr>
-      </w:pPr>
-    </w:p>
-    <w:p>
-      <w:pPr>
-        <w:pStyle w:val="Corpodetexto"/>
-        <w:rPr>
-          <w:color w:val="000000" w:themeColor="text1"/>
-        </w:rPr>
-      </w:pPr>
-    </w:p>
-    <w:p>
-      <w:pPr>
-        <w:pStyle w:val="Corpodetexto"/>
       </w:pPr>
     </w:p>
     <w:p>
@@ -16065,7 +16244,15 @@
           <w:rFonts w:ascii="Arial" w:hAnsi="Arial" w:cs="Arial"/>
           <w:color w:val="000000" w:themeColor="text1"/>
         </w:rPr>
-        <w:t xml:space="preserve">, e chama um método </w:t>
+        <w:t xml:space="preserve">, e chama um </w:t>
+      </w:r>
+      <w:proofErr w:type="gramStart"/>
+      <w:r>
+        <w:rPr>
+          <w:rFonts w:ascii="Arial" w:hAnsi="Arial" w:cs="Arial"/>
+          <w:color w:val="000000" w:themeColor="text1"/>
+        </w:rPr>
+        <w:t xml:space="preserve">método </w:t>
       </w:r>
       <w:r>
         <w:rPr>
@@ -16087,6 +16274,7 @@
         <w:t>save</w:t>
       </w:r>
       <w:proofErr w:type="spellEnd"/>
+      <w:proofErr w:type="gramEnd"/>
       <w:r>
         <w:rPr>
           <w:rStyle w:val="VerbatimChar"/>
@@ -16101,7 +16289,15 @@
           <w:rFonts w:ascii="Arial" w:hAnsi="Arial" w:cs="Arial"/>
           <w:color w:val="000000" w:themeColor="text1"/>
         </w:rPr>
-        <w:t xml:space="preserve"> ou </w:t>
+        <w:t xml:space="preserve"> </w:t>
+      </w:r>
+      <w:proofErr w:type="gramStart"/>
+      <w:r>
+        <w:rPr>
+          <w:rFonts w:ascii="Arial" w:hAnsi="Arial" w:cs="Arial"/>
+          <w:color w:val="000000" w:themeColor="text1"/>
+        </w:rPr>
+        <w:t xml:space="preserve">ou </w:t>
       </w:r>
       <w:r>
         <w:rPr>
@@ -16123,6 +16319,7 @@
         <w:t>create</w:t>
       </w:r>
       <w:proofErr w:type="spellEnd"/>
+      <w:proofErr w:type="gramEnd"/>
       <w:r>
         <w:rPr>
           <w:rStyle w:val="VerbatimChar"/>
@@ -17415,7 +17612,27 @@
           <w:iCs/>
           <w:color w:val="000000" w:themeColor="text1"/>
         </w:rPr>
-        <w:t>Problemas Encontrados = N * (1 − (1 − L)^n)</w:t>
+        <w:t xml:space="preserve">Problemas Encontrados = N * (1 − (1 − </w:t>
+      </w:r>
+      <w:proofErr w:type="gramStart"/>
+      <w:r>
+        <w:rPr>
+          <w:rFonts w:ascii="Arial" w:hAnsi="Arial" w:cs="Arial"/>
+          <w:i/>
+          <w:iCs/>
+          <w:color w:val="000000" w:themeColor="text1"/>
+        </w:rPr>
+        <w:t>L)^</w:t>
+      </w:r>
+      <w:proofErr w:type="gramEnd"/>
+      <w:r>
+        <w:rPr>
+          <w:rFonts w:ascii="Arial" w:hAnsi="Arial" w:cs="Arial"/>
+          <w:i/>
+          <w:iCs/>
+          <w:color w:val="000000" w:themeColor="text1"/>
+        </w:rPr>
+        <w:t>n)</w:t>
       </w:r>
       <w:r>
         <w:rPr>
@@ -22472,7 +22689,23 @@
           <w:rFonts w:ascii="Arial" w:hAnsi="Arial" w:cs="Arial"/>
           <w:color w:val="000000" w:themeColor="text1"/>
         </w:rPr>
-        <w:t>Observa-se que o participante técnico P5 atribuiu a nota mais baixa (2/10), refletindo sua capacidade de identificar e verbalizar problemas estruturais profundos de arquitetura e performance que usuários leigos experimentaram mas não conseguiram articular tecnicamente. A média geral de 5,3/10 classifica todos os participantes como “Detratores” segundo a metodologia NPS (notas de 0 a 6), indicando insatisfação expressiva e antecipando um NPS negativo, conforme será confirmado posteriormente.</w:t>
+        <w:t xml:space="preserve">Observa-se que o participante técnico P5 atribuiu a nota mais baixa (2/10), refletindo sua capacidade de identificar e verbalizar problemas estruturais profundos de arquitetura e performance que usuários leigos </w:t>
+      </w:r>
+      <w:proofErr w:type="gramStart"/>
+      <w:r>
+        <w:rPr>
+          <w:rFonts w:ascii="Arial" w:hAnsi="Arial" w:cs="Arial"/>
+          <w:color w:val="000000" w:themeColor="text1"/>
+        </w:rPr>
+        <w:t>experimentaram</w:t>
+      </w:r>
+      <w:proofErr w:type="gramEnd"/>
+      <w:r>
+        <w:rPr>
+          <w:rFonts w:ascii="Arial" w:hAnsi="Arial" w:cs="Arial"/>
+          <w:color w:val="000000" w:themeColor="text1"/>
+        </w:rPr>
+        <w:t xml:space="preserve"> mas não conseguiram articular tecnicamente. A média geral de 5,3/10 classifica todos os participantes como “Detratores” segundo a metodologia NPS (notas de 0 a 6), indicando insatisfação expressiva e antecipando um NPS negativo, conforme será confirmado posteriormente.</w:t>
       </w:r>
     </w:p>
     <w:p>
@@ -25445,7 +25678,21 @@
         <w:rPr>
           <w:rFonts w:ascii="Arial" w:hAnsi="Arial" w:cs="Arial"/>
         </w:rPr>
-        <w:t xml:space="preserve">Onde que eu edito esse talhão? Ah, é nesses três pontinhos aqui em cima? [clica] Apareceu editar, vou clicar… [preenche o formulário] pronto, mudei o nome e o tamanho, vou salvar… [clica em salvar] ué, não salvou? Voltou tudo do jeito que </w:t>
+        <w:t>Onde que eu edito esse talhão? Ah, é nesses três pontinhos aqui em cima? [clica</w:t>
+      </w:r>
+      <w:proofErr w:type="gramStart"/>
+      <w:r>
+        <w:rPr>
+          <w:rFonts w:ascii="Arial" w:hAnsi="Arial" w:cs="Arial"/>
+        </w:rPr>
+        <w:t>] Apareceu</w:t>
+      </w:r>
+      <w:proofErr w:type="gramEnd"/>
+      <w:r>
+        <w:rPr>
+          <w:rFonts w:ascii="Arial" w:hAnsi="Arial" w:cs="Arial"/>
+        </w:rPr>
+        <w:t xml:space="preserve"> editar, vou clicar… [preenche o formulário] pronto, mudei o nome e o tamanho, vou salvar… [clica em salvar] ué, não salvou? Voltou tudo do jeito que </w:t>
       </w:r>
       <w:proofErr w:type="spellStart"/>
       <w:r>
@@ -26033,7 +26280,6 @@
                 <w:rFonts w:ascii="Arial" w:hAnsi="Arial" w:cs="Arial"/>
                 <w:color w:val="000000" w:themeColor="text1"/>
               </w:rPr>
-              <w:lastRenderedPageBreak/>
               <w:t xml:space="preserve">P3 </w:t>
             </w:r>
           </w:p>
@@ -26097,7 +26343,23 @@
                 <w:rFonts w:ascii="Arial" w:hAnsi="Arial" w:cs="Arial"/>
                 <w:color w:val="000000" w:themeColor="text1"/>
               </w:rPr>
-              <w:t>“Inputs e rótulos confusos demais, responsividade ruim no celular que é onde eu mais usaria; tem potencial grande mas precisa melhorar bastante ainda”</w:t>
+              <w:t xml:space="preserve">“Inputs e rótulos confusos demais, responsividade ruim no celular que é onde eu mais usaria; tem potencial </w:t>
+            </w:r>
+            <w:proofErr w:type="gramStart"/>
+            <w:r>
+              <w:rPr>
+                <w:rFonts w:ascii="Arial" w:hAnsi="Arial" w:cs="Arial"/>
+                <w:color w:val="000000" w:themeColor="text1"/>
+              </w:rPr>
+              <w:t>grande</w:t>
+            </w:r>
+            <w:proofErr w:type="gramEnd"/>
+            <w:r>
+              <w:rPr>
+                <w:rFonts w:ascii="Arial" w:hAnsi="Arial" w:cs="Arial"/>
+                <w:color w:val="000000" w:themeColor="text1"/>
+              </w:rPr>
+              <w:t xml:space="preserve"> mas precisa melhorar bastante ainda”</w:t>
             </w:r>
           </w:p>
         </w:tc>
@@ -27503,6 +27765,7 @@
               <w:t xml:space="preserve"> com navegação programática </w:t>
             </w:r>
             <w:proofErr w:type="spellStart"/>
+            <w:proofErr w:type="gramStart"/>
             <w:r>
               <w:rPr>
                 <w:rFonts w:ascii="Arial" w:hAnsi="Arial" w:cs="Arial"/>
@@ -27516,7 +27779,15 @@
                 <w:rFonts w:ascii="Arial" w:hAnsi="Arial" w:cs="Arial"/>
                 <w:color w:val="000000" w:themeColor="text1"/>
               </w:rPr>
-              <w:t>(-1) em todas as 16 telas de formulário e visualização de detalhes</w:t>
+              <w:t>(</w:t>
+            </w:r>
+            <w:proofErr w:type="gramEnd"/>
+            <w:r>
+              <w:rPr>
+                <w:rFonts w:ascii="Arial" w:hAnsi="Arial" w:cs="Arial"/>
+                <w:color w:val="000000" w:themeColor="text1"/>
+              </w:rPr>
+              <w:t>-1) em todas as 16 telas de formulário e visualização de detalhes</w:t>
             </w:r>
           </w:p>
         </w:tc>
@@ -29074,7 +29345,16 @@
           <w:bCs/>
           <w:color w:val="000000" w:themeColor="text1"/>
         </w:rPr>
-        <w:t>Figura 3</w:t>
+        <w:t xml:space="preserve">Figura </w:t>
+      </w:r>
+      <w:r>
+        <w:rPr>
+          <w:rFonts w:ascii="Arial" w:hAnsi="Arial" w:cs="Arial"/>
+          <w:b/>
+          <w:bCs/>
+          <w:color w:val="000000" w:themeColor="text1"/>
+        </w:rPr>
+        <w:t>1</w:t>
       </w:r>
       <w:r>
         <w:rPr>
@@ -29627,6 +29907,7 @@
         <w:t xml:space="preserve"> </w:t>
       </w:r>
       <w:proofErr w:type="spellStart"/>
+      <w:proofErr w:type="gramStart"/>
       <w:r>
         <w:rPr>
           <w:rStyle w:val="KeywordTok"/>
@@ -29646,7 +29927,18 @@
           <w:sz w:val="20"/>
           <w:szCs w:val="20"/>
         </w:rPr>
-        <w:t>(`http://localhost:3000/glebas`, {</w:t>
+        <w:t>(</w:t>
+      </w:r>
+      <w:proofErr w:type="gramEnd"/>
+      <w:r>
+        <w:rPr>
+          <w:rStyle w:val="KeywordTok"/>
+          <w:rFonts w:ascii="Courier New" w:hAnsi="Courier New" w:cs="Courier New"/>
+          <w:color w:val="000000" w:themeColor="text1"/>
+          <w:sz w:val="20"/>
+          <w:szCs w:val="20"/>
+        </w:rPr>
+        <w:t>`http://localhost:3000/glebas`, {</w:t>
       </w:r>
     </w:p>
     <w:p>
@@ -29701,6 +29993,7 @@
         <w:t xml:space="preserve">: </w:t>
       </w:r>
       <w:proofErr w:type="spellStart"/>
+      <w:proofErr w:type="gramStart"/>
       <w:r>
         <w:rPr>
           <w:rStyle w:val="KeywordTok"/>
@@ -29712,6 +30005,7 @@
         <w:t>values.nameGleba</w:t>
       </w:r>
       <w:proofErr w:type="spellEnd"/>
+      <w:proofErr w:type="gramEnd"/>
       <w:r>
         <w:rPr>
           <w:rStyle w:val="KeywordTok"/>
@@ -29775,6 +30069,7 @@
         <w:t xml:space="preserve">: </w:t>
       </w:r>
       <w:proofErr w:type="spellStart"/>
+      <w:proofErr w:type="gramStart"/>
       <w:r>
         <w:rPr>
           <w:rStyle w:val="KeywordTok"/>
@@ -29786,6 +30081,7 @@
         <w:t>values.area</w:t>
       </w:r>
       <w:proofErr w:type="spellEnd"/>
+      <w:proofErr w:type="gramEnd"/>
       <w:r>
         <w:rPr>
           <w:rStyle w:val="KeywordTok"/>
@@ -30055,6 +30351,7 @@
         <w:t xml:space="preserve"> (</w:t>
       </w:r>
       <w:proofErr w:type="spellStart"/>
+      <w:proofErr w:type="gramStart"/>
       <w:r>
         <w:rPr>
           <w:rStyle w:val="KeywordTok"/>
@@ -30066,6 +30363,7 @@
         <w:t>response.status</w:t>
       </w:r>
       <w:proofErr w:type="spellEnd"/>
+      <w:proofErr w:type="gramEnd"/>
       <w:r>
         <w:rPr>
           <w:rStyle w:val="KeywordTok"/>
@@ -30151,6 +30449,7 @@
         <w:t>=${</w:t>
       </w:r>
       <w:proofErr w:type="spellStart"/>
+      <w:proofErr w:type="gramStart"/>
       <w:r>
         <w:rPr>
           <w:rStyle w:val="KeywordTok"/>
@@ -30170,7 +30469,40 @@
           <w:sz w:val="20"/>
           <w:szCs w:val="20"/>
         </w:rPr>
-        <w:t>("2")}`);</w:t>
+        <w:t>(</w:t>
+      </w:r>
+      <w:proofErr w:type="gramEnd"/>
+      <w:r>
+        <w:rPr>
+          <w:rStyle w:val="KeywordTok"/>
+          <w:rFonts w:ascii="Courier New" w:hAnsi="Courier New" w:cs="Courier New"/>
+          <w:color w:val="000000" w:themeColor="text1"/>
+          <w:sz w:val="20"/>
+          <w:szCs w:val="20"/>
+        </w:rPr>
+        <w:t>"2"</w:t>
+      </w:r>
+      <w:proofErr w:type="gramStart"/>
+      <w:r>
+        <w:rPr>
+          <w:rStyle w:val="KeywordTok"/>
+          <w:rFonts w:ascii="Courier New" w:hAnsi="Courier New" w:cs="Courier New"/>
+          <w:color w:val="000000" w:themeColor="text1"/>
+          <w:sz w:val="20"/>
+          <w:szCs w:val="20"/>
+        </w:rPr>
+        <w:t>)}`</w:t>
+      </w:r>
+      <w:proofErr w:type="gramEnd"/>
+      <w:r>
+        <w:rPr>
+          <w:rStyle w:val="KeywordTok"/>
+          <w:rFonts w:ascii="Courier New" w:hAnsi="Courier New" w:cs="Courier New"/>
+          <w:color w:val="000000" w:themeColor="text1"/>
+          <w:sz w:val="20"/>
+          <w:szCs w:val="20"/>
+        </w:rPr>
+        <w:t>);</w:t>
       </w:r>
     </w:p>
     <w:p>
@@ -30285,6 +30617,7 @@
         <w:t xml:space="preserve">    </w:t>
       </w:r>
       <w:proofErr w:type="spellStart"/>
+      <w:proofErr w:type="gramStart"/>
       <w:r>
         <w:rPr>
           <w:rStyle w:val="KeywordTok"/>
@@ -30296,6 +30629,7 @@
         <w:t>console.error</w:t>
       </w:r>
       <w:proofErr w:type="spellEnd"/>
+      <w:proofErr w:type="gramEnd"/>
       <w:r>
         <w:rPr>
           <w:rStyle w:val="KeywordTok"/>
@@ -30747,6 +31081,7 @@
         <w:t xml:space="preserve">: </w:t>
       </w:r>
       <w:proofErr w:type="spellStart"/>
+      <w:proofErr w:type="gramStart"/>
       <w:r>
         <w:rPr>
           <w:rStyle w:val="KeywordTok"/>
@@ -30758,6 +31093,7 @@
         <w:t>values.nameGleba</w:t>
       </w:r>
       <w:proofErr w:type="spellEnd"/>
+      <w:proofErr w:type="gramEnd"/>
       <w:r>
         <w:rPr>
           <w:rStyle w:val="KeywordTok"/>
@@ -30821,6 +31157,7 @@
         <w:t xml:space="preserve">: </w:t>
       </w:r>
       <w:proofErr w:type="spellStart"/>
+      <w:proofErr w:type="gramStart"/>
       <w:r>
         <w:rPr>
           <w:rStyle w:val="KeywordTok"/>
@@ -30832,6 +31169,7 @@
         <w:t>values.area</w:t>
       </w:r>
       <w:proofErr w:type="spellEnd"/>
+      <w:proofErr w:type="gramEnd"/>
     </w:p>
     <w:p>
       <w:pPr>
@@ -31061,6 +31399,7 @@
         <w:t xml:space="preserve"> (</w:t>
       </w:r>
       <w:proofErr w:type="spellStart"/>
+      <w:proofErr w:type="gramStart"/>
       <w:r>
         <w:rPr>
           <w:rStyle w:val="KeywordTok"/>
@@ -31072,6 +31411,7 @@
         <w:t>response.status</w:t>
       </w:r>
       <w:proofErr w:type="spellEnd"/>
+      <w:proofErr w:type="gramEnd"/>
       <w:r>
         <w:rPr>
           <w:rStyle w:val="KeywordTok"/>
@@ -31157,6 +31497,7 @@
         <w:t>=${</w:t>
       </w:r>
       <w:proofErr w:type="spellStart"/>
+      <w:proofErr w:type="gramStart"/>
       <w:r>
         <w:rPr>
           <w:rStyle w:val="KeywordTok"/>
@@ -31176,7 +31517,40 @@
           <w:sz w:val="20"/>
           <w:szCs w:val="20"/>
         </w:rPr>
-        <w:t>("2")}`);</w:t>
+        <w:t>(</w:t>
+      </w:r>
+      <w:proofErr w:type="gramEnd"/>
+      <w:r>
+        <w:rPr>
+          <w:rStyle w:val="KeywordTok"/>
+          <w:rFonts w:ascii="Courier New" w:hAnsi="Courier New" w:cs="Courier New"/>
+          <w:color w:val="000000" w:themeColor="text1"/>
+          <w:sz w:val="20"/>
+          <w:szCs w:val="20"/>
+        </w:rPr>
+        <w:t>"2"</w:t>
+      </w:r>
+      <w:proofErr w:type="gramStart"/>
+      <w:r>
+        <w:rPr>
+          <w:rStyle w:val="KeywordTok"/>
+          <w:rFonts w:ascii="Courier New" w:hAnsi="Courier New" w:cs="Courier New"/>
+          <w:color w:val="000000" w:themeColor="text1"/>
+          <w:sz w:val="20"/>
+          <w:szCs w:val="20"/>
+        </w:rPr>
+        <w:t>)}`</w:t>
+      </w:r>
+      <w:proofErr w:type="gramEnd"/>
+      <w:r>
+        <w:rPr>
+          <w:rStyle w:val="KeywordTok"/>
+          <w:rFonts w:ascii="Courier New" w:hAnsi="Courier New" w:cs="Courier New"/>
+          <w:color w:val="000000" w:themeColor="text1"/>
+          <w:sz w:val="20"/>
+          <w:szCs w:val="20"/>
+        </w:rPr>
+        <w:t>);</w:t>
       </w:r>
     </w:p>
     <w:p>
@@ -31313,6 +31687,7 @@
         <w:t xml:space="preserve"> (</w:t>
       </w:r>
       <w:proofErr w:type="spellStart"/>
+      <w:proofErr w:type="gramStart"/>
       <w:r>
         <w:rPr>
           <w:rStyle w:val="KeywordTok"/>
@@ -31324,6 +31699,7 @@
         <w:t>error.response?.status</w:t>
       </w:r>
       <w:proofErr w:type="spellEnd"/>
+      <w:proofErr w:type="gramEnd"/>
       <w:r>
         <w:rPr>
           <w:rStyle w:val="KeywordTok"/>
@@ -31365,6 +31741,7 @@
         <w:t xml:space="preserve">      </w:t>
       </w:r>
       <w:proofErr w:type="spellStart"/>
+      <w:proofErr w:type="gramStart"/>
       <w:r>
         <w:rPr>
           <w:rStyle w:val="KeywordTok"/>
@@ -31384,7 +31761,18 @@
           <w:sz w:val="20"/>
           <w:szCs w:val="20"/>
         </w:rPr>
-        <w:t>('Sessão expirada. Faça login novamente.');</w:t>
+        <w:t>(</w:t>
+      </w:r>
+      <w:proofErr w:type="gramEnd"/>
+      <w:r>
+        <w:rPr>
+          <w:rStyle w:val="KeywordTok"/>
+          <w:rFonts w:ascii="Courier New" w:hAnsi="Courier New" w:cs="Courier New"/>
+          <w:color w:val="000000" w:themeColor="text1"/>
+          <w:sz w:val="20"/>
+          <w:szCs w:val="20"/>
+        </w:rPr>
+        <w:t>'Sessão expirada. Faça login novamente.');</w:t>
       </w:r>
     </w:p>
     <w:p>
@@ -31565,6 +31953,7 @@
         <w:t xml:space="preserve">      </w:t>
       </w:r>
       <w:proofErr w:type="spellStart"/>
+      <w:proofErr w:type="gramStart"/>
       <w:r>
         <w:rPr>
           <w:rStyle w:val="KeywordTok"/>
@@ -31573,7 +31962,18 @@
           <w:sz w:val="20"/>
           <w:szCs w:val="20"/>
         </w:rPr>
-        <w:t>window.location.href</w:t>
+        <w:t>window.location</w:t>
+      </w:r>
+      <w:proofErr w:type="gramEnd"/>
+      <w:r>
+        <w:rPr>
+          <w:rStyle w:val="KeywordTok"/>
+          <w:rFonts w:ascii="Courier New" w:hAnsi="Courier New" w:cs="Courier New"/>
+          <w:color w:val="000000" w:themeColor="text1"/>
+          <w:sz w:val="20"/>
+          <w:szCs w:val="20"/>
+        </w:rPr>
+        <w:t>.href</w:t>
       </w:r>
       <w:proofErr w:type="spellEnd"/>
       <w:r>
@@ -31669,6 +32069,7 @@
         <w:t xml:space="preserve">      </w:t>
       </w:r>
       <w:proofErr w:type="spellStart"/>
+      <w:proofErr w:type="gramStart"/>
       <w:r>
         <w:rPr>
           <w:rStyle w:val="KeywordTok"/>
@@ -31680,6 +32081,7 @@
         <w:t>console.error</w:t>
       </w:r>
       <w:proofErr w:type="spellEnd"/>
+      <w:proofErr w:type="gramEnd"/>
       <w:r>
         <w:rPr>
           <w:rStyle w:val="KeywordTok"/>
@@ -32052,7 +32454,15 @@
           <w:bCs/>
         </w:rPr>
         <w:lastRenderedPageBreak/>
-        <w:t>Figura 4</w:t>
+        <w:t xml:space="preserve">Figura </w:t>
+      </w:r>
+      <w:r>
+        <w:rPr>
+          <w:rFonts w:ascii="Arial" w:hAnsi="Arial" w:cs="Arial"/>
+          <w:b/>
+          <w:bCs/>
+        </w:rPr>
+        <w:t>2</w:t>
       </w:r>
       <w:r>
         <w:rPr>
@@ -32334,7 +32744,16 @@
           <w:bCs/>
           <w:color w:val="000000" w:themeColor="text1"/>
         </w:rPr>
-        <w:t>Figura 5</w:t>
+        <w:t xml:space="preserve">Figura </w:t>
+      </w:r>
+      <w:r>
+        <w:rPr>
+          <w:rFonts w:ascii="Arial" w:hAnsi="Arial" w:cs="Arial"/>
+          <w:b/>
+          <w:bCs/>
+          <w:color w:val="000000" w:themeColor="text1"/>
+        </w:rPr>
+        <w:t>3</w:t>
       </w:r>
       <w:r>
         <w:rPr>
@@ -32643,7 +33062,16 @@
           <w:color w:val="000000" w:themeColor="text1"/>
         </w:rPr>
         <w:lastRenderedPageBreak/>
-        <w:t>Figura 6</w:t>
+        <w:t xml:space="preserve">Figura </w:t>
+      </w:r>
+      <w:r>
+        <w:rPr>
+          <w:rFonts w:ascii="Arial" w:hAnsi="Arial" w:cs="Arial"/>
+          <w:b/>
+          <w:bCs/>
+          <w:color w:val="000000" w:themeColor="text1"/>
+        </w:rPr>
+        <w:t>4</w:t>
       </w:r>
       <w:r>
         <w:rPr>
@@ -33054,6 +33482,7 @@
         <w:t xml:space="preserve"> = </w:t>
       </w:r>
       <w:proofErr w:type="spellStart"/>
+      <w:proofErr w:type="gramStart"/>
       <w:r>
         <w:rPr>
           <w:rFonts w:ascii="Courier New" w:hAnsi="Courier New" w:cs="Courier New"/>
@@ -33071,7 +33500,17 @@
           <w:sz w:val="20"/>
           <w:szCs w:val="20"/>
         </w:rPr>
-        <w:t xml:space="preserve">(); </w:t>
+        <w:t>(</w:t>
+      </w:r>
+      <w:proofErr w:type="gramEnd"/>
+      <w:r>
+        <w:rPr>
+          <w:rFonts w:ascii="Courier New" w:hAnsi="Courier New" w:cs="Courier New"/>
+          <w:color w:val="000000" w:themeColor="text1"/>
+          <w:sz w:val="20"/>
+          <w:szCs w:val="20"/>
+        </w:rPr>
+        <w:t xml:space="preserve">); </w:t>
       </w:r>
     </w:p>
     <w:p>
@@ -33321,6 +33760,7 @@
         <w:t xml:space="preserve"> </w:t>
       </w:r>
       <w:proofErr w:type="spellStart"/>
+      <w:proofErr w:type="gramStart"/>
       <w:r>
         <w:rPr>
           <w:rFonts w:ascii="Courier New" w:hAnsi="Courier New" w:cs="Courier New"/>
@@ -33338,7 +33778,17 @@
           <w:sz w:val="20"/>
           <w:szCs w:val="20"/>
         </w:rPr>
-        <w:t>("http://localhost:3000/</w:t>
+        <w:t>(</w:t>
+      </w:r>
+      <w:proofErr w:type="gramEnd"/>
+      <w:r>
+        <w:rPr>
+          <w:rFonts w:ascii="Courier New" w:hAnsi="Courier New" w:cs="Courier New"/>
+          <w:color w:val="000000" w:themeColor="text1"/>
+          <w:sz w:val="20"/>
+          <w:szCs w:val="20"/>
+        </w:rPr>
+        <w:t>"http://localhost:3000/</w:t>
       </w:r>
       <w:proofErr w:type="spellStart"/>
       <w:r>
@@ -33410,6 +33860,7 @@
         <w:t xml:space="preserve">: </w:t>
       </w:r>
       <w:proofErr w:type="spellStart"/>
+      <w:proofErr w:type="gramStart"/>
       <w:r>
         <w:rPr>
           <w:rFonts w:ascii="Courier New" w:hAnsi="Courier New" w:cs="Courier New"/>
@@ -33420,6 +33871,7 @@
         <w:t>values.namePropertie</w:t>
       </w:r>
       <w:proofErr w:type="spellEnd"/>
+      <w:proofErr w:type="gramEnd"/>
       <w:r>
         <w:rPr>
           <w:rFonts w:ascii="Courier New" w:hAnsi="Courier New" w:cs="Courier New"/>
@@ -33479,6 +33931,7 @@
         <w:t xml:space="preserve">: </w:t>
       </w:r>
       <w:proofErr w:type="spellStart"/>
+      <w:proofErr w:type="gramStart"/>
       <w:r>
         <w:rPr>
           <w:rFonts w:ascii="Courier New" w:hAnsi="Courier New" w:cs="Courier New"/>
@@ -33489,6 +33942,7 @@
         <w:t>values.area</w:t>
       </w:r>
       <w:proofErr w:type="spellEnd"/>
+      <w:proofErr w:type="gramEnd"/>
       <w:r>
         <w:rPr>
           <w:rFonts w:ascii="Courier New" w:hAnsi="Courier New" w:cs="Courier New"/>
@@ -33548,6 +34002,7 @@
         <w:t xml:space="preserve">: </w:t>
       </w:r>
       <w:proofErr w:type="spellStart"/>
+      <w:proofErr w:type="gramStart"/>
       <w:r>
         <w:rPr>
           <w:rFonts w:ascii="Courier New" w:hAnsi="Courier New" w:cs="Courier New"/>
@@ -33558,6 +34013,7 @@
         <w:t>values.city</w:t>
       </w:r>
       <w:proofErr w:type="spellEnd"/>
+      <w:proofErr w:type="gramEnd"/>
       <w:r>
         <w:rPr>
           <w:rFonts w:ascii="Courier New" w:hAnsi="Courier New" w:cs="Courier New"/>
@@ -33853,6 +34309,7 @@
         <w:t xml:space="preserve"> (</w:t>
       </w:r>
       <w:proofErr w:type="spellStart"/>
+      <w:proofErr w:type="gramStart"/>
       <w:r>
         <w:rPr>
           <w:rFonts w:ascii="Courier New" w:hAnsi="Courier New" w:cs="Courier New"/>
@@ -33863,6 +34320,7 @@
         <w:t>response.status</w:t>
       </w:r>
       <w:proofErr w:type="spellEnd"/>
+      <w:proofErr w:type="gramEnd"/>
       <w:r>
         <w:rPr>
           <w:rFonts w:ascii="Courier New" w:hAnsi="Courier New" w:cs="Courier New"/>
@@ -33942,6 +34400,7 @@
         <w:t>=${</w:t>
       </w:r>
       <w:proofErr w:type="spellStart"/>
+      <w:proofErr w:type="gramStart"/>
       <w:r>
         <w:rPr>
           <w:rFonts w:ascii="Courier New" w:hAnsi="Courier New" w:cs="Courier New"/>
@@ -33959,7 +34418,37 @@
           <w:sz w:val="20"/>
           <w:szCs w:val="20"/>
         </w:rPr>
-        <w:t>("1")}`);</w:t>
+        <w:t>(</w:t>
+      </w:r>
+      <w:proofErr w:type="gramEnd"/>
+      <w:r>
+        <w:rPr>
+          <w:rFonts w:ascii="Courier New" w:hAnsi="Courier New" w:cs="Courier New"/>
+          <w:color w:val="000000" w:themeColor="text1"/>
+          <w:sz w:val="20"/>
+          <w:szCs w:val="20"/>
+        </w:rPr>
+        <w:t>"1"</w:t>
+      </w:r>
+      <w:proofErr w:type="gramStart"/>
+      <w:r>
+        <w:rPr>
+          <w:rFonts w:ascii="Courier New" w:hAnsi="Courier New" w:cs="Courier New"/>
+          <w:color w:val="000000" w:themeColor="text1"/>
+          <w:sz w:val="20"/>
+          <w:szCs w:val="20"/>
+        </w:rPr>
+        <w:t>)}`</w:t>
+      </w:r>
+      <w:proofErr w:type="gramEnd"/>
+      <w:r>
+        <w:rPr>
+          <w:rFonts w:ascii="Courier New" w:hAnsi="Courier New" w:cs="Courier New"/>
+          <w:color w:val="000000" w:themeColor="text1"/>
+          <w:sz w:val="20"/>
+          <w:szCs w:val="20"/>
+        </w:rPr>
+        <w:t>);</w:t>
       </w:r>
     </w:p>
     <w:p>
@@ -34069,6 +34558,7 @@
         <w:t xml:space="preserve">      </w:t>
       </w:r>
       <w:proofErr w:type="spellStart"/>
+      <w:proofErr w:type="gramStart"/>
       <w:r>
         <w:rPr>
           <w:rFonts w:ascii="Courier New" w:hAnsi="Courier New" w:cs="Courier New"/>
@@ -34079,6 +34569,7 @@
         <w:t>console.error</w:t>
       </w:r>
       <w:proofErr w:type="spellEnd"/>
+      <w:proofErr w:type="gramEnd"/>
       <w:r>
         <w:rPr>
           <w:rFonts w:ascii="Courier New" w:hAnsi="Courier New" w:cs="Courier New"/>
@@ -34674,7 +35165,17 @@
           <w:sz w:val="20"/>
           <w:szCs w:val="20"/>
         </w:rPr>
-        <w:t xml:space="preserve"> { </w:t>
+        <w:t xml:space="preserve"> </w:t>
+      </w:r>
+      <w:proofErr w:type="gramStart"/>
+      <w:r>
+        <w:rPr>
+          <w:rFonts w:ascii="Courier New" w:hAnsi="Courier New" w:cs="Courier New"/>
+          <w:color w:val="000000" w:themeColor="text1"/>
+          <w:sz w:val="20"/>
+          <w:szCs w:val="20"/>
+        </w:rPr>
+        <w:t xml:space="preserve">{ </w:t>
       </w:r>
       <w:proofErr w:type="spellStart"/>
       <w:r>
@@ -34687,6 +35188,7 @@
         <w:t>CircularProgress</w:t>
       </w:r>
       <w:proofErr w:type="spellEnd"/>
+      <w:proofErr w:type="gramEnd"/>
       <w:r>
         <w:rPr>
           <w:rFonts w:ascii="Courier New" w:hAnsi="Courier New" w:cs="Courier New"/>
@@ -34866,6 +35368,7 @@
         <w:t xml:space="preserve"> = </w:t>
       </w:r>
       <w:proofErr w:type="spellStart"/>
+      <w:proofErr w:type="gramStart"/>
       <w:r>
         <w:rPr>
           <w:rFonts w:ascii="Courier New" w:hAnsi="Courier New" w:cs="Courier New"/>
@@ -34883,7 +35386,17 @@
           <w:sz w:val="20"/>
           <w:szCs w:val="20"/>
         </w:rPr>
-        <w:t xml:space="preserve">(); </w:t>
+        <w:t>(</w:t>
+      </w:r>
+      <w:proofErr w:type="gramEnd"/>
+      <w:r>
+        <w:rPr>
+          <w:rFonts w:ascii="Courier New" w:hAnsi="Courier New" w:cs="Courier New"/>
+          <w:color w:val="000000" w:themeColor="text1"/>
+          <w:sz w:val="20"/>
+          <w:szCs w:val="20"/>
+        </w:rPr>
+        <w:t xml:space="preserve">); </w:t>
       </w:r>
     </w:p>
     <w:p>
@@ -35312,6 +35825,7 @@
         <w:t xml:space="preserve"> </w:t>
       </w:r>
       <w:proofErr w:type="spellStart"/>
+      <w:proofErr w:type="gramStart"/>
       <w:r>
         <w:rPr>
           <w:rFonts w:ascii="Courier New" w:hAnsi="Courier New" w:cs="Courier New"/>
@@ -35329,7 +35843,17 @@
           <w:sz w:val="20"/>
           <w:szCs w:val="20"/>
         </w:rPr>
-        <w:t>("http://localhost:3000/</w:t>
+        <w:t>(</w:t>
+      </w:r>
+      <w:proofErr w:type="gramEnd"/>
+      <w:r>
+        <w:rPr>
+          <w:rFonts w:ascii="Courier New" w:hAnsi="Courier New" w:cs="Courier New"/>
+          <w:color w:val="000000" w:themeColor="text1"/>
+          <w:sz w:val="20"/>
+          <w:szCs w:val="20"/>
+        </w:rPr>
+        <w:t>"http://localhost:3000/</w:t>
       </w:r>
       <w:proofErr w:type="spellStart"/>
       <w:r>
@@ -35401,6 +35925,7 @@
         <w:t xml:space="preserve">: </w:t>
       </w:r>
       <w:proofErr w:type="spellStart"/>
+      <w:proofErr w:type="gramStart"/>
       <w:r>
         <w:rPr>
           <w:rFonts w:ascii="Courier New" w:hAnsi="Courier New" w:cs="Courier New"/>
@@ -35411,6 +35936,7 @@
         <w:t>values.namePropertie</w:t>
       </w:r>
       <w:proofErr w:type="spellEnd"/>
+      <w:proofErr w:type="gramEnd"/>
       <w:r>
         <w:rPr>
           <w:rFonts w:ascii="Courier New" w:hAnsi="Courier New" w:cs="Courier New"/>
@@ -35470,6 +35996,7 @@
         <w:t xml:space="preserve">: </w:t>
       </w:r>
       <w:proofErr w:type="spellStart"/>
+      <w:proofErr w:type="gramStart"/>
       <w:r>
         <w:rPr>
           <w:rFonts w:ascii="Courier New" w:hAnsi="Courier New" w:cs="Courier New"/>
@@ -35480,6 +36007,7 @@
         <w:t>values.area</w:t>
       </w:r>
       <w:proofErr w:type="spellEnd"/>
+      <w:proofErr w:type="gramEnd"/>
       <w:r>
         <w:rPr>
           <w:rFonts w:ascii="Courier New" w:hAnsi="Courier New" w:cs="Courier New"/>
@@ -35539,6 +36067,7 @@
         <w:t xml:space="preserve">: </w:t>
       </w:r>
       <w:proofErr w:type="spellStart"/>
+      <w:proofErr w:type="gramStart"/>
       <w:r>
         <w:rPr>
           <w:rFonts w:ascii="Courier New" w:hAnsi="Courier New" w:cs="Courier New"/>
@@ -35549,6 +36078,7 @@
         <w:t>values.city</w:t>
       </w:r>
       <w:proofErr w:type="spellEnd"/>
+      <w:proofErr w:type="gramEnd"/>
       <w:r>
         <w:rPr>
           <w:rFonts w:ascii="Courier New" w:hAnsi="Courier New" w:cs="Courier New"/>
@@ -35844,6 +36374,7 @@
         <w:t xml:space="preserve"> (</w:t>
       </w:r>
       <w:proofErr w:type="spellStart"/>
+      <w:proofErr w:type="gramStart"/>
       <w:r>
         <w:rPr>
           <w:rFonts w:ascii="Courier New" w:hAnsi="Courier New" w:cs="Courier New"/>
@@ -35854,6 +36385,7 @@
         <w:t>response.status</w:t>
       </w:r>
       <w:proofErr w:type="spellEnd"/>
+      <w:proofErr w:type="gramEnd"/>
       <w:r>
         <w:rPr>
           <w:rFonts w:ascii="Courier New" w:hAnsi="Courier New" w:cs="Courier New"/>
@@ -35913,6 +36445,7 @@
         <w:t xml:space="preserve"> new </w:t>
       </w:r>
       <w:proofErr w:type="spellStart"/>
+      <w:proofErr w:type="gramStart"/>
       <w:r>
         <w:rPr>
           <w:rFonts w:ascii="Courier New" w:hAnsi="Courier New" w:cs="Courier New"/>
@@ -35930,9 +36463,20 @@
           <w:sz w:val="20"/>
           <w:szCs w:val="20"/>
         </w:rPr>
-        <w:t xml:space="preserve">(resolve =&gt; </w:t>
-      </w:r>
-      <w:proofErr w:type="spellStart"/>
+        <w:t>(</w:t>
+      </w:r>
+      <w:proofErr w:type="gramEnd"/>
+      <w:r>
+        <w:rPr>
+          <w:rFonts w:ascii="Courier New" w:hAnsi="Courier New" w:cs="Courier New"/>
+          <w:color w:val="000000" w:themeColor="text1"/>
+          <w:sz w:val="20"/>
+          <w:szCs w:val="20"/>
+        </w:rPr>
+        <w:t xml:space="preserve">resolve =&gt; </w:t>
+      </w:r>
+      <w:proofErr w:type="spellStart"/>
+      <w:proofErr w:type="gramStart"/>
       <w:r>
         <w:rPr>
           <w:rFonts w:ascii="Courier New" w:hAnsi="Courier New" w:cs="Courier New"/>
@@ -35950,7 +36494,17 @@
           <w:sz w:val="20"/>
           <w:szCs w:val="20"/>
         </w:rPr>
-        <w:t>(resolve, 800));</w:t>
+        <w:t>(</w:t>
+      </w:r>
+      <w:proofErr w:type="gramEnd"/>
+      <w:r>
+        <w:rPr>
+          <w:rFonts w:ascii="Courier New" w:hAnsi="Courier New" w:cs="Courier New"/>
+          <w:color w:val="000000" w:themeColor="text1"/>
+          <w:sz w:val="20"/>
+          <w:szCs w:val="20"/>
+        </w:rPr>
+        <w:t>resolve, 800));</w:t>
       </w:r>
     </w:p>
     <w:p>
@@ -36022,6 +36576,7 @@
         <w:t>=${</w:t>
       </w:r>
       <w:proofErr w:type="spellStart"/>
+      <w:proofErr w:type="gramStart"/>
       <w:r>
         <w:rPr>
           <w:rFonts w:ascii="Courier New" w:hAnsi="Courier New" w:cs="Courier New"/>
@@ -36039,7 +36594,37 @@
           <w:sz w:val="20"/>
           <w:szCs w:val="20"/>
         </w:rPr>
-        <w:t>("1")}`);</w:t>
+        <w:t>(</w:t>
+      </w:r>
+      <w:proofErr w:type="gramEnd"/>
+      <w:r>
+        <w:rPr>
+          <w:rFonts w:ascii="Courier New" w:hAnsi="Courier New" w:cs="Courier New"/>
+          <w:color w:val="000000" w:themeColor="text1"/>
+          <w:sz w:val="20"/>
+          <w:szCs w:val="20"/>
+        </w:rPr>
+        <w:t>"1"</w:t>
+      </w:r>
+      <w:proofErr w:type="gramStart"/>
+      <w:r>
+        <w:rPr>
+          <w:rFonts w:ascii="Courier New" w:hAnsi="Courier New" w:cs="Courier New"/>
+          <w:color w:val="000000" w:themeColor="text1"/>
+          <w:sz w:val="20"/>
+          <w:szCs w:val="20"/>
+        </w:rPr>
+        <w:t>)}`</w:t>
+      </w:r>
+      <w:proofErr w:type="gramEnd"/>
+      <w:r>
+        <w:rPr>
+          <w:rFonts w:ascii="Courier New" w:hAnsi="Courier New" w:cs="Courier New"/>
+          <w:color w:val="000000" w:themeColor="text1"/>
+          <w:sz w:val="20"/>
+          <w:szCs w:val="20"/>
+        </w:rPr>
+        <w:t>);</w:t>
       </w:r>
     </w:p>
     <w:p>
@@ -36169,6 +36754,7 @@
         <w:t xml:space="preserve"> (</w:t>
       </w:r>
       <w:proofErr w:type="spellStart"/>
+      <w:proofErr w:type="gramStart"/>
       <w:r>
         <w:rPr>
           <w:rFonts w:ascii="Courier New" w:hAnsi="Courier New" w:cs="Courier New"/>
@@ -36179,6 +36765,7 @@
         <w:t>error.response?.status</w:t>
       </w:r>
       <w:proofErr w:type="spellEnd"/>
+      <w:proofErr w:type="gramEnd"/>
       <w:r>
         <w:rPr>
           <w:rFonts w:ascii="Courier New" w:hAnsi="Courier New" w:cs="Courier New"/>
@@ -36218,6 +36805,7 @@
         <w:t xml:space="preserve">        </w:t>
       </w:r>
       <w:proofErr w:type="spellStart"/>
+      <w:proofErr w:type="gramStart"/>
       <w:r>
         <w:rPr>
           <w:rFonts w:ascii="Courier New" w:hAnsi="Courier New" w:cs="Courier New"/>
@@ -36235,7 +36823,17 @@
           <w:sz w:val="20"/>
           <w:szCs w:val="20"/>
         </w:rPr>
-        <w:t>('Sessão expirada. Faça login novamente.');</w:t>
+        <w:t>(</w:t>
+      </w:r>
+      <w:proofErr w:type="gramEnd"/>
+      <w:r>
+        <w:rPr>
+          <w:rFonts w:ascii="Courier New" w:hAnsi="Courier New" w:cs="Courier New"/>
+          <w:color w:val="000000" w:themeColor="text1"/>
+          <w:sz w:val="20"/>
+          <w:szCs w:val="20"/>
+        </w:rPr>
+        <w:t>'Sessão expirada. Faça login novamente.');</w:t>
       </w:r>
     </w:p>
     <w:p>
@@ -36405,14 +37003,25 @@
         <w:t xml:space="preserve">        </w:t>
       </w:r>
       <w:proofErr w:type="spellStart"/>
-      <w:r>
-        <w:rPr>
-          <w:rFonts w:ascii="Courier New" w:hAnsi="Courier New" w:cs="Courier New"/>
-          <w:color w:val="000000" w:themeColor="text1"/>
-          <w:sz w:val="20"/>
-          <w:szCs w:val="20"/>
-        </w:rPr>
-        <w:t>window.location.href</w:t>
+      <w:proofErr w:type="gramStart"/>
+      <w:r>
+        <w:rPr>
+          <w:rFonts w:ascii="Courier New" w:hAnsi="Courier New" w:cs="Courier New"/>
+          <w:color w:val="000000" w:themeColor="text1"/>
+          <w:sz w:val="20"/>
+          <w:szCs w:val="20"/>
+        </w:rPr>
+        <w:t>window.location</w:t>
+      </w:r>
+      <w:proofErr w:type="gramEnd"/>
+      <w:r>
+        <w:rPr>
+          <w:rFonts w:ascii="Courier New" w:hAnsi="Courier New" w:cs="Courier New"/>
+          <w:color w:val="000000" w:themeColor="text1"/>
+          <w:sz w:val="20"/>
+          <w:szCs w:val="20"/>
+        </w:rPr>
+        <w:t>.href</w:t>
       </w:r>
       <w:proofErr w:type="spellEnd"/>
       <w:r>
@@ -36503,6 +37112,7 @@
         <w:t xml:space="preserve">        </w:t>
       </w:r>
       <w:proofErr w:type="spellStart"/>
+      <w:proofErr w:type="gramStart"/>
       <w:r>
         <w:rPr>
           <w:rFonts w:ascii="Courier New" w:hAnsi="Courier New" w:cs="Courier New"/>
@@ -36513,6 +37123,7 @@
         <w:t>console.error</w:t>
       </w:r>
       <w:proofErr w:type="spellEnd"/>
+      <w:proofErr w:type="gramEnd"/>
       <w:r>
         <w:rPr>
           <w:rFonts w:ascii="Courier New" w:hAnsi="Courier New" w:cs="Courier New"/>
@@ -36990,7 +37601,17 @@
           <w:sz w:val="20"/>
           <w:szCs w:val="20"/>
         </w:rPr>
-        <w:t xml:space="preserve">        {({ </w:t>
+        <w:t xml:space="preserve">        {</w:t>
+      </w:r>
+      <w:proofErr w:type="gramStart"/>
+      <w:r>
+        <w:rPr>
+          <w:rFonts w:ascii="Courier New" w:hAnsi="Courier New" w:cs="Courier New"/>
+          <w:color w:val="000000" w:themeColor="text1"/>
+          <w:sz w:val="20"/>
+          <w:szCs w:val="20"/>
+        </w:rPr>
+        <w:t xml:space="preserve">({ </w:t>
       </w:r>
       <w:proofErr w:type="spellStart"/>
       <w:r>
@@ -37003,6 +37624,7 @@
         <w:t>handleSubmit</w:t>
       </w:r>
       <w:proofErr w:type="spellEnd"/>
+      <w:proofErr w:type="gramEnd"/>
       <w:r>
         <w:rPr>
           <w:rFonts w:ascii="Courier New" w:hAnsi="Courier New" w:cs="Courier New"/>
@@ -37494,6 +38116,7 @@
         <w:t xml:space="preserve">                {</w:t>
       </w:r>
       <w:proofErr w:type="spellStart"/>
+      <w:proofErr w:type="gramStart"/>
       <w:r>
         <w:rPr>
           <w:rFonts w:ascii="Courier New" w:hAnsi="Courier New" w:cs="Courier New"/>
@@ -37511,7 +38134,17 @@
           <w:sz w:val="20"/>
           <w:szCs w:val="20"/>
         </w:rPr>
-        <w:t xml:space="preserve"> ? (</w:t>
+        <w:t xml:space="preserve"> ?</w:t>
+      </w:r>
+      <w:proofErr w:type="gramEnd"/>
+      <w:r>
+        <w:rPr>
+          <w:rFonts w:ascii="Courier New" w:hAnsi="Courier New" w:cs="Courier New"/>
+          <w:color w:val="000000" w:themeColor="text1"/>
+          <w:sz w:val="20"/>
+          <w:szCs w:val="20"/>
+        </w:rPr>
+        <w:t xml:space="preserve"> (</w:t>
       </w:r>
     </w:p>
     <w:p>
@@ -37602,14 +38235,25 @@
         <w:t>size</w:t>
       </w:r>
       <w:proofErr w:type="spellEnd"/>
-      <w:r>
-        <w:rPr>
-          <w:rFonts w:ascii="Courier New" w:hAnsi="Courier New" w:cs="Courier New"/>
-          <w:color w:val="000000" w:themeColor="text1"/>
-          <w:sz w:val="20"/>
-          <w:szCs w:val="20"/>
-        </w:rPr>
-        <w:t xml:space="preserve">={20} </w:t>
+      <w:proofErr w:type="gramStart"/>
+      <w:r>
+        <w:rPr>
+          <w:rFonts w:ascii="Courier New" w:hAnsi="Courier New" w:cs="Courier New"/>
+          <w:color w:val="000000" w:themeColor="text1"/>
+          <w:sz w:val="20"/>
+          <w:szCs w:val="20"/>
+        </w:rPr>
+        <w:t>={</w:t>
+      </w:r>
+      <w:proofErr w:type="gramEnd"/>
+      <w:r>
+        <w:rPr>
+          <w:rFonts w:ascii="Courier New" w:hAnsi="Courier New" w:cs="Courier New"/>
+          <w:color w:val="000000" w:themeColor="text1"/>
+          <w:sz w:val="20"/>
+          <w:szCs w:val="20"/>
+        </w:rPr>
+        <w:t xml:space="preserve">20} </w:t>
       </w:r>
       <w:proofErr w:type="spellStart"/>
       <w:r>
@@ -37622,6 +38266,7 @@
         <w:t>sx</w:t>
       </w:r>
       <w:proofErr w:type="spellEnd"/>
+      <w:proofErr w:type="gramStart"/>
       <w:r>
         <w:rPr>
           <w:rFonts w:ascii="Courier New" w:hAnsi="Courier New" w:cs="Courier New"/>
@@ -37642,14 +38287,35 @@
         <w:t>mr</w:t>
       </w:r>
       <w:proofErr w:type="spellEnd"/>
-      <w:r>
-        <w:rPr>
-          <w:rFonts w:ascii="Courier New" w:hAnsi="Courier New" w:cs="Courier New"/>
-          <w:color w:val="000000" w:themeColor="text1"/>
-          <w:sz w:val="20"/>
-          <w:szCs w:val="20"/>
-        </w:rPr>
-        <w:t>: 1 }} /&gt;</w:t>
+      <w:proofErr w:type="gramEnd"/>
+      <w:r>
+        <w:rPr>
+          <w:rFonts w:ascii="Courier New" w:hAnsi="Courier New" w:cs="Courier New"/>
+          <w:color w:val="000000" w:themeColor="text1"/>
+          <w:sz w:val="20"/>
+          <w:szCs w:val="20"/>
+        </w:rPr>
+        <w:t xml:space="preserve">: </w:t>
+      </w:r>
+      <w:proofErr w:type="gramStart"/>
+      <w:r>
+        <w:rPr>
+          <w:rFonts w:ascii="Courier New" w:hAnsi="Courier New" w:cs="Courier New"/>
+          <w:color w:val="000000" w:themeColor="text1"/>
+          <w:sz w:val="20"/>
+          <w:szCs w:val="20"/>
+        </w:rPr>
+        <w:t>1 }</w:t>
+      </w:r>
+      <w:proofErr w:type="gramEnd"/>
+      <w:r>
+        <w:rPr>
+          <w:rFonts w:ascii="Courier New" w:hAnsi="Courier New" w:cs="Courier New"/>
+          <w:color w:val="000000" w:themeColor="text1"/>
+          <w:sz w:val="20"/>
+          <w:szCs w:val="20"/>
+        </w:rPr>
+        <w:t>} /&gt;</w:t>
       </w:r>
     </w:p>
     <w:p>
@@ -38228,7 +38894,16 @@
           <w:bCs/>
           <w:color w:val="000000" w:themeColor="text1"/>
         </w:rPr>
-        <w:t>Figura 7</w:t>
+        <w:t xml:space="preserve">Figura </w:t>
+      </w:r>
+      <w:r>
+        <w:rPr>
+          <w:rFonts w:ascii="Arial" w:hAnsi="Arial" w:cs="Arial"/>
+          <w:b/>
+          <w:bCs/>
+          <w:color w:val="000000" w:themeColor="text1"/>
+        </w:rPr>
+        <w:t>5</w:t>
       </w:r>
       <w:r>
         <w:rPr>
@@ -38836,6 +39511,7 @@
         <w:t xml:space="preserve"> app = </w:t>
       </w:r>
       <w:proofErr w:type="spellStart"/>
+      <w:proofErr w:type="gramStart"/>
       <w:r>
         <w:rPr>
           <w:rFonts w:ascii="Arial" w:hAnsi="Arial" w:cs="Arial"/>
@@ -38853,7 +39529,17 @@
           <w:sz w:val="20"/>
           <w:szCs w:val="20"/>
         </w:rPr>
-        <w:t>();</w:t>
+        <w:t>(</w:t>
+      </w:r>
+      <w:proofErr w:type="gramEnd"/>
+      <w:r>
+        <w:rPr>
+          <w:rFonts w:ascii="Arial" w:hAnsi="Arial" w:cs="Arial"/>
+          <w:color w:val="000000" w:themeColor="text1"/>
+          <w:sz w:val="20"/>
+          <w:szCs w:val="20"/>
+        </w:rPr>
+        <w:t>);</w:t>
       </w:r>
     </w:p>
     <w:p>
@@ -38896,6 +39582,7 @@
         </w:rPr>
       </w:pPr>
       <w:proofErr w:type="spellStart"/>
+      <w:proofErr w:type="gramStart"/>
       <w:r>
         <w:rPr>
           <w:rFonts w:ascii="Arial" w:hAnsi="Arial" w:cs="Arial"/>
@@ -38933,7 +39620,17 @@
           <w:sz w:val="20"/>
           <w:szCs w:val="20"/>
         </w:rPr>
-        <w:t>({</w:t>
+        <w:t>(</w:t>
+      </w:r>
+      <w:proofErr w:type="gramEnd"/>
+      <w:r>
+        <w:rPr>
+          <w:rFonts w:ascii="Arial" w:hAnsi="Arial" w:cs="Arial"/>
+          <w:color w:val="000000" w:themeColor="text1"/>
+          <w:sz w:val="20"/>
+          <w:szCs w:val="20"/>
+        </w:rPr>
+        <w:t>{</w:t>
       </w:r>
     </w:p>
     <w:p>
@@ -39252,6 +39949,7 @@
         </w:rPr>
       </w:pPr>
       <w:proofErr w:type="spellStart"/>
+      <w:proofErr w:type="gramStart"/>
       <w:r>
         <w:rPr>
           <w:rFonts w:ascii="Arial" w:hAnsi="Arial" w:cs="Arial"/>
@@ -39262,6 +39960,7 @@
         <w:t>app.listen</w:t>
       </w:r>
       <w:proofErr w:type="spellEnd"/>
+      <w:proofErr w:type="gramEnd"/>
       <w:r>
         <w:rPr>
           <w:rFonts w:ascii="Arial" w:hAnsi="Arial" w:cs="Arial"/>
@@ -39318,7 +40017,27 @@
           <w:sz w:val="20"/>
           <w:szCs w:val="20"/>
         </w:rPr>
-        <w:t xml:space="preserve">  console.log(`Servidor rodando na porta ${</w:t>
+        <w:t xml:space="preserve">  </w:t>
+      </w:r>
+      <w:proofErr w:type="gramStart"/>
+      <w:r>
+        <w:rPr>
+          <w:rFonts w:ascii="Arial" w:hAnsi="Arial" w:cs="Arial"/>
+          <w:color w:val="000000" w:themeColor="text1"/>
+          <w:sz w:val="20"/>
+          <w:szCs w:val="20"/>
+        </w:rPr>
+        <w:t>console.log(</w:t>
+      </w:r>
+      <w:proofErr w:type="gramEnd"/>
+      <w:r>
+        <w:rPr>
+          <w:rFonts w:ascii="Arial" w:hAnsi="Arial" w:cs="Arial"/>
+          <w:color w:val="000000" w:themeColor="text1"/>
+          <w:sz w:val="20"/>
+          <w:szCs w:val="20"/>
+        </w:rPr>
+        <w:t>`Servidor rodando na porta ${</w:t>
       </w:r>
       <w:proofErr w:type="spellStart"/>
       <w:r>
@@ -39628,6 +40347,7 @@
         <w:t>').</w:t>
       </w:r>
       <w:proofErr w:type="spellStart"/>
+      <w:proofErr w:type="gramStart"/>
       <w:r>
         <w:rPr>
           <w:rFonts w:ascii="Arial" w:hAnsi="Arial" w:cs="Arial"/>
@@ -39645,7 +40365,17 @@
           <w:sz w:val="20"/>
           <w:szCs w:val="20"/>
         </w:rPr>
-        <w:t>();</w:t>
+        <w:t>(</w:t>
+      </w:r>
+      <w:proofErr w:type="gramEnd"/>
+      <w:r>
+        <w:rPr>
+          <w:rFonts w:ascii="Arial" w:hAnsi="Arial" w:cs="Arial"/>
+          <w:color w:val="000000" w:themeColor="text1"/>
+          <w:sz w:val="20"/>
+          <w:szCs w:val="20"/>
+        </w:rPr>
+        <w:t>);</w:t>
       </w:r>
     </w:p>
     <w:p>
@@ -39688,6 +40418,7 @@
         <w:t xml:space="preserve"> app = </w:t>
       </w:r>
       <w:proofErr w:type="spellStart"/>
+      <w:proofErr w:type="gramStart"/>
       <w:r>
         <w:rPr>
           <w:rFonts w:ascii="Arial" w:hAnsi="Arial" w:cs="Arial"/>
@@ -39705,7 +40436,17 @@
           <w:sz w:val="20"/>
           <w:szCs w:val="20"/>
         </w:rPr>
-        <w:t>();</w:t>
+        <w:t>(</w:t>
+      </w:r>
+      <w:proofErr w:type="gramEnd"/>
+      <w:r>
+        <w:rPr>
+          <w:rFonts w:ascii="Arial" w:hAnsi="Arial" w:cs="Arial"/>
+          <w:color w:val="000000" w:themeColor="text1"/>
+          <w:sz w:val="20"/>
+          <w:szCs w:val="20"/>
+        </w:rPr>
+        <w:t>);</w:t>
       </w:r>
     </w:p>
     <w:p>
@@ -39748,6 +40489,7 @@
         </w:rPr>
       </w:pPr>
       <w:proofErr w:type="spellStart"/>
+      <w:proofErr w:type="gramStart"/>
       <w:r>
         <w:rPr>
           <w:rFonts w:ascii="Arial" w:hAnsi="Arial" w:cs="Arial"/>
@@ -39785,7 +40527,17 @@
           <w:sz w:val="20"/>
           <w:szCs w:val="20"/>
         </w:rPr>
-        <w:t>({</w:t>
+        <w:t>(</w:t>
+      </w:r>
+      <w:proofErr w:type="gramEnd"/>
+      <w:r>
+        <w:rPr>
+          <w:rFonts w:ascii="Arial" w:hAnsi="Arial" w:cs="Arial"/>
+          <w:color w:val="000000" w:themeColor="text1"/>
+          <w:sz w:val="20"/>
+          <w:szCs w:val="20"/>
+        </w:rPr>
+        <w:t>{</w:t>
       </w:r>
     </w:p>
     <w:p>
@@ -39837,14 +40589,25 @@
         <w:t xml:space="preserve">: </w:t>
       </w:r>
       <w:proofErr w:type="spellStart"/>
-      <w:r>
-        <w:rPr>
-          <w:rFonts w:ascii="Arial" w:hAnsi="Arial" w:cs="Arial"/>
-          <w:color w:val="000000" w:themeColor="text1"/>
-          <w:sz w:val="20"/>
-          <w:szCs w:val="20"/>
-        </w:rPr>
-        <w:t>process.env.NODE_ENV</w:t>
+      <w:proofErr w:type="gramStart"/>
+      <w:r>
+        <w:rPr>
+          <w:rFonts w:ascii="Arial" w:hAnsi="Arial" w:cs="Arial"/>
+          <w:color w:val="000000" w:themeColor="text1"/>
+          <w:sz w:val="20"/>
+          <w:szCs w:val="20"/>
+        </w:rPr>
+        <w:t>process.env.NODE</w:t>
+      </w:r>
+      <w:proofErr w:type="gramEnd"/>
+      <w:r>
+        <w:rPr>
+          <w:rFonts w:ascii="Arial" w:hAnsi="Arial" w:cs="Arial"/>
+          <w:color w:val="000000" w:themeColor="text1"/>
+          <w:sz w:val="20"/>
+          <w:szCs w:val="20"/>
+        </w:rPr>
+        <w:t>_ENV</w:t>
       </w:r>
       <w:proofErr w:type="spellEnd"/>
       <w:r>
@@ -39906,14 +40669,25 @@
         <w:t xml:space="preserve">    ? [</w:t>
       </w:r>
       <w:proofErr w:type="spellStart"/>
-      <w:r>
-        <w:rPr>
-          <w:rFonts w:ascii="Arial" w:hAnsi="Arial" w:cs="Arial"/>
-          <w:color w:val="000000" w:themeColor="text1"/>
-          <w:sz w:val="20"/>
-          <w:szCs w:val="20"/>
-        </w:rPr>
-        <w:t>process.env.CORS_ORIGIN</w:t>
+      <w:proofErr w:type="gramStart"/>
+      <w:r>
+        <w:rPr>
+          <w:rFonts w:ascii="Arial" w:hAnsi="Arial" w:cs="Arial"/>
+          <w:color w:val="000000" w:themeColor="text1"/>
+          <w:sz w:val="20"/>
+          <w:szCs w:val="20"/>
+        </w:rPr>
+        <w:t>process.env.CORS</w:t>
+      </w:r>
+      <w:proofErr w:type="gramEnd"/>
+      <w:r>
+        <w:rPr>
+          <w:rFonts w:ascii="Arial" w:hAnsi="Arial" w:cs="Arial"/>
+          <w:color w:val="000000" w:themeColor="text1"/>
+          <w:sz w:val="20"/>
+          <w:szCs w:val="20"/>
+        </w:rPr>
+        <w:t>_ORIGIN</w:t>
       </w:r>
       <w:proofErr w:type="spellEnd"/>
       <w:r>
@@ -40182,6 +40956,7 @@
         <w:t xml:space="preserve"> = </w:t>
       </w:r>
       <w:proofErr w:type="spellStart"/>
+      <w:proofErr w:type="gramStart"/>
       <w:r>
         <w:rPr>
           <w:rFonts w:ascii="Arial" w:hAnsi="Arial" w:cs="Arial"/>
@@ -40192,6 +40967,7 @@
         <w:t>process.env.PORT</w:t>
       </w:r>
       <w:proofErr w:type="spellEnd"/>
+      <w:proofErr w:type="gramEnd"/>
       <w:r>
         <w:rPr>
           <w:rFonts w:ascii="Arial" w:hAnsi="Arial" w:cs="Arial"/>
@@ -40242,6 +41018,7 @@
         </w:rPr>
       </w:pPr>
       <w:proofErr w:type="spellStart"/>
+      <w:proofErr w:type="gramStart"/>
       <w:r>
         <w:rPr>
           <w:rFonts w:ascii="Arial" w:hAnsi="Arial" w:cs="Arial"/>
@@ -40252,6 +41029,7 @@
         <w:t>app.listen</w:t>
       </w:r>
       <w:proofErr w:type="spellEnd"/>
+      <w:proofErr w:type="gramEnd"/>
       <w:r>
         <w:rPr>
           <w:rFonts w:ascii="Arial" w:hAnsi="Arial" w:cs="Arial"/>
@@ -40308,7 +41086,27 @@
           <w:sz w:val="20"/>
           <w:szCs w:val="20"/>
         </w:rPr>
-        <w:t xml:space="preserve">  console.log(`Servidor rodando na porta ${</w:t>
+        <w:t xml:space="preserve">  </w:t>
+      </w:r>
+      <w:proofErr w:type="gramStart"/>
+      <w:r>
+        <w:rPr>
+          <w:rFonts w:ascii="Arial" w:hAnsi="Arial" w:cs="Arial"/>
+          <w:color w:val="000000" w:themeColor="text1"/>
+          <w:sz w:val="20"/>
+          <w:szCs w:val="20"/>
+        </w:rPr>
+        <w:t>console.log(</w:t>
+      </w:r>
+      <w:proofErr w:type="gramEnd"/>
+      <w:r>
+        <w:rPr>
+          <w:rFonts w:ascii="Arial" w:hAnsi="Arial" w:cs="Arial"/>
+          <w:color w:val="000000" w:themeColor="text1"/>
+          <w:sz w:val="20"/>
+          <w:szCs w:val="20"/>
+        </w:rPr>
+        <w:t>`Servidor rodando na porta ${</w:t>
       </w:r>
       <w:proofErr w:type="spellStart"/>
       <w:r>
@@ -40563,14 +41361,28 @@
         <w:rPr>
           <w:rFonts w:ascii="Arial" w:hAnsi="Arial" w:cs="Arial"/>
         </w:rPr>
-        <w:t xml:space="preserve"> para a interface do usuário, a plataforma </w:t>
+        <w:t xml:space="preserve"> para a interface do usuário, a </w:t>
+      </w:r>
+      <w:proofErr w:type="gramStart"/>
+      <w:r>
+        <w:rPr>
+          <w:rFonts w:ascii="Arial" w:hAnsi="Arial" w:cs="Arial"/>
+        </w:rPr>
+        <w:t xml:space="preserve">plataforma </w:t>
       </w:r>
       <w:r>
         <w:rPr>
           <w:rFonts w:ascii="Arial" w:hAnsi="Arial" w:cs="Arial"/>
         </w:rPr>
         <w:lastRenderedPageBreak/>
-        <w:t xml:space="preserve">Render para os serviços de servidor e a plataforma </w:t>
+        <w:t>Render</w:t>
+      </w:r>
+      <w:proofErr w:type="gramEnd"/>
+      <w:r>
+        <w:rPr>
+          <w:rFonts w:ascii="Arial" w:hAnsi="Arial" w:cs="Arial"/>
+        </w:rPr>
+        <w:t xml:space="preserve"> para os serviços de servidor e a plataforma </w:t>
       </w:r>
       <w:proofErr w:type="spellStart"/>
       <w:r>
@@ -40763,8 +41575,17 @@
                 <w:rFonts w:ascii="Arial" w:hAnsi="Arial" w:cs="Arial"/>
                 <w:color w:val="000000" w:themeColor="text1"/>
               </w:rPr>
-              <w:t>Δ Tempo (%)*</w:t>
-            </w:r>
+              <w:t>Δ Tempo (</w:t>
+            </w:r>
+            <w:proofErr w:type="gramStart"/>
+            <w:r>
+              <w:rPr>
+                <w:rFonts w:ascii="Arial" w:hAnsi="Arial" w:cs="Arial"/>
+                <w:color w:val="000000" w:themeColor="text1"/>
+              </w:rPr>
+              <w:t>%)*</w:t>
+            </w:r>
+            <w:proofErr w:type="gramEnd"/>
           </w:p>
         </w:tc>
         <w:tc>
@@ -42307,7 +43128,23 @@
                 <w:rFonts w:ascii="Arial" w:hAnsi="Arial" w:cs="Arial"/>
                 <w:color w:val="000000" w:themeColor="text1"/>
               </w:rPr>
-              <w:t>“Melhorou bastante, a explicação dos campos ficou mais clara, alguns gráficos são meio complexos mas dá pra entender”</w:t>
+              <w:t xml:space="preserve">“Melhorou bastante, a explicação dos campos ficou mais clara, alguns gráficos são meio </w:t>
+            </w:r>
+            <w:proofErr w:type="gramStart"/>
+            <w:r>
+              <w:rPr>
+                <w:rFonts w:ascii="Arial" w:hAnsi="Arial" w:cs="Arial"/>
+                <w:color w:val="000000" w:themeColor="text1"/>
+              </w:rPr>
+              <w:t>complexos</w:t>
+            </w:r>
+            <w:proofErr w:type="gramEnd"/>
+            <w:r>
+              <w:rPr>
+                <w:rFonts w:ascii="Arial" w:hAnsi="Arial" w:cs="Arial"/>
+                <w:color w:val="000000" w:themeColor="text1"/>
+              </w:rPr>
+              <w:t xml:space="preserve"> mas dá pra entender”</w:t>
             </w:r>
           </w:p>
         </w:tc>
@@ -44386,6 +45223,18 @@
         </w:rPr>
         <w:t>; a exposição de ícones visuais explícitos e intuitivos de edição, diminuindo o tempo de descoberta das rotinas; a inserção de indicadores de carregamento assíncrono, mitigando a percepção de travamento e a ocorrência de cliques redundantes; e a tradução completa de termos para o idioma nativo, reduzindo o tempo de interpretação semântica. No conjunto de dados, destaca-se a tarefa cinco, referente à geração de gráficos, que manifestou a maior redução de tempo em termos percentuais, decrescendo 42,1% ao passar de 38 segundos para 22 segundos, comprovando que a resolução de falhas no banco de dados tornou a aplicação operacional e mais ágil.</w:t>
       </w:r>
+      <w:r>
+        <w:rPr>
+          <w:rFonts w:ascii="Arial" w:hAnsi="Arial" w:cs="Arial"/>
+        </w:rPr>
+        <w:t xml:space="preserve"> </w:t>
+      </w:r>
+      <w:r>
+        <w:rPr>
+          <w:rFonts w:ascii="Arial" w:hAnsi="Arial" w:cs="Arial"/>
+        </w:rPr>
+        <w:t>A comparação detalhada do tempo despendido para a execução de cada atividade entre as duas etapas de testes é apresentada na Figura 1.</w:t>
+      </w:r>
     </w:p>
     <w:p>
       <w:pPr>
@@ -44399,8 +45248,24 @@
       <w:r>
         <w:rPr>
           <w:rFonts w:ascii="Arial" w:hAnsi="Arial" w:cs="Arial"/>
-        </w:rPr>
-        <w:t>No tocante à efetividade, mensurada por meio da taxa de sucesso, o alcance de 100% de conclusão em todas as atividades ao longo da segunda rodada de testes, em comparação com os 86,1% registrados na primeira etapa, constitui um indicador estatístico expressivo. Esse avanço ganha relevância ao se observar o comportamento da tarefa dois, associada à edição de talhões, que apresentava apenas 33,3% de sucesso na rodada inicial devido a uma falha grave na comunicação de dados com o servidor técnico. A correção da rotina de atualização eliminou por completo o bloqueio de infraestrutura que impedia quatro dos seis participantes de concluir a atividade, validando de forma empírica o nível de severidade catastrófica atribuído ao problema com base nos critérios de Nielsen (1994).</w:t>
+          <w:b/>
+          <w:bCs/>
+        </w:rPr>
+        <w:t xml:space="preserve">Figura </w:t>
+      </w:r>
+      <w:r>
+        <w:rPr>
+          <w:rFonts w:ascii="Arial" w:hAnsi="Arial" w:cs="Arial"/>
+          <w:b/>
+          <w:bCs/>
+        </w:rPr>
+        <w:t>6</w:t>
+      </w:r>
+      <w:r>
+        <w:rPr>
+          <w:rFonts w:ascii="Arial" w:hAnsi="Arial" w:cs="Arial"/>
+        </w:rPr>
+        <w:t xml:space="preserve"> — Comparação de tempo médio por tarefa (Rodada 1 vs. Rodada 2)</w:t>
       </w:r>
     </w:p>
     <w:p>
@@ -44414,90 +45279,56 @@
       </w:pPr>
       <w:r>
         <w:rPr>
-          <w:rFonts w:ascii="Arial" w:hAnsi="Arial" w:cs="Arial"/>
-        </w:rPr>
-        <w:t xml:space="preserve">A qualidade da experiência, avaliada através da redução de erros, manifestou uma contração de 87,5% nas falhas médias cometidas por tarefa, cujo índice decresceu de 1,6 para 0,2 interrupções operacionais. Esse comportamento indica que as intervenções no </w:t>
-      </w:r>
-      <w:r>
-        <w:rPr>
-          <w:rFonts w:ascii="Arial" w:hAnsi="Arial" w:cs="Arial"/>
-          <w:i/>
-          <w:iCs/>
-        </w:rPr>
-        <w:t>design</w:t>
-      </w:r>
-      <w:r>
-        <w:rPr>
-          <w:rFonts w:ascii="Arial" w:hAnsi="Arial" w:cs="Arial"/>
-        </w:rPr>
-        <w:t xml:space="preserve"> de interação aceleraram a jornada do usuário e tornaram o fluxo de navegação fluido e livre de tentativas incorretas. Essa métrica expõe uma melhora sensível na capacidade de localização de recursos (</w:t>
-      </w:r>
-      <w:proofErr w:type="spellStart"/>
-      <w:r>
-        <w:rPr>
-          <w:rFonts w:ascii="Arial" w:hAnsi="Arial" w:cs="Arial"/>
-          <w:i/>
-          <w:iCs/>
-        </w:rPr>
-        <w:t>findability</w:t>
-      </w:r>
-      <w:proofErr w:type="spellEnd"/>
-      <w:r>
-        <w:rPr>
-          <w:rFonts w:ascii="Arial" w:hAnsi="Arial" w:cs="Arial"/>
-        </w:rPr>
-        <w:t>) e na facilidade de aprendizagem (</w:t>
-      </w:r>
-      <w:proofErr w:type="spellStart"/>
-      <w:r>
-        <w:rPr>
-          <w:rFonts w:ascii="Arial" w:hAnsi="Arial" w:cs="Arial"/>
-          <w:i/>
-          <w:iCs/>
-        </w:rPr>
-        <w:t>learnability</w:t>
-      </w:r>
-      <w:proofErr w:type="spellEnd"/>
-      <w:r>
-        <w:rPr>
-          <w:rFonts w:ascii="Arial" w:hAnsi="Arial" w:cs="Arial"/>
-        </w:rPr>
-        <w:t xml:space="preserve">) do sistema </w:t>
-      </w:r>
-      <w:proofErr w:type="spellStart"/>
-      <w:r>
-        <w:rPr>
-          <w:rFonts w:ascii="Arial" w:hAnsi="Arial" w:cs="Arial"/>
-        </w:rPr>
-        <w:t>Smart</w:t>
-      </w:r>
-      <w:proofErr w:type="spellEnd"/>
-      <w:r>
-        <w:rPr>
-          <w:rFonts w:ascii="Arial" w:hAnsi="Arial" w:cs="Arial"/>
-        </w:rPr>
-        <w:t xml:space="preserve"> Plantio. De igual modo, a satisfação subjetiva registrou um incremento de 67,9% na pontuação média, saltando de 2,8 para </w:t>
-      </w:r>
-      <w:r>
-        <w:rPr>
-          <w:rFonts w:ascii="Arial" w:hAnsi="Arial" w:cs="Arial"/>
-        </w:rPr>
-        <w:lastRenderedPageBreak/>
-        <w:t xml:space="preserve">4,7 pontos na escala </w:t>
-      </w:r>
-      <w:proofErr w:type="spellStart"/>
-      <w:r>
-        <w:rPr>
-          <w:rFonts w:ascii="Arial" w:hAnsi="Arial" w:cs="Arial"/>
-        </w:rPr>
-        <w:t>Likert</w:t>
-      </w:r>
-      <w:proofErr w:type="spellEnd"/>
-      <w:r>
-        <w:rPr>
-          <w:rFonts w:ascii="Arial" w:hAnsi="Arial" w:cs="Arial"/>
-        </w:rPr>
-        <w:t xml:space="preserve"> de um a cinco, posicionando a plataforma próxima ao conceito máximo de usabilidade. Essa transformação reflete uma mudança profunda na percepção dos voluntários a respeito da experiência de uso do sistema.</w:t>
+          <w:noProof/>
+        </w:rPr>
+        <w:drawing>
+          <wp:inline distT="0" distB="0" distL="0" distR="0" wp14:anchorId="18C86B62" wp14:editId="60A4C03F">
+            <wp:extent cx="5972175" cy="3058795"/>
+            <wp:effectExtent l="0" t="0" r="0" b="0"/>
+            <wp:docPr id="828143366" name="Imagem 1"/>
+            <wp:cNvGraphicFramePr>
+              <a:graphicFrameLocks xmlns:a="http://schemas.openxmlformats.org/drawingml/2006/main" noChangeAspect="1"/>
+            </wp:cNvGraphicFramePr>
+            <a:graphic xmlns:a="http://schemas.openxmlformats.org/drawingml/2006/main">
+              <a:graphicData uri="http://schemas.openxmlformats.org/drawingml/2006/picture">
+                <pic:pic xmlns:pic="http://schemas.openxmlformats.org/drawingml/2006/picture">
+                  <pic:nvPicPr>
+                    <pic:cNvPr id="0" name="Picture 4308"/>
+                    <pic:cNvPicPr>
+                      <a:picLocks noChangeAspect="1" noChangeArrowheads="1"/>
+                    </pic:cNvPicPr>
+                  </pic:nvPicPr>
+                  <pic:blipFill>
+                    <a:blip r:embed="rId24">
+                      <a:extLst>
+                        <a:ext uri="{28A0092B-C50C-407E-A947-70E740481C1C}">
+                          <a14:useLocalDpi xmlns:a14="http://schemas.microsoft.com/office/drawing/2010/main" val="0"/>
+                        </a:ext>
+                      </a:extLst>
+                    </a:blip>
+                    <a:srcRect/>
+                    <a:stretch>
+                      <a:fillRect/>
+                    </a:stretch>
+                  </pic:blipFill>
+                  <pic:spPr bwMode="auto">
+                    <a:xfrm>
+                      <a:off x="0" y="0"/>
+                      <a:ext cx="5972175" cy="3058795"/>
+                    </a:xfrm>
+                    <a:prstGeom prst="rect">
+                      <a:avLst/>
+                    </a:prstGeom>
+                    <a:noFill/>
+                    <a:ln>
+                      <a:noFill/>
+                    </a:ln>
+                  </pic:spPr>
+                </pic:pic>
+              </a:graphicData>
+            </a:graphic>
+          </wp:inline>
+        </w:drawing>
       </w:r>
     </w:p>
     <w:p>
@@ -44507,13 +45338,56 @@
         <w:jc w:val="both"/>
         <w:rPr>
           <w:rFonts w:ascii="Arial" w:hAnsi="Arial" w:cs="Arial"/>
-        </w:rPr>
-      </w:pPr>
-      <w:r>
-        <w:rPr>
-          <w:rFonts w:ascii="Arial" w:hAnsi="Arial" w:cs="Arial"/>
-        </w:rPr>
-        <w:t xml:space="preserve">Por fim, o indicador de fidelidade e recomendação, avaliado por meio do </w:t>
+          <w:sz w:val="20"/>
+          <w:szCs w:val="20"/>
+        </w:rPr>
+      </w:pPr>
+      <w:r>
+        <w:rPr>
+          <w:rFonts w:ascii="Arial" w:hAnsi="Arial" w:cs="Arial"/>
+          <w:sz w:val="20"/>
+          <w:szCs w:val="20"/>
+        </w:rPr>
+        <w:t>Fonte: Elaborado pelo autor, 2026.</w:t>
+      </w:r>
+    </w:p>
+    <w:p>
+      <w:pPr>
+        <w:pStyle w:val="Corpodetexto"/>
+        <w:spacing w:line="360" w:lineRule="auto"/>
+        <w:jc w:val="both"/>
+        <w:rPr>
+          <w:rFonts w:ascii="Arial" w:hAnsi="Arial" w:cs="Arial"/>
+        </w:rPr>
+      </w:pPr>
+      <w:r>
+        <w:rPr>
+          <w:rFonts w:ascii="Arial" w:hAnsi="Arial" w:cs="Arial"/>
+        </w:rPr>
+        <w:t xml:space="preserve">No tocante à efetividade, mensurada por meio da taxa de sucesso, o alcance de 100% de conclusão em todas as atividades ao longo da segunda rodada de testes, em </w:t>
+      </w:r>
+      <w:r>
+        <w:rPr>
+          <w:rFonts w:ascii="Arial" w:hAnsi="Arial" w:cs="Arial"/>
+        </w:rPr>
+        <w:lastRenderedPageBreak/>
+        <w:t>comparação com os 86,1% registrados na primeira etapa, constitui um indicador estatístico expressivo. Esse avanço ganha relevância ao se observar o comportamento da tarefa dois, associada à edição de talhões, que apresentava apenas 33,3% de sucesso na rodada inicial devido a uma falha grave na comunicação de dados com o servidor técnico. A correção da rotina de atualização eliminou por completo o bloqueio de infraestrutura que impedia quatro dos seis participantes de concluir a atividade, validando de forma empírica o nível de severidade catastrófica atribuído ao problema com base nos critérios de Nielsen (1994).</w:t>
+      </w:r>
+    </w:p>
+    <w:p>
+      <w:pPr>
+        <w:pStyle w:val="Corpodetexto"/>
+        <w:spacing w:line="360" w:lineRule="auto"/>
+        <w:jc w:val="both"/>
+        <w:rPr>
+          <w:rFonts w:ascii="Arial" w:hAnsi="Arial" w:cs="Arial"/>
+        </w:rPr>
+      </w:pPr>
+      <w:r>
+        <w:rPr>
+          <w:rFonts w:ascii="Arial" w:hAnsi="Arial" w:cs="Arial"/>
+        </w:rPr>
+        <w:t xml:space="preserve">A qualidade da experiência, avaliada através da redução de erros, manifestou uma contração de 87,5% nas falhas médias cometidas por tarefa, cujo índice decresceu de 1,6 para 0,2 interrupções operacionais. Esse comportamento indica que as intervenções no </w:t>
       </w:r>
       <w:r>
         <w:rPr>
@@ -44521,34 +45395,145 @@
           <w:i/>
           <w:iCs/>
         </w:rPr>
-        <w:t>Net Promoter Score</w:t>
-      </w:r>
-      <w:r>
-        <w:rPr>
-          <w:rFonts w:ascii="Arial" w:hAnsi="Arial" w:cs="Arial"/>
-        </w:rPr>
-        <w:t xml:space="preserve">, evoluiu de uma marca inicial de -83,3, indicativa de rejeição crítica, para um patamar final de +33,3, caracterizando uma boa aceitação de mercado. Essa guinada metodológica representa um ganho real de 116,6 pontos na escala diagnóstica. De acordo com as premissas de </w:t>
-      </w:r>
-      <w:proofErr w:type="spellStart"/>
-      <w:r>
-        <w:rPr>
-          <w:rFonts w:ascii="Arial" w:hAnsi="Arial" w:cs="Arial"/>
-        </w:rPr>
-        <w:t>Reichheld</w:t>
-      </w:r>
-      <w:proofErr w:type="spellEnd"/>
-      <w:r>
-        <w:rPr>
-          <w:rFonts w:ascii="Arial" w:hAnsi="Arial" w:cs="Arial"/>
-        </w:rPr>
-        <w:t xml:space="preserve"> (2003), esse deslocamento sinaliza que a plataforma abandonou a zona de perigo da primeira rodada — na qual concentrava 83,3% de usuários detratores ativos com potencial de desestimular novos operadores — e ingressou na zona de qualidade na segunda rodada, passando a computar 50% de usuários promotores e apenas 16,7% de perfis desfavoráveis. Esse comportamento pôde ser ratificado pelo depoimento do participante cinco, de perfil técnico, o qual havia atribuído a pior avaliação inicial e elevou sua nota subsequente, verbalizando o reconhecimento explícito de que os carregamentos tornaram-se satisfatórios, o fornecimento de respostas visuais ao operador atingiu um bom nível e as melhorias no </w:t>
-      </w:r>
+        <w:t>design</w:t>
+      </w:r>
+      <w:r>
+        <w:rPr>
+          <w:rFonts w:ascii="Arial" w:hAnsi="Arial" w:cs="Arial"/>
+        </w:rPr>
+        <w:t xml:space="preserve"> de interação aceleraram a jornada do usuário e tornaram o fluxo de navegação fluido e livre de tentativas incorretas. Essa métrica expõe uma melhora sensível na capacidade de localização de recursos (</w:t>
+      </w:r>
+      <w:proofErr w:type="spellStart"/>
       <w:r>
         <w:rPr>
           <w:rFonts w:ascii="Arial" w:hAnsi="Arial" w:cs="Arial"/>
           <w:i/>
           <w:iCs/>
         </w:rPr>
+        <w:t>findability</w:t>
+      </w:r>
+      <w:proofErr w:type="spellEnd"/>
+      <w:r>
+        <w:rPr>
+          <w:rFonts w:ascii="Arial" w:hAnsi="Arial" w:cs="Arial"/>
+        </w:rPr>
+        <w:t>) e na facilidade de aprendizagem (</w:t>
+      </w:r>
+      <w:proofErr w:type="spellStart"/>
+      <w:r>
+        <w:rPr>
+          <w:rFonts w:ascii="Arial" w:hAnsi="Arial" w:cs="Arial"/>
+          <w:i/>
+          <w:iCs/>
+        </w:rPr>
+        <w:t>learnability</w:t>
+      </w:r>
+      <w:proofErr w:type="spellEnd"/>
+      <w:r>
+        <w:rPr>
+          <w:rFonts w:ascii="Arial" w:hAnsi="Arial" w:cs="Arial"/>
+        </w:rPr>
+        <w:t xml:space="preserve">) do sistema </w:t>
+      </w:r>
+      <w:proofErr w:type="spellStart"/>
+      <w:r>
+        <w:rPr>
+          <w:rFonts w:ascii="Arial" w:hAnsi="Arial" w:cs="Arial"/>
+        </w:rPr>
+        <w:t>Smart</w:t>
+      </w:r>
+      <w:proofErr w:type="spellEnd"/>
+      <w:r>
+        <w:rPr>
+          <w:rFonts w:ascii="Arial" w:hAnsi="Arial" w:cs="Arial"/>
+        </w:rPr>
+        <w:t xml:space="preserve"> Plantio. De igual modo, a satisfação subjetiva registrou um incremento de 67,9% na pontuação média, saltando de 2,8 para 4,7 pontos na escala </w:t>
+      </w:r>
+      <w:proofErr w:type="spellStart"/>
+      <w:r>
+        <w:rPr>
+          <w:rFonts w:ascii="Arial" w:hAnsi="Arial" w:cs="Arial"/>
+        </w:rPr>
+        <w:t>Likert</w:t>
+      </w:r>
+      <w:proofErr w:type="spellEnd"/>
+      <w:r>
+        <w:rPr>
+          <w:rFonts w:ascii="Arial" w:hAnsi="Arial" w:cs="Arial"/>
+        </w:rPr>
+        <w:t xml:space="preserve"> de um a cinco, posicionando a plataforma próxima ao conceito máximo de usabilidade. Essa transformação reflete uma mudança profunda na percepção dos voluntários a respeito da experiência de uso do sistema.</w:t>
+      </w:r>
+    </w:p>
+    <w:p>
+      <w:pPr>
+        <w:pStyle w:val="Corpodetexto"/>
+        <w:spacing w:line="360" w:lineRule="auto"/>
+        <w:jc w:val="both"/>
+        <w:rPr>
+          <w:rFonts w:ascii="Arial" w:hAnsi="Arial" w:cs="Arial"/>
+        </w:rPr>
+      </w:pPr>
+      <w:r>
+        <w:rPr>
+          <w:rFonts w:ascii="Arial" w:hAnsi="Arial" w:cs="Arial"/>
+        </w:rPr>
+        <w:t xml:space="preserve">Por fim, o indicador de fidelidade e recomendação, avaliado por meio do </w:t>
+      </w:r>
+      <w:r>
+        <w:rPr>
+          <w:rFonts w:ascii="Arial" w:hAnsi="Arial" w:cs="Arial"/>
+          <w:i/>
+          <w:iCs/>
+        </w:rPr>
+        <w:t>Net Promoter Score</w:t>
+      </w:r>
+      <w:r>
+        <w:rPr>
+          <w:rFonts w:ascii="Arial" w:hAnsi="Arial" w:cs="Arial"/>
+        </w:rPr>
+        <w:t xml:space="preserve">, evoluiu de uma marca inicial de -83,3, indicativa de rejeição crítica, para um patamar final de +33,3, caracterizando uma boa aceitação de mercado. Essa guinada metodológica representa um ganho real de 116,6 pontos na escala diagnóstica. De acordo com as premissas de </w:t>
+      </w:r>
+      <w:proofErr w:type="spellStart"/>
+      <w:r>
+        <w:rPr>
+          <w:rFonts w:ascii="Arial" w:hAnsi="Arial" w:cs="Arial"/>
+        </w:rPr>
+        <w:t>Reichheld</w:t>
+      </w:r>
+      <w:proofErr w:type="spellEnd"/>
+      <w:r>
+        <w:rPr>
+          <w:rFonts w:ascii="Arial" w:hAnsi="Arial" w:cs="Arial"/>
+        </w:rPr>
+        <w:t xml:space="preserve"> (2003), esse deslocamento sinaliza que a plataforma abandonou a zona de perigo da primeira rodada — na qual concentrava 83,3% de usuários detratores ativos com potencial de desestimular novos operadores — e ingressou na zona de qualidade na segunda rodada, passando a computar 50% de usuários promotores e apenas 16,7% de perfis desfavoráveis. Esse comportamento pôde ser ratificado pelo depoimento do participante cinco, de perfil técnico, o qual havia atribuído a pior avaliação inicial e elevou sua nota subsequente, verbalizando o </w:t>
+      </w:r>
+      <w:r>
+        <w:rPr>
+          <w:rFonts w:ascii="Arial" w:hAnsi="Arial" w:cs="Arial"/>
+        </w:rPr>
+        <w:lastRenderedPageBreak/>
+        <w:t xml:space="preserve">reconhecimento explícito de que os carregamentos </w:t>
+      </w:r>
+      <w:proofErr w:type="gramStart"/>
+      <w:r>
+        <w:rPr>
+          <w:rFonts w:ascii="Arial" w:hAnsi="Arial" w:cs="Arial"/>
+        </w:rPr>
+        <w:t>tornaram-se</w:t>
+      </w:r>
+      <w:proofErr w:type="gramEnd"/>
+      <w:r>
+        <w:rPr>
+          <w:rFonts w:ascii="Arial" w:hAnsi="Arial" w:cs="Arial"/>
+        </w:rPr>
+        <w:t xml:space="preserve"> satisfatórios, o fornecimento de respostas visuais ao operador atingiu um bom nível e as melhorias no </w:t>
+      </w:r>
+      <w:r>
+        <w:rPr>
+          <w:rFonts w:ascii="Arial" w:hAnsi="Arial" w:cs="Arial"/>
+          <w:i/>
+          <w:iCs/>
+        </w:rPr>
         <w:t>layout</w:t>
       </w:r>
       <w:r>
@@ -44557,10 +45542,146 @@
         </w:rPr>
         <w:t xml:space="preserve"> foram prontamente percebidas na interface.</w:t>
       </w:r>
+      <w:r>
+        <w:rPr>
+          <w:rFonts w:ascii="Arial" w:hAnsi="Arial" w:cs="Arial"/>
+        </w:rPr>
+        <w:t xml:space="preserve"> </w:t>
+      </w:r>
+      <w:r>
+        <w:rPr>
+          <w:rFonts w:ascii="Arial" w:hAnsi="Arial" w:cs="Arial"/>
+        </w:rPr>
+        <w:t>A transição das zonas de fidelidade e a respectiva redistribuição dos perfis dos participantes estão ilustradas na Figura 2.</w:t>
+      </w:r>
+    </w:p>
+    <w:p>
+      <w:pPr>
+        <w:pStyle w:val="Corpodetexto"/>
+        <w:spacing w:line="360" w:lineRule="auto"/>
+        <w:jc w:val="both"/>
+        <w:rPr>
+          <w:rFonts w:ascii="Arial" w:hAnsi="Arial" w:cs="Arial"/>
+        </w:rPr>
+      </w:pPr>
+      <w:r>
+        <w:rPr>
+          <w:rFonts w:ascii="Arial" w:hAnsi="Arial" w:cs="Arial"/>
+          <w:b/>
+          <w:bCs/>
+        </w:rPr>
+        <w:t xml:space="preserve">Figura </w:t>
+      </w:r>
+      <w:r>
+        <w:rPr>
+          <w:rFonts w:ascii="Arial" w:hAnsi="Arial" w:cs="Arial"/>
+          <w:b/>
+          <w:bCs/>
+        </w:rPr>
+        <w:t>7</w:t>
+      </w:r>
+      <w:r>
+        <w:rPr>
+          <w:rFonts w:ascii="Arial" w:hAnsi="Arial" w:cs="Arial"/>
+          <w:b/>
+          <w:bCs/>
+        </w:rPr>
+        <w:t xml:space="preserve"> </w:t>
+      </w:r>
+      <w:r>
+        <w:rPr>
+          <w:rFonts w:ascii="Arial" w:hAnsi="Arial" w:cs="Arial"/>
+        </w:rPr>
+        <w:t>— Evolução do Net Promoter Score (NPS)</w:t>
+      </w:r>
+    </w:p>
+    <w:p>
+      <w:pPr>
+        <w:pStyle w:val="Corpodetexto"/>
+        <w:spacing w:line="360" w:lineRule="auto"/>
+        <w:jc w:val="both"/>
+        <w:rPr>
+          <w:rFonts w:ascii="Arial" w:hAnsi="Arial" w:cs="Arial"/>
+        </w:rPr>
+      </w:pPr>
+      <w:r>
+        <w:rPr>
+          <w:noProof/>
+        </w:rPr>
+        <w:drawing>
+          <wp:inline distT="0" distB="0" distL="0" distR="0" wp14:anchorId="05807A62" wp14:editId="335D1174">
+            <wp:extent cx="5972175" cy="3204210"/>
+            <wp:effectExtent l="0" t="0" r="0" b="0"/>
+            <wp:docPr id="776239362" name="Imagem 2"/>
+            <wp:cNvGraphicFramePr>
+              <a:graphicFrameLocks xmlns:a="http://schemas.openxmlformats.org/drawingml/2006/main" noChangeAspect="1"/>
+            </wp:cNvGraphicFramePr>
+            <a:graphic xmlns:a="http://schemas.openxmlformats.org/drawingml/2006/main">
+              <a:graphicData uri="http://schemas.openxmlformats.org/drawingml/2006/picture">
+                <pic:pic xmlns:pic="http://schemas.openxmlformats.org/drawingml/2006/picture">
+                  <pic:nvPicPr>
+                    <pic:cNvPr id="0" name="Picture 4318"/>
+                    <pic:cNvPicPr>
+                      <a:picLocks noChangeAspect="1" noChangeArrowheads="1"/>
+                    </pic:cNvPicPr>
+                  </pic:nvPicPr>
+                  <pic:blipFill>
+                    <a:blip r:embed="rId25">
+                      <a:extLst>
+                        <a:ext uri="{28A0092B-C50C-407E-A947-70E740481C1C}">
+                          <a14:useLocalDpi xmlns:a14="http://schemas.microsoft.com/office/drawing/2010/main" val="0"/>
+                        </a:ext>
+                      </a:extLst>
+                    </a:blip>
+                    <a:srcRect/>
+                    <a:stretch>
+                      <a:fillRect/>
+                    </a:stretch>
+                  </pic:blipFill>
+                  <pic:spPr bwMode="auto">
+                    <a:xfrm>
+                      <a:off x="0" y="0"/>
+                      <a:ext cx="5972175" cy="3204210"/>
+                    </a:xfrm>
+                    <a:prstGeom prst="rect">
+                      <a:avLst/>
+                    </a:prstGeom>
+                    <a:noFill/>
+                    <a:ln>
+                      <a:noFill/>
+                    </a:ln>
+                  </pic:spPr>
+                </pic:pic>
+              </a:graphicData>
+            </a:graphic>
+          </wp:inline>
+        </w:drawing>
+      </w:r>
+    </w:p>
+    <w:p>
+      <w:pPr>
+        <w:pStyle w:val="Corpodetexto"/>
+        <w:spacing w:line="360" w:lineRule="auto"/>
+        <w:jc w:val="both"/>
+        <w:rPr>
+          <w:rFonts w:ascii="Arial" w:hAnsi="Arial" w:cs="Arial"/>
+          <w:sz w:val="20"/>
+          <w:szCs w:val="20"/>
+        </w:rPr>
+      </w:pPr>
+      <w:r>
+        <w:rPr>
+          <w:rFonts w:ascii="Arial" w:hAnsi="Arial" w:cs="Arial"/>
+          <w:sz w:val="20"/>
+          <w:szCs w:val="20"/>
+        </w:rPr>
+        <w:t>Fonte: Elaborado pelo autor, 2026.</w:t>
+      </w:r>
     </w:p>
     <w:p>
       <w:pPr>
         <w:pStyle w:val="Ttulo3"/>
+        <w:spacing w:line="360" w:lineRule="auto"/>
       </w:pPr>
       <w:bookmarkStart w:id="114" w:name="análise-qualitativa-das-verbalizações"/>
       <w:bookmarkStart w:id="115" w:name="_Toc234316838"/>
@@ -44682,7 +45803,17 @@
           <w:iCs/>
           <w:color w:val="000000" w:themeColor="text1"/>
         </w:rPr>
-        <w:t>“Nossa, que diferença! Agora ficou muito mais rápido e fluido. Não preciso ficar procurando onde está cada coisa, os botões estão tudo ali na cara. Antes eu ficava confuso, agora achei a navegação excelente. Nem precisa pensar muito pra usar, é bem intuitivo.”</w:t>
+        <w:t xml:space="preserve">“Nossa, que diferença! Agora ficou muito mais rápido e fluido. Não preciso ficar procurando onde está cada coisa, os botões estão tudo ali na cara. Antes eu ficava </w:t>
+      </w:r>
+      <w:r>
+        <w:rPr>
+          <w:rFonts w:ascii="Arial" w:hAnsi="Arial" w:cs="Arial"/>
+          <w:i/>
+          <w:iCs/>
+          <w:color w:val="000000" w:themeColor="text1"/>
+        </w:rPr>
+        <w:lastRenderedPageBreak/>
+        <w:t>confuso, agora achei a navegação excelente. Nem precisa pensar muito pra usar, é bem intuitivo.”</w:t>
       </w:r>
     </w:p>
     <w:p>
@@ -44699,7 +45830,6 @@
           <w:rFonts w:ascii="Arial" w:hAnsi="Arial" w:cs="Arial"/>
           <w:color w:val="000000" w:themeColor="text1"/>
         </w:rPr>
-        <w:lastRenderedPageBreak/>
         <w:t xml:space="preserve">Essa verbalização evidencia melhoria direta nos atributos de </w:t>
       </w:r>
       <w:proofErr w:type="spellStart"/>
@@ -44946,14 +46076,14 @@
         <w:rPr>
           <w:rFonts w:ascii="Arial" w:hAnsi="Arial" w:cs="Arial"/>
         </w:rPr>
-        <w:t xml:space="preserve"> saltou de 1,3 para 4,8 pontos, indicando um crescimento expressivo de 269,2% na percepção de </w:t>
+        <w:t xml:space="preserve"> saltou de 1,3 </w:t>
       </w:r>
       <w:r>
         <w:rPr>
           <w:rFonts w:ascii="Arial" w:hAnsi="Arial" w:cs="Arial"/>
         </w:rPr>
         <w:lastRenderedPageBreak/>
-        <w:t>usabilidade. A intervenção demonstrou-se totalmente eficaz, restaurando uma funcionalidade que se revelou altamente valorizada pelos participantes da pesquisa.</w:t>
+        <w:t>para 4,8 pontos, indicando um crescimento expressivo de 269,2% na percepção de usabilidade. A intervenção demonstrou-se totalmente eficaz, restaurando uma funcionalidade que se revelou altamente valorizada pelos participantes da pesquisa.</w:t>
       </w:r>
     </w:p>
     <w:p>
@@ -49488,7 +50618,39 @@
           <w:color w:val="000000" w:themeColor="text1"/>
         </w:rPr>
         <w:br/>
-        <w:t>Dispositivo: ( ) Computador ( ) Celular</w:t>
+        <w:t xml:space="preserve">Dispositivo: </w:t>
+      </w:r>
+      <w:proofErr w:type="gramStart"/>
+      <w:r>
+        <w:rPr>
+          <w:rFonts w:ascii="Arial" w:hAnsi="Arial" w:cs="Arial"/>
+          <w:color w:val="000000" w:themeColor="text1"/>
+        </w:rPr>
+        <w:t>( )</w:t>
+      </w:r>
+      <w:proofErr w:type="gramEnd"/>
+      <w:r>
+        <w:rPr>
+          <w:rFonts w:ascii="Arial" w:hAnsi="Arial" w:cs="Arial"/>
+          <w:color w:val="000000" w:themeColor="text1"/>
+        </w:rPr>
+        <w:t xml:space="preserve"> Computador </w:t>
+      </w:r>
+      <w:proofErr w:type="gramStart"/>
+      <w:r>
+        <w:rPr>
+          <w:rFonts w:ascii="Arial" w:hAnsi="Arial" w:cs="Arial"/>
+          <w:color w:val="000000" w:themeColor="text1"/>
+        </w:rPr>
+        <w:t>( )</w:t>
+      </w:r>
+      <w:proofErr w:type="gramEnd"/>
+      <w:r>
+        <w:rPr>
+          <w:rFonts w:ascii="Arial" w:hAnsi="Arial" w:cs="Arial"/>
+          <w:color w:val="000000" w:themeColor="text1"/>
+        </w:rPr>
+        <w:t xml:space="preserve"> Celular</w:t>
       </w:r>
     </w:p>
     <w:p>
@@ -49602,7 +50764,39 @@
           <w:rFonts w:ascii="Arial" w:hAnsi="Arial" w:cs="Arial"/>
           <w:color w:val="000000" w:themeColor="text1"/>
         </w:rPr>
-        <w:t>Tempo: _______ segundos | Erros: _____ | Ajuda solicitada: ( ) Sim ( ) Não</w:t>
+        <w:t xml:space="preserve">Tempo: _______ segundos | Erros: _____ | Ajuda solicitada: </w:t>
+      </w:r>
+      <w:proofErr w:type="gramStart"/>
+      <w:r>
+        <w:rPr>
+          <w:rFonts w:ascii="Arial" w:hAnsi="Arial" w:cs="Arial"/>
+          <w:color w:val="000000" w:themeColor="text1"/>
+        </w:rPr>
+        <w:t>( )</w:t>
+      </w:r>
+      <w:proofErr w:type="gramEnd"/>
+      <w:r>
+        <w:rPr>
+          <w:rFonts w:ascii="Arial" w:hAnsi="Arial" w:cs="Arial"/>
+          <w:color w:val="000000" w:themeColor="text1"/>
+        </w:rPr>
+        <w:t xml:space="preserve"> Sim </w:t>
+      </w:r>
+      <w:proofErr w:type="gramStart"/>
+      <w:r>
+        <w:rPr>
+          <w:rFonts w:ascii="Arial" w:hAnsi="Arial" w:cs="Arial"/>
+          <w:color w:val="000000" w:themeColor="text1"/>
+        </w:rPr>
+        <w:t>( )</w:t>
+      </w:r>
+      <w:proofErr w:type="gramEnd"/>
+      <w:r>
+        <w:rPr>
+          <w:rFonts w:ascii="Arial" w:hAnsi="Arial" w:cs="Arial"/>
+          <w:color w:val="000000" w:themeColor="text1"/>
+        </w:rPr>
+        <w:t xml:space="preserve"> Não</w:t>
       </w:r>
       <w:r>
         <w:rPr>
@@ -49610,7 +50804,87 @@
           <w:color w:val="000000" w:themeColor="text1"/>
         </w:rPr>
         <w:br/>
-        <w:t>Dificuldade (1-5): ( ) 1 - Muito Difícil ( ) 2 ( ) 3 ( ) 4 ( ) 5 - Muito Fácil</w:t>
+        <w:t xml:space="preserve">Dificuldade (1-5): </w:t>
+      </w:r>
+      <w:proofErr w:type="gramStart"/>
+      <w:r>
+        <w:rPr>
+          <w:rFonts w:ascii="Arial" w:hAnsi="Arial" w:cs="Arial"/>
+          <w:color w:val="000000" w:themeColor="text1"/>
+        </w:rPr>
+        <w:t>( )</w:t>
+      </w:r>
+      <w:proofErr w:type="gramEnd"/>
+      <w:r>
+        <w:rPr>
+          <w:rFonts w:ascii="Arial" w:hAnsi="Arial" w:cs="Arial"/>
+          <w:color w:val="000000" w:themeColor="text1"/>
+        </w:rPr>
+        <w:t xml:space="preserve"> 1 - Muito Difícil </w:t>
+      </w:r>
+      <w:proofErr w:type="gramStart"/>
+      <w:r>
+        <w:rPr>
+          <w:rFonts w:ascii="Arial" w:hAnsi="Arial" w:cs="Arial"/>
+          <w:color w:val="000000" w:themeColor="text1"/>
+        </w:rPr>
+        <w:t>( )</w:t>
+      </w:r>
+      <w:proofErr w:type="gramEnd"/>
+      <w:r>
+        <w:rPr>
+          <w:rFonts w:ascii="Arial" w:hAnsi="Arial" w:cs="Arial"/>
+          <w:color w:val="000000" w:themeColor="text1"/>
+        </w:rPr>
+        <w:t xml:space="preserve"> 2 </w:t>
+      </w:r>
+      <w:proofErr w:type="gramStart"/>
+      <w:r>
+        <w:rPr>
+          <w:rFonts w:ascii="Arial" w:hAnsi="Arial" w:cs="Arial"/>
+          <w:color w:val="000000" w:themeColor="text1"/>
+        </w:rPr>
+        <w:t>( )</w:t>
+      </w:r>
+      <w:proofErr w:type="gramEnd"/>
+      <w:r>
+        <w:rPr>
+          <w:rFonts w:ascii="Arial" w:hAnsi="Arial" w:cs="Arial"/>
+          <w:color w:val="000000" w:themeColor="text1"/>
+        </w:rPr>
+        <w:t xml:space="preserve"> 3 </w:t>
+      </w:r>
+      <w:proofErr w:type="gramStart"/>
+      <w:r>
+        <w:rPr>
+          <w:rFonts w:ascii="Arial" w:hAnsi="Arial" w:cs="Arial"/>
+          <w:color w:val="000000" w:themeColor="text1"/>
+        </w:rPr>
+        <w:t>( )</w:t>
+      </w:r>
+      <w:proofErr w:type="gramEnd"/>
+      <w:r>
+        <w:rPr>
+          <w:rFonts w:ascii="Arial" w:hAnsi="Arial" w:cs="Arial"/>
+          <w:color w:val="000000" w:themeColor="text1"/>
+        </w:rPr>
+        <w:t xml:space="preserve"> 4 </w:t>
+      </w:r>
+      <w:proofErr w:type="gramStart"/>
+      <w:r>
+        <w:rPr>
+          <w:rFonts w:ascii="Arial" w:hAnsi="Arial" w:cs="Arial"/>
+          <w:color w:val="000000" w:themeColor="text1"/>
+        </w:rPr>
+        <w:t>( )</w:t>
+      </w:r>
+      <w:proofErr w:type="gramEnd"/>
+      <w:r>
+        <w:rPr>
+          <w:rFonts w:ascii="Arial" w:hAnsi="Arial" w:cs="Arial"/>
+          <w:color w:val="000000" w:themeColor="text1"/>
+        </w:rPr>
+        <w:t xml:space="preserve"> 5 - Muito Fácil</w:t>
       </w:r>
       <w:r>
         <w:rPr>
@@ -49670,7 +50944,39 @@
           <w:rFonts w:ascii="Arial" w:hAnsi="Arial" w:cs="Arial"/>
           <w:color w:val="000000" w:themeColor="text1"/>
         </w:rPr>
-        <w:t>Tempo: _______ segundos | Erros: _____ | Ajuda solicitada: ( ) Sim ( ) Não</w:t>
+        <w:t xml:space="preserve">Tempo: _______ segundos | Erros: _____ | Ajuda solicitada: </w:t>
+      </w:r>
+      <w:proofErr w:type="gramStart"/>
+      <w:r>
+        <w:rPr>
+          <w:rFonts w:ascii="Arial" w:hAnsi="Arial" w:cs="Arial"/>
+          <w:color w:val="000000" w:themeColor="text1"/>
+        </w:rPr>
+        <w:t>( )</w:t>
+      </w:r>
+      <w:proofErr w:type="gramEnd"/>
+      <w:r>
+        <w:rPr>
+          <w:rFonts w:ascii="Arial" w:hAnsi="Arial" w:cs="Arial"/>
+          <w:color w:val="000000" w:themeColor="text1"/>
+        </w:rPr>
+        <w:t xml:space="preserve"> Sim </w:t>
+      </w:r>
+      <w:proofErr w:type="gramStart"/>
+      <w:r>
+        <w:rPr>
+          <w:rFonts w:ascii="Arial" w:hAnsi="Arial" w:cs="Arial"/>
+          <w:color w:val="000000" w:themeColor="text1"/>
+        </w:rPr>
+        <w:t>( )</w:t>
+      </w:r>
+      <w:proofErr w:type="gramEnd"/>
+      <w:r>
+        <w:rPr>
+          <w:rFonts w:ascii="Arial" w:hAnsi="Arial" w:cs="Arial"/>
+          <w:color w:val="000000" w:themeColor="text1"/>
+        </w:rPr>
+        <w:t xml:space="preserve"> Não</w:t>
       </w:r>
       <w:r>
         <w:rPr>
@@ -49678,7 +50984,87 @@
           <w:color w:val="000000" w:themeColor="text1"/>
         </w:rPr>
         <w:br/>
-        <w:t>Dificuldade (1-5): ( ) 1 ( ) 2 ( ) 3 ( ) 4 ( ) 5</w:t>
+        <w:t xml:space="preserve">Dificuldade (1-5): </w:t>
+      </w:r>
+      <w:proofErr w:type="gramStart"/>
+      <w:r>
+        <w:rPr>
+          <w:rFonts w:ascii="Arial" w:hAnsi="Arial" w:cs="Arial"/>
+          <w:color w:val="000000" w:themeColor="text1"/>
+        </w:rPr>
+        <w:t>( )</w:t>
+      </w:r>
+      <w:proofErr w:type="gramEnd"/>
+      <w:r>
+        <w:rPr>
+          <w:rFonts w:ascii="Arial" w:hAnsi="Arial" w:cs="Arial"/>
+          <w:color w:val="000000" w:themeColor="text1"/>
+        </w:rPr>
+        <w:t xml:space="preserve"> 1 </w:t>
+      </w:r>
+      <w:proofErr w:type="gramStart"/>
+      <w:r>
+        <w:rPr>
+          <w:rFonts w:ascii="Arial" w:hAnsi="Arial" w:cs="Arial"/>
+          <w:color w:val="000000" w:themeColor="text1"/>
+        </w:rPr>
+        <w:t>( )</w:t>
+      </w:r>
+      <w:proofErr w:type="gramEnd"/>
+      <w:r>
+        <w:rPr>
+          <w:rFonts w:ascii="Arial" w:hAnsi="Arial" w:cs="Arial"/>
+          <w:color w:val="000000" w:themeColor="text1"/>
+        </w:rPr>
+        <w:t xml:space="preserve"> 2 </w:t>
+      </w:r>
+      <w:proofErr w:type="gramStart"/>
+      <w:r>
+        <w:rPr>
+          <w:rFonts w:ascii="Arial" w:hAnsi="Arial" w:cs="Arial"/>
+          <w:color w:val="000000" w:themeColor="text1"/>
+        </w:rPr>
+        <w:t>( )</w:t>
+      </w:r>
+      <w:proofErr w:type="gramEnd"/>
+      <w:r>
+        <w:rPr>
+          <w:rFonts w:ascii="Arial" w:hAnsi="Arial" w:cs="Arial"/>
+          <w:color w:val="000000" w:themeColor="text1"/>
+        </w:rPr>
+        <w:t xml:space="preserve"> 3 </w:t>
+      </w:r>
+      <w:proofErr w:type="gramStart"/>
+      <w:r>
+        <w:rPr>
+          <w:rFonts w:ascii="Arial" w:hAnsi="Arial" w:cs="Arial"/>
+          <w:color w:val="000000" w:themeColor="text1"/>
+        </w:rPr>
+        <w:t>( )</w:t>
+      </w:r>
+      <w:proofErr w:type="gramEnd"/>
+      <w:r>
+        <w:rPr>
+          <w:rFonts w:ascii="Arial" w:hAnsi="Arial" w:cs="Arial"/>
+          <w:color w:val="000000" w:themeColor="text1"/>
+        </w:rPr>
+        <w:t xml:space="preserve"> 4 </w:t>
+      </w:r>
+      <w:proofErr w:type="gramStart"/>
+      <w:r>
+        <w:rPr>
+          <w:rFonts w:ascii="Arial" w:hAnsi="Arial" w:cs="Arial"/>
+          <w:color w:val="000000" w:themeColor="text1"/>
+        </w:rPr>
+        <w:t>( )</w:t>
+      </w:r>
+      <w:proofErr w:type="gramEnd"/>
+      <w:r>
+        <w:rPr>
+          <w:rFonts w:ascii="Arial" w:hAnsi="Arial" w:cs="Arial"/>
+          <w:color w:val="000000" w:themeColor="text1"/>
+        </w:rPr>
+        <w:t xml:space="preserve"> 5</w:t>
       </w:r>
       <w:r>
         <w:rPr>
@@ -49738,7 +51124,39 @@
           <w:rFonts w:ascii="Arial" w:hAnsi="Arial" w:cs="Arial"/>
           <w:color w:val="000000" w:themeColor="text1"/>
         </w:rPr>
-        <w:t>Tempo: _______ segundos | Erros: _____ | Ajuda solicitada: ( ) Sim ( ) Não</w:t>
+        <w:t xml:space="preserve">Tempo: _______ segundos | Erros: _____ | Ajuda solicitada: </w:t>
+      </w:r>
+      <w:proofErr w:type="gramStart"/>
+      <w:r>
+        <w:rPr>
+          <w:rFonts w:ascii="Arial" w:hAnsi="Arial" w:cs="Arial"/>
+          <w:color w:val="000000" w:themeColor="text1"/>
+        </w:rPr>
+        <w:t>( )</w:t>
+      </w:r>
+      <w:proofErr w:type="gramEnd"/>
+      <w:r>
+        <w:rPr>
+          <w:rFonts w:ascii="Arial" w:hAnsi="Arial" w:cs="Arial"/>
+          <w:color w:val="000000" w:themeColor="text1"/>
+        </w:rPr>
+        <w:t xml:space="preserve"> Sim </w:t>
+      </w:r>
+      <w:proofErr w:type="gramStart"/>
+      <w:r>
+        <w:rPr>
+          <w:rFonts w:ascii="Arial" w:hAnsi="Arial" w:cs="Arial"/>
+          <w:color w:val="000000" w:themeColor="text1"/>
+        </w:rPr>
+        <w:t>( )</w:t>
+      </w:r>
+      <w:proofErr w:type="gramEnd"/>
+      <w:r>
+        <w:rPr>
+          <w:rFonts w:ascii="Arial" w:hAnsi="Arial" w:cs="Arial"/>
+          <w:color w:val="000000" w:themeColor="text1"/>
+        </w:rPr>
+        <w:t xml:space="preserve"> Não</w:t>
       </w:r>
       <w:r>
         <w:rPr>
@@ -49746,7 +51164,87 @@
           <w:color w:val="000000" w:themeColor="text1"/>
         </w:rPr>
         <w:br/>
-        <w:t>Dificuldade (1-5): ( ) 1 ( ) 2 ( ) 3 ( ) 4 ( ) 5</w:t>
+        <w:t xml:space="preserve">Dificuldade (1-5): </w:t>
+      </w:r>
+      <w:proofErr w:type="gramStart"/>
+      <w:r>
+        <w:rPr>
+          <w:rFonts w:ascii="Arial" w:hAnsi="Arial" w:cs="Arial"/>
+          <w:color w:val="000000" w:themeColor="text1"/>
+        </w:rPr>
+        <w:t>( )</w:t>
+      </w:r>
+      <w:proofErr w:type="gramEnd"/>
+      <w:r>
+        <w:rPr>
+          <w:rFonts w:ascii="Arial" w:hAnsi="Arial" w:cs="Arial"/>
+          <w:color w:val="000000" w:themeColor="text1"/>
+        </w:rPr>
+        <w:t xml:space="preserve"> 1 </w:t>
+      </w:r>
+      <w:proofErr w:type="gramStart"/>
+      <w:r>
+        <w:rPr>
+          <w:rFonts w:ascii="Arial" w:hAnsi="Arial" w:cs="Arial"/>
+          <w:color w:val="000000" w:themeColor="text1"/>
+        </w:rPr>
+        <w:t>( )</w:t>
+      </w:r>
+      <w:proofErr w:type="gramEnd"/>
+      <w:r>
+        <w:rPr>
+          <w:rFonts w:ascii="Arial" w:hAnsi="Arial" w:cs="Arial"/>
+          <w:color w:val="000000" w:themeColor="text1"/>
+        </w:rPr>
+        <w:t xml:space="preserve"> 2 </w:t>
+      </w:r>
+      <w:proofErr w:type="gramStart"/>
+      <w:r>
+        <w:rPr>
+          <w:rFonts w:ascii="Arial" w:hAnsi="Arial" w:cs="Arial"/>
+          <w:color w:val="000000" w:themeColor="text1"/>
+        </w:rPr>
+        <w:t>( )</w:t>
+      </w:r>
+      <w:proofErr w:type="gramEnd"/>
+      <w:r>
+        <w:rPr>
+          <w:rFonts w:ascii="Arial" w:hAnsi="Arial" w:cs="Arial"/>
+          <w:color w:val="000000" w:themeColor="text1"/>
+        </w:rPr>
+        <w:t xml:space="preserve"> 3 </w:t>
+      </w:r>
+      <w:proofErr w:type="gramStart"/>
+      <w:r>
+        <w:rPr>
+          <w:rFonts w:ascii="Arial" w:hAnsi="Arial" w:cs="Arial"/>
+          <w:color w:val="000000" w:themeColor="text1"/>
+        </w:rPr>
+        <w:t>( )</w:t>
+      </w:r>
+      <w:proofErr w:type="gramEnd"/>
+      <w:r>
+        <w:rPr>
+          <w:rFonts w:ascii="Arial" w:hAnsi="Arial" w:cs="Arial"/>
+          <w:color w:val="000000" w:themeColor="text1"/>
+        </w:rPr>
+        <w:t xml:space="preserve"> 4 </w:t>
+      </w:r>
+      <w:proofErr w:type="gramStart"/>
+      <w:r>
+        <w:rPr>
+          <w:rFonts w:ascii="Arial" w:hAnsi="Arial" w:cs="Arial"/>
+          <w:color w:val="000000" w:themeColor="text1"/>
+        </w:rPr>
+        <w:t>( )</w:t>
+      </w:r>
+      <w:proofErr w:type="gramEnd"/>
+      <w:r>
+        <w:rPr>
+          <w:rFonts w:ascii="Arial" w:hAnsi="Arial" w:cs="Arial"/>
+          <w:color w:val="000000" w:themeColor="text1"/>
+        </w:rPr>
+        <w:t xml:space="preserve"> 5</w:t>
       </w:r>
       <w:r>
         <w:rPr>
@@ -49813,7 +51311,39 @@
           <w:rFonts w:ascii="Arial" w:hAnsi="Arial" w:cs="Arial"/>
           <w:color w:val="000000" w:themeColor="text1"/>
         </w:rPr>
-        <w:t>Tempo: _______ segundos | Erros: _____ | Ajuda solicitada: ( ) Sim ( ) Não</w:t>
+        <w:t xml:space="preserve">Tempo: _______ segundos | Erros: _____ | Ajuda solicitada: </w:t>
+      </w:r>
+      <w:proofErr w:type="gramStart"/>
+      <w:r>
+        <w:rPr>
+          <w:rFonts w:ascii="Arial" w:hAnsi="Arial" w:cs="Arial"/>
+          <w:color w:val="000000" w:themeColor="text1"/>
+        </w:rPr>
+        <w:t>( )</w:t>
+      </w:r>
+      <w:proofErr w:type="gramEnd"/>
+      <w:r>
+        <w:rPr>
+          <w:rFonts w:ascii="Arial" w:hAnsi="Arial" w:cs="Arial"/>
+          <w:color w:val="000000" w:themeColor="text1"/>
+        </w:rPr>
+        <w:t xml:space="preserve"> Sim </w:t>
+      </w:r>
+      <w:proofErr w:type="gramStart"/>
+      <w:r>
+        <w:rPr>
+          <w:rFonts w:ascii="Arial" w:hAnsi="Arial" w:cs="Arial"/>
+          <w:color w:val="000000" w:themeColor="text1"/>
+        </w:rPr>
+        <w:t>( )</w:t>
+      </w:r>
+      <w:proofErr w:type="gramEnd"/>
+      <w:r>
+        <w:rPr>
+          <w:rFonts w:ascii="Arial" w:hAnsi="Arial" w:cs="Arial"/>
+          <w:color w:val="000000" w:themeColor="text1"/>
+        </w:rPr>
+        <w:t xml:space="preserve"> Não</w:t>
       </w:r>
       <w:r>
         <w:rPr>
@@ -49821,7 +51351,87 @@
           <w:color w:val="000000" w:themeColor="text1"/>
         </w:rPr>
         <w:br/>
-        <w:t>Dificuldade (1-5): ( ) 1 ( ) 2 ( ) 3 ( ) 4 ( ) 5</w:t>
+        <w:t xml:space="preserve">Dificuldade (1-5): </w:t>
+      </w:r>
+      <w:proofErr w:type="gramStart"/>
+      <w:r>
+        <w:rPr>
+          <w:rFonts w:ascii="Arial" w:hAnsi="Arial" w:cs="Arial"/>
+          <w:color w:val="000000" w:themeColor="text1"/>
+        </w:rPr>
+        <w:t>( )</w:t>
+      </w:r>
+      <w:proofErr w:type="gramEnd"/>
+      <w:r>
+        <w:rPr>
+          <w:rFonts w:ascii="Arial" w:hAnsi="Arial" w:cs="Arial"/>
+          <w:color w:val="000000" w:themeColor="text1"/>
+        </w:rPr>
+        <w:t xml:space="preserve"> 1 </w:t>
+      </w:r>
+      <w:proofErr w:type="gramStart"/>
+      <w:r>
+        <w:rPr>
+          <w:rFonts w:ascii="Arial" w:hAnsi="Arial" w:cs="Arial"/>
+          <w:color w:val="000000" w:themeColor="text1"/>
+        </w:rPr>
+        <w:t>( )</w:t>
+      </w:r>
+      <w:proofErr w:type="gramEnd"/>
+      <w:r>
+        <w:rPr>
+          <w:rFonts w:ascii="Arial" w:hAnsi="Arial" w:cs="Arial"/>
+          <w:color w:val="000000" w:themeColor="text1"/>
+        </w:rPr>
+        <w:t xml:space="preserve"> 2 </w:t>
+      </w:r>
+      <w:proofErr w:type="gramStart"/>
+      <w:r>
+        <w:rPr>
+          <w:rFonts w:ascii="Arial" w:hAnsi="Arial" w:cs="Arial"/>
+          <w:color w:val="000000" w:themeColor="text1"/>
+        </w:rPr>
+        <w:t>( )</w:t>
+      </w:r>
+      <w:proofErr w:type="gramEnd"/>
+      <w:r>
+        <w:rPr>
+          <w:rFonts w:ascii="Arial" w:hAnsi="Arial" w:cs="Arial"/>
+          <w:color w:val="000000" w:themeColor="text1"/>
+        </w:rPr>
+        <w:t xml:space="preserve"> 3 </w:t>
+      </w:r>
+      <w:proofErr w:type="gramStart"/>
+      <w:r>
+        <w:rPr>
+          <w:rFonts w:ascii="Arial" w:hAnsi="Arial" w:cs="Arial"/>
+          <w:color w:val="000000" w:themeColor="text1"/>
+        </w:rPr>
+        <w:t>( )</w:t>
+      </w:r>
+      <w:proofErr w:type="gramEnd"/>
+      <w:r>
+        <w:rPr>
+          <w:rFonts w:ascii="Arial" w:hAnsi="Arial" w:cs="Arial"/>
+          <w:color w:val="000000" w:themeColor="text1"/>
+        </w:rPr>
+        <w:t xml:space="preserve"> 4 </w:t>
+      </w:r>
+      <w:proofErr w:type="gramStart"/>
+      <w:r>
+        <w:rPr>
+          <w:rFonts w:ascii="Arial" w:hAnsi="Arial" w:cs="Arial"/>
+          <w:color w:val="000000" w:themeColor="text1"/>
+        </w:rPr>
+        <w:t>( )</w:t>
+      </w:r>
+      <w:proofErr w:type="gramEnd"/>
+      <w:r>
+        <w:rPr>
+          <w:rFonts w:ascii="Arial" w:hAnsi="Arial" w:cs="Arial"/>
+          <w:color w:val="000000" w:themeColor="text1"/>
+        </w:rPr>
+        <w:t xml:space="preserve"> 5</w:t>
       </w:r>
       <w:r>
         <w:rPr>
@@ -49881,7 +51491,39 @@
           <w:rFonts w:ascii="Arial" w:hAnsi="Arial" w:cs="Arial"/>
           <w:color w:val="000000" w:themeColor="text1"/>
         </w:rPr>
-        <w:t>Tempo: _______ segundos | Erros: _____ | Ajuda solicitada: ( ) Sim ( ) Não</w:t>
+        <w:t xml:space="preserve">Tempo: _______ segundos | Erros: _____ | Ajuda solicitada: </w:t>
+      </w:r>
+      <w:proofErr w:type="gramStart"/>
+      <w:r>
+        <w:rPr>
+          <w:rFonts w:ascii="Arial" w:hAnsi="Arial" w:cs="Arial"/>
+          <w:color w:val="000000" w:themeColor="text1"/>
+        </w:rPr>
+        <w:t>( )</w:t>
+      </w:r>
+      <w:proofErr w:type="gramEnd"/>
+      <w:r>
+        <w:rPr>
+          <w:rFonts w:ascii="Arial" w:hAnsi="Arial" w:cs="Arial"/>
+          <w:color w:val="000000" w:themeColor="text1"/>
+        </w:rPr>
+        <w:t xml:space="preserve"> Sim </w:t>
+      </w:r>
+      <w:proofErr w:type="gramStart"/>
+      <w:r>
+        <w:rPr>
+          <w:rFonts w:ascii="Arial" w:hAnsi="Arial" w:cs="Arial"/>
+          <w:color w:val="000000" w:themeColor="text1"/>
+        </w:rPr>
+        <w:t>( )</w:t>
+      </w:r>
+      <w:proofErr w:type="gramEnd"/>
+      <w:r>
+        <w:rPr>
+          <w:rFonts w:ascii="Arial" w:hAnsi="Arial" w:cs="Arial"/>
+          <w:color w:val="000000" w:themeColor="text1"/>
+        </w:rPr>
+        <w:t xml:space="preserve"> Não</w:t>
       </w:r>
       <w:r>
         <w:rPr>
@@ -49889,7 +51531,87 @@
           <w:color w:val="000000" w:themeColor="text1"/>
         </w:rPr>
         <w:br/>
-        <w:t>Dificuldade (1-5): ( ) 1 ( ) 2 ( ) 3 ( ) 4 ( ) 5</w:t>
+        <w:t xml:space="preserve">Dificuldade (1-5): </w:t>
+      </w:r>
+      <w:proofErr w:type="gramStart"/>
+      <w:r>
+        <w:rPr>
+          <w:rFonts w:ascii="Arial" w:hAnsi="Arial" w:cs="Arial"/>
+          <w:color w:val="000000" w:themeColor="text1"/>
+        </w:rPr>
+        <w:t>( )</w:t>
+      </w:r>
+      <w:proofErr w:type="gramEnd"/>
+      <w:r>
+        <w:rPr>
+          <w:rFonts w:ascii="Arial" w:hAnsi="Arial" w:cs="Arial"/>
+          <w:color w:val="000000" w:themeColor="text1"/>
+        </w:rPr>
+        <w:t xml:space="preserve"> 1 </w:t>
+      </w:r>
+      <w:proofErr w:type="gramStart"/>
+      <w:r>
+        <w:rPr>
+          <w:rFonts w:ascii="Arial" w:hAnsi="Arial" w:cs="Arial"/>
+          <w:color w:val="000000" w:themeColor="text1"/>
+        </w:rPr>
+        <w:t>( )</w:t>
+      </w:r>
+      <w:proofErr w:type="gramEnd"/>
+      <w:r>
+        <w:rPr>
+          <w:rFonts w:ascii="Arial" w:hAnsi="Arial" w:cs="Arial"/>
+          <w:color w:val="000000" w:themeColor="text1"/>
+        </w:rPr>
+        <w:t xml:space="preserve"> 2 </w:t>
+      </w:r>
+      <w:proofErr w:type="gramStart"/>
+      <w:r>
+        <w:rPr>
+          <w:rFonts w:ascii="Arial" w:hAnsi="Arial" w:cs="Arial"/>
+          <w:color w:val="000000" w:themeColor="text1"/>
+        </w:rPr>
+        <w:t>( )</w:t>
+      </w:r>
+      <w:proofErr w:type="gramEnd"/>
+      <w:r>
+        <w:rPr>
+          <w:rFonts w:ascii="Arial" w:hAnsi="Arial" w:cs="Arial"/>
+          <w:color w:val="000000" w:themeColor="text1"/>
+        </w:rPr>
+        <w:t xml:space="preserve"> 3 </w:t>
+      </w:r>
+      <w:proofErr w:type="gramStart"/>
+      <w:r>
+        <w:rPr>
+          <w:rFonts w:ascii="Arial" w:hAnsi="Arial" w:cs="Arial"/>
+          <w:color w:val="000000" w:themeColor="text1"/>
+        </w:rPr>
+        <w:t>( )</w:t>
+      </w:r>
+      <w:proofErr w:type="gramEnd"/>
+      <w:r>
+        <w:rPr>
+          <w:rFonts w:ascii="Arial" w:hAnsi="Arial" w:cs="Arial"/>
+          <w:color w:val="000000" w:themeColor="text1"/>
+        </w:rPr>
+        <w:t xml:space="preserve"> 4 </w:t>
+      </w:r>
+      <w:proofErr w:type="gramStart"/>
+      <w:r>
+        <w:rPr>
+          <w:rFonts w:ascii="Arial" w:hAnsi="Arial" w:cs="Arial"/>
+          <w:color w:val="000000" w:themeColor="text1"/>
+        </w:rPr>
+        <w:t>( )</w:t>
+      </w:r>
+      <w:proofErr w:type="gramEnd"/>
+      <w:r>
+        <w:rPr>
+          <w:rFonts w:ascii="Arial" w:hAnsi="Arial" w:cs="Arial"/>
+          <w:color w:val="000000" w:themeColor="text1"/>
+        </w:rPr>
+        <w:t xml:space="preserve"> 5</w:t>
       </w:r>
       <w:r>
         <w:rPr>
@@ -49949,7 +51671,39 @@
           <w:rFonts w:ascii="Arial" w:hAnsi="Arial" w:cs="Arial"/>
           <w:color w:val="000000" w:themeColor="text1"/>
         </w:rPr>
-        <w:t>Tempo: _______ segundos | Erros: _____ | Ajuda solicitada: ( ) Sim ( ) Não</w:t>
+        <w:t xml:space="preserve">Tempo: _______ segundos | Erros: _____ | Ajuda solicitada: </w:t>
+      </w:r>
+      <w:proofErr w:type="gramStart"/>
+      <w:r>
+        <w:rPr>
+          <w:rFonts w:ascii="Arial" w:hAnsi="Arial" w:cs="Arial"/>
+          <w:color w:val="000000" w:themeColor="text1"/>
+        </w:rPr>
+        <w:t>( )</w:t>
+      </w:r>
+      <w:proofErr w:type="gramEnd"/>
+      <w:r>
+        <w:rPr>
+          <w:rFonts w:ascii="Arial" w:hAnsi="Arial" w:cs="Arial"/>
+          <w:color w:val="000000" w:themeColor="text1"/>
+        </w:rPr>
+        <w:t xml:space="preserve"> Sim </w:t>
+      </w:r>
+      <w:proofErr w:type="gramStart"/>
+      <w:r>
+        <w:rPr>
+          <w:rFonts w:ascii="Arial" w:hAnsi="Arial" w:cs="Arial"/>
+          <w:color w:val="000000" w:themeColor="text1"/>
+        </w:rPr>
+        <w:t>( )</w:t>
+      </w:r>
+      <w:proofErr w:type="gramEnd"/>
+      <w:r>
+        <w:rPr>
+          <w:rFonts w:ascii="Arial" w:hAnsi="Arial" w:cs="Arial"/>
+          <w:color w:val="000000" w:themeColor="text1"/>
+        </w:rPr>
+        <w:t xml:space="preserve"> Não</w:t>
       </w:r>
       <w:r>
         <w:rPr>
@@ -49957,7 +51711,87 @@
           <w:color w:val="000000" w:themeColor="text1"/>
         </w:rPr>
         <w:br/>
-        <w:t>Dificuldade (1-5): ( ) 1 ( ) 2 ( ) 3 ( ) 4 ( ) 5</w:t>
+        <w:t xml:space="preserve">Dificuldade (1-5): </w:t>
+      </w:r>
+      <w:proofErr w:type="gramStart"/>
+      <w:r>
+        <w:rPr>
+          <w:rFonts w:ascii="Arial" w:hAnsi="Arial" w:cs="Arial"/>
+          <w:color w:val="000000" w:themeColor="text1"/>
+        </w:rPr>
+        <w:t>( )</w:t>
+      </w:r>
+      <w:proofErr w:type="gramEnd"/>
+      <w:r>
+        <w:rPr>
+          <w:rFonts w:ascii="Arial" w:hAnsi="Arial" w:cs="Arial"/>
+          <w:color w:val="000000" w:themeColor="text1"/>
+        </w:rPr>
+        <w:t xml:space="preserve"> 1 </w:t>
+      </w:r>
+      <w:proofErr w:type="gramStart"/>
+      <w:r>
+        <w:rPr>
+          <w:rFonts w:ascii="Arial" w:hAnsi="Arial" w:cs="Arial"/>
+          <w:color w:val="000000" w:themeColor="text1"/>
+        </w:rPr>
+        <w:t>( )</w:t>
+      </w:r>
+      <w:proofErr w:type="gramEnd"/>
+      <w:r>
+        <w:rPr>
+          <w:rFonts w:ascii="Arial" w:hAnsi="Arial" w:cs="Arial"/>
+          <w:color w:val="000000" w:themeColor="text1"/>
+        </w:rPr>
+        <w:t xml:space="preserve"> 2 </w:t>
+      </w:r>
+      <w:proofErr w:type="gramStart"/>
+      <w:r>
+        <w:rPr>
+          <w:rFonts w:ascii="Arial" w:hAnsi="Arial" w:cs="Arial"/>
+          <w:color w:val="000000" w:themeColor="text1"/>
+        </w:rPr>
+        <w:t>( )</w:t>
+      </w:r>
+      <w:proofErr w:type="gramEnd"/>
+      <w:r>
+        <w:rPr>
+          <w:rFonts w:ascii="Arial" w:hAnsi="Arial" w:cs="Arial"/>
+          <w:color w:val="000000" w:themeColor="text1"/>
+        </w:rPr>
+        <w:t xml:space="preserve"> 3 </w:t>
+      </w:r>
+      <w:proofErr w:type="gramStart"/>
+      <w:r>
+        <w:rPr>
+          <w:rFonts w:ascii="Arial" w:hAnsi="Arial" w:cs="Arial"/>
+          <w:color w:val="000000" w:themeColor="text1"/>
+        </w:rPr>
+        <w:t>( )</w:t>
+      </w:r>
+      <w:proofErr w:type="gramEnd"/>
+      <w:r>
+        <w:rPr>
+          <w:rFonts w:ascii="Arial" w:hAnsi="Arial" w:cs="Arial"/>
+          <w:color w:val="000000" w:themeColor="text1"/>
+        </w:rPr>
+        <w:t xml:space="preserve"> 4 </w:t>
+      </w:r>
+      <w:proofErr w:type="gramStart"/>
+      <w:r>
+        <w:rPr>
+          <w:rFonts w:ascii="Arial" w:hAnsi="Arial" w:cs="Arial"/>
+          <w:color w:val="000000" w:themeColor="text1"/>
+        </w:rPr>
+        <w:t>( )</w:t>
+      </w:r>
+      <w:proofErr w:type="gramEnd"/>
+      <w:r>
+        <w:rPr>
+          <w:rFonts w:ascii="Arial" w:hAnsi="Arial" w:cs="Arial"/>
+          <w:color w:val="000000" w:themeColor="text1"/>
+        </w:rPr>
+        <w:t xml:space="preserve"> 5</w:t>
       </w:r>
       <w:r>
         <w:rPr>
@@ -50017,7 +51851,39 @@
           <w:rFonts w:ascii="Arial" w:hAnsi="Arial" w:cs="Arial"/>
           <w:color w:val="000000" w:themeColor="text1"/>
         </w:rPr>
-        <w:t>Tempo: _______ segundos | Erros: _____ | Ajuda solicitada: ( ) Sim ( ) Não</w:t>
+        <w:t xml:space="preserve">Tempo: _______ segundos | Erros: _____ | Ajuda solicitada: </w:t>
+      </w:r>
+      <w:proofErr w:type="gramStart"/>
+      <w:r>
+        <w:rPr>
+          <w:rFonts w:ascii="Arial" w:hAnsi="Arial" w:cs="Arial"/>
+          <w:color w:val="000000" w:themeColor="text1"/>
+        </w:rPr>
+        <w:t>( )</w:t>
+      </w:r>
+      <w:proofErr w:type="gramEnd"/>
+      <w:r>
+        <w:rPr>
+          <w:rFonts w:ascii="Arial" w:hAnsi="Arial" w:cs="Arial"/>
+          <w:color w:val="000000" w:themeColor="text1"/>
+        </w:rPr>
+        <w:t xml:space="preserve"> Sim </w:t>
+      </w:r>
+      <w:proofErr w:type="gramStart"/>
+      <w:r>
+        <w:rPr>
+          <w:rFonts w:ascii="Arial" w:hAnsi="Arial" w:cs="Arial"/>
+          <w:color w:val="000000" w:themeColor="text1"/>
+        </w:rPr>
+        <w:t>( )</w:t>
+      </w:r>
+      <w:proofErr w:type="gramEnd"/>
+      <w:r>
+        <w:rPr>
+          <w:rFonts w:ascii="Arial" w:hAnsi="Arial" w:cs="Arial"/>
+          <w:color w:val="000000" w:themeColor="text1"/>
+        </w:rPr>
+        <w:t xml:space="preserve"> Não</w:t>
       </w:r>
       <w:r>
         <w:rPr>
@@ -50025,7 +51891,87 @@
           <w:color w:val="000000" w:themeColor="text1"/>
         </w:rPr>
         <w:br/>
-        <w:t>Dificuldade (1-5): ( ) 1 ( ) 2 ( ) 3 ( ) 4 ( ) 5</w:t>
+        <w:t xml:space="preserve">Dificuldade (1-5): </w:t>
+      </w:r>
+      <w:proofErr w:type="gramStart"/>
+      <w:r>
+        <w:rPr>
+          <w:rFonts w:ascii="Arial" w:hAnsi="Arial" w:cs="Arial"/>
+          <w:color w:val="000000" w:themeColor="text1"/>
+        </w:rPr>
+        <w:t>( )</w:t>
+      </w:r>
+      <w:proofErr w:type="gramEnd"/>
+      <w:r>
+        <w:rPr>
+          <w:rFonts w:ascii="Arial" w:hAnsi="Arial" w:cs="Arial"/>
+          <w:color w:val="000000" w:themeColor="text1"/>
+        </w:rPr>
+        <w:t xml:space="preserve"> 1 </w:t>
+      </w:r>
+      <w:proofErr w:type="gramStart"/>
+      <w:r>
+        <w:rPr>
+          <w:rFonts w:ascii="Arial" w:hAnsi="Arial" w:cs="Arial"/>
+          <w:color w:val="000000" w:themeColor="text1"/>
+        </w:rPr>
+        <w:t>( )</w:t>
+      </w:r>
+      <w:proofErr w:type="gramEnd"/>
+      <w:r>
+        <w:rPr>
+          <w:rFonts w:ascii="Arial" w:hAnsi="Arial" w:cs="Arial"/>
+          <w:color w:val="000000" w:themeColor="text1"/>
+        </w:rPr>
+        <w:t xml:space="preserve"> 2 </w:t>
+      </w:r>
+      <w:proofErr w:type="gramStart"/>
+      <w:r>
+        <w:rPr>
+          <w:rFonts w:ascii="Arial" w:hAnsi="Arial" w:cs="Arial"/>
+          <w:color w:val="000000" w:themeColor="text1"/>
+        </w:rPr>
+        <w:t>( )</w:t>
+      </w:r>
+      <w:proofErr w:type="gramEnd"/>
+      <w:r>
+        <w:rPr>
+          <w:rFonts w:ascii="Arial" w:hAnsi="Arial" w:cs="Arial"/>
+          <w:color w:val="000000" w:themeColor="text1"/>
+        </w:rPr>
+        <w:t xml:space="preserve"> 3 </w:t>
+      </w:r>
+      <w:proofErr w:type="gramStart"/>
+      <w:r>
+        <w:rPr>
+          <w:rFonts w:ascii="Arial" w:hAnsi="Arial" w:cs="Arial"/>
+          <w:color w:val="000000" w:themeColor="text1"/>
+        </w:rPr>
+        <w:t>( )</w:t>
+      </w:r>
+      <w:proofErr w:type="gramEnd"/>
+      <w:r>
+        <w:rPr>
+          <w:rFonts w:ascii="Arial" w:hAnsi="Arial" w:cs="Arial"/>
+          <w:color w:val="000000" w:themeColor="text1"/>
+        </w:rPr>
+        <w:t xml:space="preserve"> 4 </w:t>
+      </w:r>
+      <w:proofErr w:type="gramStart"/>
+      <w:r>
+        <w:rPr>
+          <w:rFonts w:ascii="Arial" w:hAnsi="Arial" w:cs="Arial"/>
+          <w:color w:val="000000" w:themeColor="text1"/>
+        </w:rPr>
+        <w:t>( )</w:t>
+      </w:r>
+      <w:proofErr w:type="gramEnd"/>
+      <w:r>
+        <w:rPr>
+          <w:rFonts w:ascii="Arial" w:hAnsi="Arial" w:cs="Arial"/>
+          <w:color w:val="000000" w:themeColor="text1"/>
+        </w:rPr>
+        <w:t xml:space="preserve"> 5</w:t>
       </w:r>
       <w:r>
         <w:rPr>
@@ -50085,7 +52031,39 @@
           <w:rFonts w:ascii="Arial" w:hAnsi="Arial" w:cs="Arial"/>
           <w:color w:val="000000" w:themeColor="text1"/>
         </w:rPr>
-        <w:t>Tempo: _______ segundos | Erros: _____ | Ajuda solicitada: ( ) Sim ( ) Não</w:t>
+        <w:t xml:space="preserve">Tempo: _______ segundos | Erros: _____ | Ajuda solicitada: </w:t>
+      </w:r>
+      <w:proofErr w:type="gramStart"/>
+      <w:r>
+        <w:rPr>
+          <w:rFonts w:ascii="Arial" w:hAnsi="Arial" w:cs="Arial"/>
+          <w:color w:val="000000" w:themeColor="text1"/>
+        </w:rPr>
+        <w:t>( )</w:t>
+      </w:r>
+      <w:proofErr w:type="gramEnd"/>
+      <w:r>
+        <w:rPr>
+          <w:rFonts w:ascii="Arial" w:hAnsi="Arial" w:cs="Arial"/>
+          <w:color w:val="000000" w:themeColor="text1"/>
+        </w:rPr>
+        <w:t xml:space="preserve"> Sim </w:t>
+      </w:r>
+      <w:proofErr w:type="gramStart"/>
+      <w:r>
+        <w:rPr>
+          <w:rFonts w:ascii="Arial" w:hAnsi="Arial" w:cs="Arial"/>
+          <w:color w:val="000000" w:themeColor="text1"/>
+        </w:rPr>
+        <w:t>( )</w:t>
+      </w:r>
+      <w:proofErr w:type="gramEnd"/>
+      <w:r>
+        <w:rPr>
+          <w:rFonts w:ascii="Arial" w:hAnsi="Arial" w:cs="Arial"/>
+          <w:color w:val="000000" w:themeColor="text1"/>
+        </w:rPr>
+        <w:t xml:space="preserve"> Não</w:t>
       </w:r>
       <w:r>
         <w:rPr>
@@ -50093,7 +52071,87 @@
           <w:color w:val="000000" w:themeColor="text1"/>
         </w:rPr>
         <w:br/>
-        <w:t>Dificuldade (1-5): ( ) 1 ( ) 2 ( ) 3 ( ) 4 ( ) 5</w:t>
+        <w:t xml:space="preserve">Dificuldade (1-5): </w:t>
+      </w:r>
+      <w:proofErr w:type="gramStart"/>
+      <w:r>
+        <w:rPr>
+          <w:rFonts w:ascii="Arial" w:hAnsi="Arial" w:cs="Arial"/>
+          <w:color w:val="000000" w:themeColor="text1"/>
+        </w:rPr>
+        <w:t>( )</w:t>
+      </w:r>
+      <w:proofErr w:type="gramEnd"/>
+      <w:r>
+        <w:rPr>
+          <w:rFonts w:ascii="Arial" w:hAnsi="Arial" w:cs="Arial"/>
+          <w:color w:val="000000" w:themeColor="text1"/>
+        </w:rPr>
+        <w:t xml:space="preserve"> 1 </w:t>
+      </w:r>
+      <w:proofErr w:type="gramStart"/>
+      <w:r>
+        <w:rPr>
+          <w:rFonts w:ascii="Arial" w:hAnsi="Arial" w:cs="Arial"/>
+          <w:color w:val="000000" w:themeColor="text1"/>
+        </w:rPr>
+        <w:t>( )</w:t>
+      </w:r>
+      <w:proofErr w:type="gramEnd"/>
+      <w:r>
+        <w:rPr>
+          <w:rFonts w:ascii="Arial" w:hAnsi="Arial" w:cs="Arial"/>
+          <w:color w:val="000000" w:themeColor="text1"/>
+        </w:rPr>
+        <w:t xml:space="preserve"> 2 </w:t>
+      </w:r>
+      <w:proofErr w:type="gramStart"/>
+      <w:r>
+        <w:rPr>
+          <w:rFonts w:ascii="Arial" w:hAnsi="Arial" w:cs="Arial"/>
+          <w:color w:val="000000" w:themeColor="text1"/>
+        </w:rPr>
+        <w:t>( )</w:t>
+      </w:r>
+      <w:proofErr w:type="gramEnd"/>
+      <w:r>
+        <w:rPr>
+          <w:rFonts w:ascii="Arial" w:hAnsi="Arial" w:cs="Arial"/>
+          <w:color w:val="000000" w:themeColor="text1"/>
+        </w:rPr>
+        <w:t xml:space="preserve"> 3 </w:t>
+      </w:r>
+      <w:proofErr w:type="gramStart"/>
+      <w:r>
+        <w:rPr>
+          <w:rFonts w:ascii="Arial" w:hAnsi="Arial" w:cs="Arial"/>
+          <w:color w:val="000000" w:themeColor="text1"/>
+        </w:rPr>
+        <w:t>( )</w:t>
+      </w:r>
+      <w:proofErr w:type="gramEnd"/>
+      <w:r>
+        <w:rPr>
+          <w:rFonts w:ascii="Arial" w:hAnsi="Arial" w:cs="Arial"/>
+          <w:color w:val="000000" w:themeColor="text1"/>
+        </w:rPr>
+        <w:t xml:space="preserve"> 4 </w:t>
+      </w:r>
+      <w:proofErr w:type="gramStart"/>
+      <w:r>
+        <w:rPr>
+          <w:rFonts w:ascii="Arial" w:hAnsi="Arial" w:cs="Arial"/>
+          <w:color w:val="000000" w:themeColor="text1"/>
+        </w:rPr>
+        <w:t>( )</w:t>
+      </w:r>
+      <w:proofErr w:type="gramEnd"/>
+      <w:r>
+        <w:rPr>
+          <w:rFonts w:ascii="Arial" w:hAnsi="Arial" w:cs="Arial"/>
+          <w:color w:val="000000" w:themeColor="text1"/>
+        </w:rPr>
+        <w:t xml:space="preserve"> 5</w:t>
       </w:r>
       <w:r>
         <w:rPr>
@@ -50177,7 +52235,39 @@
           <w:rFonts w:ascii="Arial" w:hAnsi="Arial" w:cs="Arial"/>
           <w:color w:val="000000" w:themeColor="text1"/>
         </w:rPr>
-        <w:t>Tempo: _______ segundos | Erros: _____ | Ajuda solicitada: ( ) Sim ( ) Não</w:t>
+        <w:t xml:space="preserve">Tempo: _______ segundos | Erros: _____ | Ajuda solicitada: </w:t>
+      </w:r>
+      <w:proofErr w:type="gramStart"/>
+      <w:r>
+        <w:rPr>
+          <w:rFonts w:ascii="Arial" w:hAnsi="Arial" w:cs="Arial"/>
+          <w:color w:val="000000" w:themeColor="text1"/>
+        </w:rPr>
+        <w:t>( )</w:t>
+      </w:r>
+      <w:proofErr w:type="gramEnd"/>
+      <w:r>
+        <w:rPr>
+          <w:rFonts w:ascii="Arial" w:hAnsi="Arial" w:cs="Arial"/>
+          <w:color w:val="000000" w:themeColor="text1"/>
+        </w:rPr>
+        <w:t xml:space="preserve"> Sim </w:t>
+      </w:r>
+      <w:proofErr w:type="gramStart"/>
+      <w:r>
+        <w:rPr>
+          <w:rFonts w:ascii="Arial" w:hAnsi="Arial" w:cs="Arial"/>
+          <w:color w:val="000000" w:themeColor="text1"/>
+        </w:rPr>
+        <w:t>( )</w:t>
+      </w:r>
+      <w:proofErr w:type="gramEnd"/>
+      <w:r>
+        <w:rPr>
+          <w:rFonts w:ascii="Arial" w:hAnsi="Arial" w:cs="Arial"/>
+          <w:color w:val="000000" w:themeColor="text1"/>
+        </w:rPr>
+        <w:t xml:space="preserve"> Não</w:t>
       </w:r>
       <w:r>
         <w:rPr>
@@ -50185,7 +52275,87 @@
           <w:color w:val="000000" w:themeColor="text1"/>
         </w:rPr>
         <w:br/>
-        <w:t>Dificuldade (1-5): ( ) 1 ( ) 2 ( ) 3 ( ) 4 ( ) 5</w:t>
+        <w:t xml:space="preserve">Dificuldade (1-5): </w:t>
+      </w:r>
+      <w:proofErr w:type="gramStart"/>
+      <w:r>
+        <w:rPr>
+          <w:rFonts w:ascii="Arial" w:hAnsi="Arial" w:cs="Arial"/>
+          <w:color w:val="000000" w:themeColor="text1"/>
+        </w:rPr>
+        <w:t>( )</w:t>
+      </w:r>
+      <w:proofErr w:type="gramEnd"/>
+      <w:r>
+        <w:rPr>
+          <w:rFonts w:ascii="Arial" w:hAnsi="Arial" w:cs="Arial"/>
+          <w:color w:val="000000" w:themeColor="text1"/>
+        </w:rPr>
+        <w:t xml:space="preserve"> 1 </w:t>
+      </w:r>
+      <w:proofErr w:type="gramStart"/>
+      <w:r>
+        <w:rPr>
+          <w:rFonts w:ascii="Arial" w:hAnsi="Arial" w:cs="Arial"/>
+          <w:color w:val="000000" w:themeColor="text1"/>
+        </w:rPr>
+        <w:t>( )</w:t>
+      </w:r>
+      <w:proofErr w:type="gramEnd"/>
+      <w:r>
+        <w:rPr>
+          <w:rFonts w:ascii="Arial" w:hAnsi="Arial" w:cs="Arial"/>
+          <w:color w:val="000000" w:themeColor="text1"/>
+        </w:rPr>
+        <w:t xml:space="preserve"> 2 </w:t>
+      </w:r>
+      <w:proofErr w:type="gramStart"/>
+      <w:r>
+        <w:rPr>
+          <w:rFonts w:ascii="Arial" w:hAnsi="Arial" w:cs="Arial"/>
+          <w:color w:val="000000" w:themeColor="text1"/>
+        </w:rPr>
+        <w:t>( )</w:t>
+      </w:r>
+      <w:proofErr w:type="gramEnd"/>
+      <w:r>
+        <w:rPr>
+          <w:rFonts w:ascii="Arial" w:hAnsi="Arial" w:cs="Arial"/>
+          <w:color w:val="000000" w:themeColor="text1"/>
+        </w:rPr>
+        <w:t xml:space="preserve"> 3 </w:t>
+      </w:r>
+      <w:proofErr w:type="gramStart"/>
+      <w:r>
+        <w:rPr>
+          <w:rFonts w:ascii="Arial" w:hAnsi="Arial" w:cs="Arial"/>
+          <w:color w:val="000000" w:themeColor="text1"/>
+        </w:rPr>
+        <w:t>( )</w:t>
+      </w:r>
+      <w:proofErr w:type="gramEnd"/>
+      <w:r>
+        <w:rPr>
+          <w:rFonts w:ascii="Arial" w:hAnsi="Arial" w:cs="Arial"/>
+          <w:color w:val="000000" w:themeColor="text1"/>
+        </w:rPr>
+        <w:t xml:space="preserve"> 4 </w:t>
+      </w:r>
+      <w:proofErr w:type="gramStart"/>
+      <w:r>
+        <w:rPr>
+          <w:rFonts w:ascii="Arial" w:hAnsi="Arial" w:cs="Arial"/>
+          <w:color w:val="000000" w:themeColor="text1"/>
+        </w:rPr>
+        <w:t>( )</w:t>
+      </w:r>
+      <w:proofErr w:type="gramEnd"/>
+      <w:r>
+        <w:rPr>
+          <w:rFonts w:ascii="Arial" w:hAnsi="Arial" w:cs="Arial"/>
+          <w:color w:val="000000" w:themeColor="text1"/>
+        </w:rPr>
+        <w:t xml:space="preserve"> 5</w:t>
       </w:r>
       <w:r>
         <w:rPr>
@@ -50345,7 +52515,63 @@
           <w:rFonts w:ascii="Arial" w:hAnsi="Arial" w:cs="Arial"/>
         </w:rPr>
         <w:br/>
-        <w:t>( ) 1 - Muito Difícil ( ) 2 - Difícil ( ) 3 - Neutro ( ) 4 - Fácil ( ) 5 - Muito Fácil</w:t>
+        <w:t xml:space="preserve">( ) 1 - Muito Difícil </w:t>
+      </w:r>
+      <w:proofErr w:type="gramStart"/>
+      <w:r>
+        <w:rPr>
+          <w:rFonts w:ascii="Arial" w:hAnsi="Arial" w:cs="Arial"/>
+        </w:rPr>
+        <w:t>( )</w:t>
+      </w:r>
+      <w:proofErr w:type="gramEnd"/>
+      <w:r>
+        <w:rPr>
+          <w:rFonts w:ascii="Arial" w:hAnsi="Arial" w:cs="Arial"/>
+        </w:rPr>
+        <w:t xml:space="preserve"> 2 - Difícil </w:t>
+      </w:r>
+      <w:proofErr w:type="gramStart"/>
+      <w:r>
+        <w:rPr>
+          <w:rFonts w:ascii="Arial" w:hAnsi="Arial" w:cs="Arial"/>
+        </w:rPr>
+        <w:t>( )</w:t>
+      </w:r>
+      <w:proofErr w:type="gramEnd"/>
+      <w:r>
+        <w:rPr>
+          <w:rFonts w:ascii="Arial" w:hAnsi="Arial" w:cs="Arial"/>
+        </w:rPr>
+        <w:t xml:space="preserve"> 3 - Neutro </w:t>
+      </w:r>
+      <w:proofErr w:type="gramStart"/>
+      <w:r>
+        <w:rPr>
+          <w:rFonts w:ascii="Arial" w:hAnsi="Arial" w:cs="Arial"/>
+        </w:rPr>
+        <w:t>( )</w:t>
+      </w:r>
+      <w:proofErr w:type="gramEnd"/>
+      <w:r>
+        <w:rPr>
+          <w:rFonts w:ascii="Arial" w:hAnsi="Arial" w:cs="Arial"/>
+        </w:rPr>
+        <w:t xml:space="preserve"> 4 - Fácil </w:t>
+      </w:r>
+      <w:proofErr w:type="gramStart"/>
+      <w:r>
+        <w:rPr>
+          <w:rFonts w:ascii="Arial" w:hAnsi="Arial" w:cs="Arial"/>
+        </w:rPr>
+        <w:t>( )</w:t>
+      </w:r>
+      <w:proofErr w:type="gramEnd"/>
+      <w:r>
+        <w:rPr>
+          <w:rFonts w:ascii="Arial" w:hAnsi="Arial" w:cs="Arial"/>
+        </w:rPr>
+        <w:t xml:space="preserve"> 5 - Muito Fácil</w:t>
       </w:r>
     </w:p>
     <w:p>
@@ -50414,7 +52640,77 @@
         <w:rPr>
           <w:rFonts w:ascii="Arial" w:hAnsi="Arial" w:cs="Arial"/>
         </w:rPr>
-        <w:t>Eu acho que gostaria de usar este sistema com frequência. ( ) 1 ( ) 2 ( ) 3 ( ) 4 ( ) 5</w:t>
+        <w:t xml:space="preserve">Eu acho que gostaria de usar este sistema com frequência. </w:t>
+      </w:r>
+      <w:proofErr w:type="gramStart"/>
+      <w:r>
+        <w:rPr>
+          <w:rFonts w:ascii="Arial" w:hAnsi="Arial" w:cs="Arial"/>
+        </w:rPr>
+        <w:t>( )</w:t>
+      </w:r>
+      <w:proofErr w:type="gramEnd"/>
+      <w:r>
+        <w:rPr>
+          <w:rFonts w:ascii="Arial" w:hAnsi="Arial" w:cs="Arial"/>
+        </w:rPr>
+        <w:t xml:space="preserve"> 1 </w:t>
+      </w:r>
+      <w:proofErr w:type="gramStart"/>
+      <w:r>
+        <w:rPr>
+          <w:rFonts w:ascii="Arial" w:hAnsi="Arial" w:cs="Arial"/>
+        </w:rPr>
+        <w:t>( )</w:t>
+      </w:r>
+      <w:proofErr w:type="gramEnd"/>
+      <w:r>
+        <w:rPr>
+          <w:rFonts w:ascii="Arial" w:hAnsi="Arial" w:cs="Arial"/>
+        </w:rPr>
+        <w:t xml:space="preserve"> 2 </w:t>
+      </w:r>
+      <w:proofErr w:type="gramStart"/>
+      <w:r>
+        <w:rPr>
+          <w:rFonts w:ascii="Arial" w:hAnsi="Arial" w:cs="Arial"/>
+        </w:rPr>
+        <w:t>( )</w:t>
+      </w:r>
+      <w:proofErr w:type="gramEnd"/>
+      <w:r>
+        <w:rPr>
+          <w:rFonts w:ascii="Arial" w:hAnsi="Arial" w:cs="Arial"/>
+        </w:rPr>
+        <w:t xml:space="preserve"> 3 </w:t>
+      </w:r>
+      <w:proofErr w:type="gramStart"/>
+      <w:r>
+        <w:rPr>
+          <w:rFonts w:ascii="Arial" w:hAnsi="Arial" w:cs="Arial"/>
+        </w:rPr>
+        <w:t>( )</w:t>
+      </w:r>
+      <w:proofErr w:type="gramEnd"/>
+      <w:r>
+        <w:rPr>
+          <w:rFonts w:ascii="Arial" w:hAnsi="Arial" w:cs="Arial"/>
+        </w:rPr>
+        <w:t xml:space="preserve"> 4 </w:t>
+      </w:r>
+      <w:proofErr w:type="gramStart"/>
+      <w:r>
+        <w:rPr>
+          <w:rFonts w:ascii="Arial" w:hAnsi="Arial" w:cs="Arial"/>
+        </w:rPr>
+        <w:t>( )</w:t>
+      </w:r>
+      <w:proofErr w:type="gramEnd"/>
+      <w:r>
+        <w:rPr>
+          <w:rFonts w:ascii="Arial" w:hAnsi="Arial" w:cs="Arial"/>
+        </w:rPr>
+        <w:t xml:space="preserve"> 5</w:t>
       </w:r>
     </w:p>
     <w:p>
@@ -50434,7 +52730,77 @@
         <w:rPr>
           <w:rFonts w:ascii="Arial" w:hAnsi="Arial" w:cs="Arial"/>
         </w:rPr>
-        <w:t>Eu achei o sistema desnecessariamente complexo. ( ) 1 ( ) 2 ( ) 3 ( ) 4 ( ) 5</w:t>
+        <w:t xml:space="preserve">Eu achei o sistema desnecessariamente complexo. </w:t>
+      </w:r>
+      <w:proofErr w:type="gramStart"/>
+      <w:r>
+        <w:rPr>
+          <w:rFonts w:ascii="Arial" w:hAnsi="Arial" w:cs="Arial"/>
+        </w:rPr>
+        <w:t>( )</w:t>
+      </w:r>
+      <w:proofErr w:type="gramEnd"/>
+      <w:r>
+        <w:rPr>
+          <w:rFonts w:ascii="Arial" w:hAnsi="Arial" w:cs="Arial"/>
+        </w:rPr>
+        <w:t xml:space="preserve"> 1 </w:t>
+      </w:r>
+      <w:proofErr w:type="gramStart"/>
+      <w:r>
+        <w:rPr>
+          <w:rFonts w:ascii="Arial" w:hAnsi="Arial" w:cs="Arial"/>
+        </w:rPr>
+        <w:t>( )</w:t>
+      </w:r>
+      <w:proofErr w:type="gramEnd"/>
+      <w:r>
+        <w:rPr>
+          <w:rFonts w:ascii="Arial" w:hAnsi="Arial" w:cs="Arial"/>
+        </w:rPr>
+        <w:t xml:space="preserve"> 2 </w:t>
+      </w:r>
+      <w:proofErr w:type="gramStart"/>
+      <w:r>
+        <w:rPr>
+          <w:rFonts w:ascii="Arial" w:hAnsi="Arial" w:cs="Arial"/>
+        </w:rPr>
+        <w:t>( )</w:t>
+      </w:r>
+      <w:proofErr w:type="gramEnd"/>
+      <w:r>
+        <w:rPr>
+          <w:rFonts w:ascii="Arial" w:hAnsi="Arial" w:cs="Arial"/>
+        </w:rPr>
+        <w:t xml:space="preserve"> 3 </w:t>
+      </w:r>
+      <w:proofErr w:type="gramStart"/>
+      <w:r>
+        <w:rPr>
+          <w:rFonts w:ascii="Arial" w:hAnsi="Arial" w:cs="Arial"/>
+        </w:rPr>
+        <w:t>( )</w:t>
+      </w:r>
+      <w:proofErr w:type="gramEnd"/>
+      <w:r>
+        <w:rPr>
+          <w:rFonts w:ascii="Arial" w:hAnsi="Arial" w:cs="Arial"/>
+        </w:rPr>
+        <w:t xml:space="preserve"> 4 </w:t>
+      </w:r>
+      <w:proofErr w:type="gramStart"/>
+      <w:r>
+        <w:rPr>
+          <w:rFonts w:ascii="Arial" w:hAnsi="Arial" w:cs="Arial"/>
+        </w:rPr>
+        <w:t>( )</w:t>
+      </w:r>
+      <w:proofErr w:type="gramEnd"/>
+      <w:r>
+        <w:rPr>
+          <w:rFonts w:ascii="Arial" w:hAnsi="Arial" w:cs="Arial"/>
+        </w:rPr>
+        <w:t xml:space="preserve"> 5</w:t>
       </w:r>
     </w:p>
     <w:p>
@@ -50454,7 +52820,77 @@
         <w:rPr>
           <w:rFonts w:ascii="Arial" w:hAnsi="Arial" w:cs="Arial"/>
         </w:rPr>
-        <w:t>Eu achei o sistema fácil de usar. ( ) 1 ( ) 2 ( ) 3 ( ) 4 ( ) 5</w:t>
+        <w:t xml:space="preserve">Eu achei o sistema fácil de usar. </w:t>
+      </w:r>
+      <w:proofErr w:type="gramStart"/>
+      <w:r>
+        <w:rPr>
+          <w:rFonts w:ascii="Arial" w:hAnsi="Arial" w:cs="Arial"/>
+        </w:rPr>
+        <w:t>( )</w:t>
+      </w:r>
+      <w:proofErr w:type="gramEnd"/>
+      <w:r>
+        <w:rPr>
+          <w:rFonts w:ascii="Arial" w:hAnsi="Arial" w:cs="Arial"/>
+        </w:rPr>
+        <w:t xml:space="preserve"> 1 </w:t>
+      </w:r>
+      <w:proofErr w:type="gramStart"/>
+      <w:r>
+        <w:rPr>
+          <w:rFonts w:ascii="Arial" w:hAnsi="Arial" w:cs="Arial"/>
+        </w:rPr>
+        <w:t>( )</w:t>
+      </w:r>
+      <w:proofErr w:type="gramEnd"/>
+      <w:r>
+        <w:rPr>
+          <w:rFonts w:ascii="Arial" w:hAnsi="Arial" w:cs="Arial"/>
+        </w:rPr>
+        <w:t xml:space="preserve"> 2 </w:t>
+      </w:r>
+      <w:proofErr w:type="gramStart"/>
+      <w:r>
+        <w:rPr>
+          <w:rFonts w:ascii="Arial" w:hAnsi="Arial" w:cs="Arial"/>
+        </w:rPr>
+        <w:t>( )</w:t>
+      </w:r>
+      <w:proofErr w:type="gramEnd"/>
+      <w:r>
+        <w:rPr>
+          <w:rFonts w:ascii="Arial" w:hAnsi="Arial" w:cs="Arial"/>
+        </w:rPr>
+        <w:t xml:space="preserve"> 3 </w:t>
+      </w:r>
+      <w:proofErr w:type="gramStart"/>
+      <w:r>
+        <w:rPr>
+          <w:rFonts w:ascii="Arial" w:hAnsi="Arial" w:cs="Arial"/>
+        </w:rPr>
+        <w:t>( )</w:t>
+      </w:r>
+      <w:proofErr w:type="gramEnd"/>
+      <w:r>
+        <w:rPr>
+          <w:rFonts w:ascii="Arial" w:hAnsi="Arial" w:cs="Arial"/>
+        </w:rPr>
+        <w:t xml:space="preserve"> 4 </w:t>
+      </w:r>
+      <w:proofErr w:type="gramStart"/>
+      <w:r>
+        <w:rPr>
+          <w:rFonts w:ascii="Arial" w:hAnsi="Arial" w:cs="Arial"/>
+        </w:rPr>
+        <w:t>( )</w:t>
+      </w:r>
+      <w:proofErr w:type="gramEnd"/>
+      <w:r>
+        <w:rPr>
+          <w:rFonts w:ascii="Arial" w:hAnsi="Arial" w:cs="Arial"/>
+        </w:rPr>
+        <w:t xml:space="preserve"> 5</w:t>
       </w:r>
     </w:p>
     <w:p>
@@ -50474,7 +52910,77 @@
         <w:rPr>
           <w:rFonts w:ascii="Arial" w:hAnsi="Arial" w:cs="Arial"/>
         </w:rPr>
-        <w:t>Eu acho que precisaria de ajuda técnica para usar este sistema. ( ) 1 ( ) 2 ( ) 3 ( ) 4 ( ) 5</w:t>
+        <w:t xml:space="preserve">Eu acho que precisaria de ajuda técnica para usar este sistema. </w:t>
+      </w:r>
+      <w:proofErr w:type="gramStart"/>
+      <w:r>
+        <w:rPr>
+          <w:rFonts w:ascii="Arial" w:hAnsi="Arial" w:cs="Arial"/>
+        </w:rPr>
+        <w:t>( )</w:t>
+      </w:r>
+      <w:proofErr w:type="gramEnd"/>
+      <w:r>
+        <w:rPr>
+          <w:rFonts w:ascii="Arial" w:hAnsi="Arial" w:cs="Arial"/>
+        </w:rPr>
+        <w:t xml:space="preserve"> 1 </w:t>
+      </w:r>
+      <w:proofErr w:type="gramStart"/>
+      <w:r>
+        <w:rPr>
+          <w:rFonts w:ascii="Arial" w:hAnsi="Arial" w:cs="Arial"/>
+        </w:rPr>
+        <w:t>( )</w:t>
+      </w:r>
+      <w:proofErr w:type="gramEnd"/>
+      <w:r>
+        <w:rPr>
+          <w:rFonts w:ascii="Arial" w:hAnsi="Arial" w:cs="Arial"/>
+        </w:rPr>
+        <w:t xml:space="preserve"> 2 </w:t>
+      </w:r>
+      <w:proofErr w:type="gramStart"/>
+      <w:r>
+        <w:rPr>
+          <w:rFonts w:ascii="Arial" w:hAnsi="Arial" w:cs="Arial"/>
+        </w:rPr>
+        <w:t>( )</w:t>
+      </w:r>
+      <w:proofErr w:type="gramEnd"/>
+      <w:r>
+        <w:rPr>
+          <w:rFonts w:ascii="Arial" w:hAnsi="Arial" w:cs="Arial"/>
+        </w:rPr>
+        <w:t xml:space="preserve"> 3 </w:t>
+      </w:r>
+      <w:proofErr w:type="gramStart"/>
+      <w:r>
+        <w:rPr>
+          <w:rFonts w:ascii="Arial" w:hAnsi="Arial" w:cs="Arial"/>
+        </w:rPr>
+        <w:t>( )</w:t>
+      </w:r>
+      <w:proofErr w:type="gramEnd"/>
+      <w:r>
+        <w:rPr>
+          <w:rFonts w:ascii="Arial" w:hAnsi="Arial" w:cs="Arial"/>
+        </w:rPr>
+        <w:t xml:space="preserve"> 4 </w:t>
+      </w:r>
+      <w:proofErr w:type="gramStart"/>
+      <w:r>
+        <w:rPr>
+          <w:rFonts w:ascii="Arial" w:hAnsi="Arial" w:cs="Arial"/>
+        </w:rPr>
+        <w:t>( )</w:t>
+      </w:r>
+      <w:proofErr w:type="gramEnd"/>
+      <w:r>
+        <w:rPr>
+          <w:rFonts w:ascii="Arial" w:hAnsi="Arial" w:cs="Arial"/>
+        </w:rPr>
+        <w:t xml:space="preserve"> 5</w:t>
       </w:r>
     </w:p>
     <w:p>
@@ -50494,7 +53000,77 @@
         <w:rPr>
           <w:rFonts w:ascii="Arial" w:hAnsi="Arial" w:cs="Arial"/>
         </w:rPr>
-        <w:t>Eu achei que as funções do sistema estavam bem integradas. ( ) 1 ( ) 2 ( ) 3 ( ) 4 ( ) 5</w:t>
+        <w:t xml:space="preserve">Eu achei que as funções do sistema estavam bem integradas. </w:t>
+      </w:r>
+      <w:proofErr w:type="gramStart"/>
+      <w:r>
+        <w:rPr>
+          <w:rFonts w:ascii="Arial" w:hAnsi="Arial" w:cs="Arial"/>
+        </w:rPr>
+        <w:t>( )</w:t>
+      </w:r>
+      <w:proofErr w:type="gramEnd"/>
+      <w:r>
+        <w:rPr>
+          <w:rFonts w:ascii="Arial" w:hAnsi="Arial" w:cs="Arial"/>
+        </w:rPr>
+        <w:t xml:space="preserve"> 1 </w:t>
+      </w:r>
+      <w:proofErr w:type="gramStart"/>
+      <w:r>
+        <w:rPr>
+          <w:rFonts w:ascii="Arial" w:hAnsi="Arial" w:cs="Arial"/>
+        </w:rPr>
+        <w:t>( )</w:t>
+      </w:r>
+      <w:proofErr w:type="gramEnd"/>
+      <w:r>
+        <w:rPr>
+          <w:rFonts w:ascii="Arial" w:hAnsi="Arial" w:cs="Arial"/>
+        </w:rPr>
+        <w:t xml:space="preserve"> 2 </w:t>
+      </w:r>
+      <w:proofErr w:type="gramStart"/>
+      <w:r>
+        <w:rPr>
+          <w:rFonts w:ascii="Arial" w:hAnsi="Arial" w:cs="Arial"/>
+        </w:rPr>
+        <w:t>( )</w:t>
+      </w:r>
+      <w:proofErr w:type="gramEnd"/>
+      <w:r>
+        <w:rPr>
+          <w:rFonts w:ascii="Arial" w:hAnsi="Arial" w:cs="Arial"/>
+        </w:rPr>
+        <w:t xml:space="preserve"> 3 </w:t>
+      </w:r>
+      <w:proofErr w:type="gramStart"/>
+      <w:r>
+        <w:rPr>
+          <w:rFonts w:ascii="Arial" w:hAnsi="Arial" w:cs="Arial"/>
+        </w:rPr>
+        <w:t>( )</w:t>
+      </w:r>
+      <w:proofErr w:type="gramEnd"/>
+      <w:r>
+        <w:rPr>
+          <w:rFonts w:ascii="Arial" w:hAnsi="Arial" w:cs="Arial"/>
+        </w:rPr>
+        <w:t xml:space="preserve"> 4 </w:t>
+      </w:r>
+      <w:proofErr w:type="gramStart"/>
+      <w:r>
+        <w:rPr>
+          <w:rFonts w:ascii="Arial" w:hAnsi="Arial" w:cs="Arial"/>
+        </w:rPr>
+        <w:t>( )</w:t>
+      </w:r>
+      <w:proofErr w:type="gramEnd"/>
+      <w:r>
+        <w:rPr>
+          <w:rFonts w:ascii="Arial" w:hAnsi="Arial" w:cs="Arial"/>
+        </w:rPr>
+        <w:t xml:space="preserve"> 5</w:t>
       </w:r>
     </w:p>
     <w:p>
@@ -50514,7 +53090,77 @@
         <w:rPr>
           <w:rFonts w:ascii="Arial" w:hAnsi="Arial" w:cs="Arial"/>
         </w:rPr>
-        <w:t>Eu achei que havia muita inconsistência neste sistema. ( ) 1 ( ) 2 ( ) 3 ( ) 4 ( ) 5</w:t>
+        <w:t xml:space="preserve">Eu achei que havia muita inconsistência neste sistema. </w:t>
+      </w:r>
+      <w:proofErr w:type="gramStart"/>
+      <w:r>
+        <w:rPr>
+          <w:rFonts w:ascii="Arial" w:hAnsi="Arial" w:cs="Arial"/>
+        </w:rPr>
+        <w:t>( )</w:t>
+      </w:r>
+      <w:proofErr w:type="gramEnd"/>
+      <w:r>
+        <w:rPr>
+          <w:rFonts w:ascii="Arial" w:hAnsi="Arial" w:cs="Arial"/>
+        </w:rPr>
+        <w:t xml:space="preserve"> 1 </w:t>
+      </w:r>
+      <w:proofErr w:type="gramStart"/>
+      <w:r>
+        <w:rPr>
+          <w:rFonts w:ascii="Arial" w:hAnsi="Arial" w:cs="Arial"/>
+        </w:rPr>
+        <w:t>( )</w:t>
+      </w:r>
+      <w:proofErr w:type="gramEnd"/>
+      <w:r>
+        <w:rPr>
+          <w:rFonts w:ascii="Arial" w:hAnsi="Arial" w:cs="Arial"/>
+        </w:rPr>
+        <w:t xml:space="preserve"> 2 </w:t>
+      </w:r>
+      <w:proofErr w:type="gramStart"/>
+      <w:r>
+        <w:rPr>
+          <w:rFonts w:ascii="Arial" w:hAnsi="Arial" w:cs="Arial"/>
+        </w:rPr>
+        <w:t>( )</w:t>
+      </w:r>
+      <w:proofErr w:type="gramEnd"/>
+      <w:r>
+        <w:rPr>
+          <w:rFonts w:ascii="Arial" w:hAnsi="Arial" w:cs="Arial"/>
+        </w:rPr>
+        <w:t xml:space="preserve"> 3 </w:t>
+      </w:r>
+      <w:proofErr w:type="gramStart"/>
+      <w:r>
+        <w:rPr>
+          <w:rFonts w:ascii="Arial" w:hAnsi="Arial" w:cs="Arial"/>
+        </w:rPr>
+        <w:t>( )</w:t>
+      </w:r>
+      <w:proofErr w:type="gramEnd"/>
+      <w:r>
+        <w:rPr>
+          <w:rFonts w:ascii="Arial" w:hAnsi="Arial" w:cs="Arial"/>
+        </w:rPr>
+        <w:t xml:space="preserve"> 4 </w:t>
+      </w:r>
+      <w:proofErr w:type="gramStart"/>
+      <w:r>
+        <w:rPr>
+          <w:rFonts w:ascii="Arial" w:hAnsi="Arial" w:cs="Arial"/>
+        </w:rPr>
+        <w:t>( )</w:t>
+      </w:r>
+      <w:proofErr w:type="gramEnd"/>
+      <w:r>
+        <w:rPr>
+          <w:rFonts w:ascii="Arial" w:hAnsi="Arial" w:cs="Arial"/>
+        </w:rPr>
+        <w:t xml:space="preserve"> 5</w:t>
       </w:r>
     </w:p>
     <w:p>
@@ -50534,7 +53180,77 @@
         <w:rPr>
           <w:rFonts w:ascii="Arial" w:hAnsi="Arial" w:cs="Arial"/>
         </w:rPr>
-        <w:t>Eu imagino que a maioria das pessoas aprenderia a usar este sistema rapidamente. ( ) 1 ( ) 2 ( ) 3 ( ) 4 ( ) 5</w:t>
+        <w:t xml:space="preserve">Eu imagino que a maioria das pessoas aprenderia a usar este sistema rapidamente. </w:t>
+      </w:r>
+      <w:proofErr w:type="gramStart"/>
+      <w:r>
+        <w:rPr>
+          <w:rFonts w:ascii="Arial" w:hAnsi="Arial" w:cs="Arial"/>
+        </w:rPr>
+        <w:t>( )</w:t>
+      </w:r>
+      <w:proofErr w:type="gramEnd"/>
+      <w:r>
+        <w:rPr>
+          <w:rFonts w:ascii="Arial" w:hAnsi="Arial" w:cs="Arial"/>
+        </w:rPr>
+        <w:t xml:space="preserve"> 1 </w:t>
+      </w:r>
+      <w:proofErr w:type="gramStart"/>
+      <w:r>
+        <w:rPr>
+          <w:rFonts w:ascii="Arial" w:hAnsi="Arial" w:cs="Arial"/>
+        </w:rPr>
+        <w:t>( )</w:t>
+      </w:r>
+      <w:proofErr w:type="gramEnd"/>
+      <w:r>
+        <w:rPr>
+          <w:rFonts w:ascii="Arial" w:hAnsi="Arial" w:cs="Arial"/>
+        </w:rPr>
+        <w:t xml:space="preserve"> 2 </w:t>
+      </w:r>
+      <w:proofErr w:type="gramStart"/>
+      <w:r>
+        <w:rPr>
+          <w:rFonts w:ascii="Arial" w:hAnsi="Arial" w:cs="Arial"/>
+        </w:rPr>
+        <w:t>( )</w:t>
+      </w:r>
+      <w:proofErr w:type="gramEnd"/>
+      <w:r>
+        <w:rPr>
+          <w:rFonts w:ascii="Arial" w:hAnsi="Arial" w:cs="Arial"/>
+        </w:rPr>
+        <w:t xml:space="preserve"> 3 </w:t>
+      </w:r>
+      <w:proofErr w:type="gramStart"/>
+      <w:r>
+        <w:rPr>
+          <w:rFonts w:ascii="Arial" w:hAnsi="Arial" w:cs="Arial"/>
+        </w:rPr>
+        <w:t>( )</w:t>
+      </w:r>
+      <w:proofErr w:type="gramEnd"/>
+      <w:r>
+        <w:rPr>
+          <w:rFonts w:ascii="Arial" w:hAnsi="Arial" w:cs="Arial"/>
+        </w:rPr>
+        <w:t xml:space="preserve"> 4 </w:t>
+      </w:r>
+      <w:proofErr w:type="gramStart"/>
+      <w:r>
+        <w:rPr>
+          <w:rFonts w:ascii="Arial" w:hAnsi="Arial" w:cs="Arial"/>
+        </w:rPr>
+        <w:t>( )</w:t>
+      </w:r>
+      <w:proofErr w:type="gramEnd"/>
+      <w:r>
+        <w:rPr>
+          <w:rFonts w:ascii="Arial" w:hAnsi="Arial" w:cs="Arial"/>
+        </w:rPr>
+        <w:t xml:space="preserve"> 5</w:t>
       </w:r>
     </w:p>
     <w:p>
@@ -50554,7 +53270,77 @@
         <w:rPr>
           <w:rFonts w:ascii="Arial" w:hAnsi="Arial" w:cs="Arial"/>
         </w:rPr>
-        <w:t>Eu achei o sistema muito complicado de usar. ( ) 1 ( ) 2 ( ) 3 ( ) 4 ( ) 5</w:t>
+        <w:t xml:space="preserve">Eu achei o sistema muito complicado de usar. </w:t>
+      </w:r>
+      <w:proofErr w:type="gramStart"/>
+      <w:r>
+        <w:rPr>
+          <w:rFonts w:ascii="Arial" w:hAnsi="Arial" w:cs="Arial"/>
+        </w:rPr>
+        <w:t>( )</w:t>
+      </w:r>
+      <w:proofErr w:type="gramEnd"/>
+      <w:r>
+        <w:rPr>
+          <w:rFonts w:ascii="Arial" w:hAnsi="Arial" w:cs="Arial"/>
+        </w:rPr>
+        <w:t xml:space="preserve"> 1 </w:t>
+      </w:r>
+      <w:proofErr w:type="gramStart"/>
+      <w:r>
+        <w:rPr>
+          <w:rFonts w:ascii="Arial" w:hAnsi="Arial" w:cs="Arial"/>
+        </w:rPr>
+        <w:t>( )</w:t>
+      </w:r>
+      <w:proofErr w:type="gramEnd"/>
+      <w:r>
+        <w:rPr>
+          <w:rFonts w:ascii="Arial" w:hAnsi="Arial" w:cs="Arial"/>
+        </w:rPr>
+        <w:t xml:space="preserve"> 2 </w:t>
+      </w:r>
+      <w:proofErr w:type="gramStart"/>
+      <w:r>
+        <w:rPr>
+          <w:rFonts w:ascii="Arial" w:hAnsi="Arial" w:cs="Arial"/>
+        </w:rPr>
+        <w:t>( )</w:t>
+      </w:r>
+      <w:proofErr w:type="gramEnd"/>
+      <w:r>
+        <w:rPr>
+          <w:rFonts w:ascii="Arial" w:hAnsi="Arial" w:cs="Arial"/>
+        </w:rPr>
+        <w:t xml:space="preserve"> 3 </w:t>
+      </w:r>
+      <w:proofErr w:type="gramStart"/>
+      <w:r>
+        <w:rPr>
+          <w:rFonts w:ascii="Arial" w:hAnsi="Arial" w:cs="Arial"/>
+        </w:rPr>
+        <w:t>( )</w:t>
+      </w:r>
+      <w:proofErr w:type="gramEnd"/>
+      <w:r>
+        <w:rPr>
+          <w:rFonts w:ascii="Arial" w:hAnsi="Arial" w:cs="Arial"/>
+        </w:rPr>
+        <w:t xml:space="preserve"> 4 </w:t>
+      </w:r>
+      <w:proofErr w:type="gramStart"/>
+      <w:r>
+        <w:rPr>
+          <w:rFonts w:ascii="Arial" w:hAnsi="Arial" w:cs="Arial"/>
+        </w:rPr>
+        <w:t>( )</w:t>
+      </w:r>
+      <w:proofErr w:type="gramEnd"/>
+      <w:r>
+        <w:rPr>
+          <w:rFonts w:ascii="Arial" w:hAnsi="Arial" w:cs="Arial"/>
+        </w:rPr>
+        <w:t xml:space="preserve"> 5</w:t>
       </w:r>
     </w:p>
     <w:p>
@@ -50574,7 +53360,77 @@
         <w:rPr>
           <w:rFonts w:ascii="Arial" w:hAnsi="Arial" w:cs="Arial"/>
         </w:rPr>
-        <w:t>Eu me senti confiante usando o sistema. ( ) 1 ( ) 2 ( ) 3 ( ) 4 ( ) 5</w:t>
+        <w:t xml:space="preserve">Eu me senti confiante usando o sistema. </w:t>
+      </w:r>
+      <w:proofErr w:type="gramStart"/>
+      <w:r>
+        <w:rPr>
+          <w:rFonts w:ascii="Arial" w:hAnsi="Arial" w:cs="Arial"/>
+        </w:rPr>
+        <w:t>( )</w:t>
+      </w:r>
+      <w:proofErr w:type="gramEnd"/>
+      <w:r>
+        <w:rPr>
+          <w:rFonts w:ascii="Arial" w:hAnsi="Arial" w:cs="Arial"/>
+        </w:rPr>
+        <w:t xml:space="preserve"> 1 </w:t>
+      </w:r>
+      <w:proofErr w:type="gramStart"/>
+      <w:r>
+        <w:rPr>
+          <w:rFonts w:ascii="Arial" w:hAnsi="Arial" w:cs="Arial"/>
+        </w:rPr>
+        <w:t>( )</w:t>
+      </w:r>
+      <w:proofErr w:type="gramEnd"/>
+      <w:r>
+        <w:rPr>
+          <w:rFonts w:ascii="Arial" w:hAnsi="Arial" w:cs="Arial"/>
+        </w:rPr>
+        <w:t xml:space="preserve"> 2 </w:t>
+      </w:r>
+      <w:proofErr w:type="gramStart"/>
+      <w:r>
+        <w:rPr>
+          <w:rFonts w:ascii="Arial" w:hAnsi="Arial" w:cs="Arial"/>
+        </w:rPr>
+        <w:t>( )</w:t>
+      </w:r>
+      <w:proofErr w:type="gramEnd"/>
+      <w:r>
+        <w:rPr>
+          <w:rFonts w:ascii="Arial" w:hAnsi="Arial" w:cs="Arial"/>
+        </w:rPr>
+        <w:t xml:space="preserve"> 3 </w:t>
+      </w:r>
+      <w:proofErr w:type="gramStart"/>
+      <w:r>
+        <w:rPr>
+          <w:rFonts w:ascii="Arial" w:hAnsi="Arial" w:cs="Arial"/>
+        </w:rPr>
+        <w:t>( )</w:t>
+      </w:r>
+      <w:proofErr w:type="gramEnd"/>
+      <w:r>
+        <w:rPr>
+          <w:rFonts w:ascii="Arial" w:hAnsi="Arial" w:cs="Arial"/>
+        </w:rPr>
+        <w:t xml:space="preserve"> 4 </w:t>
+      </w:r>
+      <w:proofErr w:type="gramStart"/>
+      <w:r>
+        <w:rPr>
+          <w:rFonts w:ascii="Arial" w:hAnsi="Arial" w:cs="Arial"/>
+        </w:rPr>
+        <w:t>( )</w:t>
+      </w:r>
+      <w:proofErr w:type="gramEnd"/>
+      <w:r>
+        <w:rPr>
+          <w:rFonts w:ascii="Arial" w:hAnsi="Arial" w:cs="Arial"/>
+        </w:rPr>
+        <w:t xml:space="preserve"> 5</w:t>
       </w:r>
     </w:p>
     <w:p>
@@ -50594,7 +53450,77 @@
         <w:rPr>
           <w:rFonts w:ascii="Arial" w:hAnsi="Arial" w:cs="Arial"/>
         </w:rPr>
-        <w:t>Eu precisei aprender várias coisas antes de conseguir usar este sistema. ( ) 1 ( ) 2 ( ) 3 ( ) 4 ( ) 5</w:t>
+        <w:t xml:space="preserve">Eu precisei aprender várias coisas antes de conseguir usar este sistema. </w:t>
+      </w:r>
+      <w:proofErr w:type="gramStart"/>
+      <w:r>
+        <w:rPr>
+          <w:rFonts w:ascii="Arial" w:hAnsi="Arial" w:cs="Arial"/>
+        </w:rPr>
+        <w:t>( )</w:t>
+      </w:r>
+      <w:proofErr w:type="gramEnd"/>
+      <w:r>
+        <w:rPr>
+          <w:rFonts w:ascii="Arial" w:hAnsi="Arial" w:cs="Arial"/>
+        </w:rPr>
+        <w:t xml:space="preserve"> 1 </w:t>
+      </w:r>
+      <w:proofErr w:type="gramStart"/>
+      <w:r>
+        <w:rPr>
+          <w:rFonts w:ascii="Arial" w:hAnsi="Arial" w:cs="Arial"/>
+        </w:rPr>
+        <w:t>( )</w:t>
+      </w:r>
+      <w:proofErr w:type="gramEnd"/>
+      <w:r>
+        <w:rPr>
+          <w:rFonts w:ascii="Arial" w:hAnsi="Arial" w:cs="Arial"/>
+        </w:rPr>
+        <w:t xml:space="preserve"> 2 </w:t>
+      </w:r>
+      <w:proofErr w:type="gramStart"/>
+      <w:r>
+        <w:rPr>
+          <w:rFonts w:ascii="Arial" w:hAnsi="Arial" w:cs="Arial"/>
+        </w:rPr>
+        <w:t>( )</w:t>
+      </w:r>
+      <w:proofErr w:type="gramEnd"/>
+      <w:r>
+        <w:rPr>
+          <w:rFonts w:ascii="Arial" w:hAnsi="Arial" w:cs="Arial"/>
+        </w:rPr>
+        <w:t xml:space="preserve"> 3 </w:t>
+      </w:r>
+      <w:proofErr w:type="gramStart"/>
+      <w:r>
+        <w:rPr>
+          <w:rFonts w:ascii="Arial" w:hAnsi="Arial" w:cs="Arial"/>
+        </w:rPr>
+        <w:t>( )</w:t>
+      </w:r>
+      <w:proofErr w:type="gramEnd"/>
+      <w:r>
+        <w:rPr>
+          <w:rFonts w:ascii="Arial" w:hAnsi="Arial" w:cs="Arial"/>
+        </w:rPr>
+        <w:t xml:space="preserve"> 4 </w:t>
+      </w:r>
+      <w:proofErr w:type="gramStart"/>
+      <w:r>
+        <w:rPr>
+          <w:rFonts w:ascii="Arial" w:hAnsi="Arial" w:cs="Arial"/>
+        </w:rPr>
+        <w:t>( )</w:t>
+      </w:r>
+      <w:proofErr w:type="gramEnd"/>
+      <w:r>
+        <w:rPr>
+          <w:rFonts w:ascii="Arial" w:hAnsi="Arial" w:cs="Arial"/>
+        </w:rPr>
+        <w:t xml:space="preserve"> 5</w:t>
       </w:r>
     </w:p>
     <w:p>
@@ -50687,11 +53613,159 @@
           <w:rFonts w:ascii="Arial" w:hAnsi="Arial" w:cs="Arial"/>
         </w:rPr>
       </w:pPr>
-      <w:r>
-        <w:rPr>
-          <w:rFonts w:ascii="Arial" w:hAnsi="Arial" w:cs="Arial"/>
-        </w:rPr>
-        <w:t>( ) 0 ( ) 1 ( ) 2 ( ) 3 ( ) 4 ( ) 5 ( ) 6 ( ) 7 ( ) 8 ( ) 9 ( ) 10</w:t>
+      <w:proofErr w:type="gramStart"/>
+      <w:r>
+        <w:rPr>
+          <w:rFonts w:ascii="Arial" w:hAnsi="Arial" w:cs="Arial"/>
+        </w:rPr>
+        <w:t>( )</w:t>
+      </w:r>
+      <w:proofErr w:type="gramEnd"/>
+      <w:r>
+        <w:rPr>
+          <w:rFonts w:ascii="Arial" w:hAnsi="Arial" w:cs="Arial"/>
+        </w:rPr>
+        <w:t xml:space="preserve"> 0 </w:t>
+      </w:r>
+      <w:proofErr w:type="gramStart"/>
+      <w:r>
+        <w:rPr>
+          <w:rFonts w:ascii="Arial" w:hAnsi="Arial" w:cs="Arial"/>
+        </w:rPr>
+        <w:t>( )</w:t>
+      </w:r>
+      <w:proofErr w:type="gramEnd"/>
+      <w:r>
+        <w:rPr>
+          <w:rFonts w:ascii="Arial" w:hAnsi="Arial" w:cs="Arial"/>
+        </w:rPr>
+        <w:t xml:space="preserve"> 1 </w:t>
+      </w:r>
+      <w:proofErr w:type="gramStart"/>
+      <w:r>
+        <w:rPr>
+          <w:rFonts w:ascii="Arial" w:hAnsi="Arial" w:cs="Arial"/>
+        </w:rPr>
+        <w:t>( )</w:t>
+      </w:r>
+      <w:proofErr w:type="gramEnd"/>
+      <w:r>
+        <w:rPr>
+          <w:rFonts w:ascii="Arial" w:hAnsi="Arial" w:cs="Arial"/>
+        </w:rPr>
+        <w:t xml:space="preserve"> 2 </w:t>
+      </w:r>
+      <w:proofErr w:type="gramStart"/>
+      <w:r>
+        <w:rPr>
+          <w:rFonts w:ascii="Arial" w:hAnsi="Arial" w:cs="Arial"/>
+        </w:rPr>
+        <w:t>( )</w:t>
+      </w:r>
+      <w:proofErr w:type="gramEnd"/>
+      <w:r>
+        <w:rPr>
+          <w:rFonts w:ascii="Arial" w:hAnsi="Arial" w:cs="Arial"/>
+        </w:rPr>
+        <w:t xml:space="preserve"> 3 </w:t>
+      </w:r>
+      <w:proofErr w:type="gramStart"/>
+      <w:r>
+        <w:rPr>
+          <w:rFonts w:ascii="Arial" w:hAnsi="Arial" w:cs="Arial"/>
+        </w:rPr>
+        <w:t>( )</w:t>
+      </w:r>
+      <w:proofErr w:type="gramEnd"/>
+      <w:r>
+        <w:rPr>
+          <w:rFonts w:ascii="Arial" w:hAnsi="Arial" w:cs="Arial"/>
+        </w:rPr>
+        <w:t xml:space="preserve"> 4 </w:t>
+      </w:r>
+      <w:proofErr w:type="gramStart"/>
+      <w:r>
+        <w:rPr>
+          <w:rFonts w:ascii="Arial" w:hAnsi="Arial" w:cs="Arial"/>
+        </w:rPr>
+        <w:t>( )</w:t>
+      </w:r>
+      <w:proofErr w:type="gramEnd"/>
+      <w:r>
+        <w:rPr>
+          <w:rFonts w:ascii="Arial" w:hAnsi="Arial" w:cs="Arial"/>
+        </w:rPr>
+        <w:t xml:space="preserve"> 5 </w:t>
+      </w:r>
+      <w:proofErr w:type="gramStart"/>
+      <w:r>
+        <w:rPr>
+          <w:rFonts w:ascii="Arial" w:hAnsi="Arial" w:cs="Arial"/>
+        </w:rPr>
+        <w:t>( )</w:t>
+      </w:r>
+      <w:proofErr w:type="gramEnd"/>
+      <w:r>
+        <w:rPr>
+          <w:rFonts w:ascii="Arial" w:hAnsi="Arial" w:cs="Arial"/>
+        </w:rPr>
+        <w:t xml:space="preserve"> 6 </w:t>
+      </w:r>
+      <w:proofErr w:type="gramStart"/>
+      <w:r>
+        <w:rPr>
+          <w:rFonts w:ascii="Arial" w:hAnsi="Arial" w:cs="Arial"/>
+        </w:rPr>
+        <w:t>( )</w:t>
+      </w:r>
+      <w:proofErr w:type="gramEnd"/>
+      <w:r>
+        <w:rPr>
+          <w:rFonts w:ascii="Arial" w:hAnsi="Arial" w:cs="Arial"/>
+        </w:rPr>
+        <w:t xml:space="preserve"> 7 </w:t>
+      </w:r>
+      <w:proofErr w:type="gramStart"/>
+      <w:r>
+        <w:rPr>
+          <w:rFonts w:ascii="Arial" w:hAnsi="Arial" w:cs="Arial"/>
+        </w:rPr>
+        <w:t>( )</w:t>
+      </w:r>
+      <w:proofErr w:type="gramEnd"/>
+      <w:r>
+        <w:rPr>
+          <w:rFonts w:ascii="Arial" w:hAnsi="Arial" w:cs="Arial"/>
+        </w:rPr>
+        <w:t xml:space="preserve"> 8 </w:t>
+      </w:r>
+      <w:proofErr w:type="gramStart"/>
+      <w:r>
+        <w:rPr>
+          <w:rFonts w:ascii="Arial" w:hAnsi="Arial" w:cs="Arial"/>
+        </w:rPr>
+        <w:t>( )</w:t>
+      </w:r>
+      <w:proofErr w:type="gramEnd"/>
+      <w:r>
+        <w:rPr>
+          <w:rFonts w:ascii="Arial" w:hAnsi="Arial" w:cs="Arial"/>
+        </w:rPr>
+        <w:t xml:space="preserve"> 9 </w:t>
+      </w:r>
+      <w:proofErr w:type="gramStart"/>
+      <w:r>
+        <w:rPr>
+          <w:rFonts w:ascii="Arial" w:hAnsi="Arial" w:cs="Arial"/>
+        </w:rPr>
+        <w:t>( )</w:t>
+      </w:r>
+      <w:proofErr w:type="gramEnd"/>
+      <w:r>
+        <w:rPr>
+          <w:rFonts w:ascii="Arial" w:hAnsi="Arial" w:cs="Arial"/>
+        </w:rPr>
+        <w:t xml:space="preserve"> 10</w:t>
       </w:r>
     </w:p>
     <w:p>
@@ -50857,7 +53931,7 @@
       </w:pPr>
     </w:p>
     <w:sectPr>
-      <w:headerReference w:type="default" r:id="rId24"/>
+      <w:headerReference w:type="default" r:id="rId26"/>
       <w:footnotePr>
         <w:numRestart w:val="eachSect"/>
       </w:footnotePr>
